--- a/05_论文/Q1_感官评分/第一问_论文正文_v1.docx
+++ b/05_论文/Q1_感官评分/第一问_论文正文_v1.docx
@@ -28,6 +28,2615 @@
       </w:pPr>
       <w:r>
         <w:t>附件1与附件4按 beer 字段对齐后，共得到 250 款啤酒、231 项化学与理化特征以及 50 个连续感官目标。输入维数与样本数接近，不同化合物存在共线性，多个感官目标又共享香气、风味与口感结构，因此该问题属于小样本、高维、强共线的多输出回归问题。</w:t>
+      </w:r>
+    </w:p>
+    <w:p>
+      <w:pPr>
+        <w:pStyle w:val="BodyText"/>
+        <w:widowControl/>
+        <w:jc w:val="both"/>
+      </w:pPr>
+      <w:r>
+        <w:t>根据附件3确认 Aroma 与 Flavour 的评分定义和 0—6 等级含义，并以附件4中同名的 50 个全样本标准化属性作为监督信号。最终需为每款啤酒输出 50 维连续感官预测，再给出由训练折经验分布定义的 0—6 相对强度等级；模型性能以折外 R²、MAE、RMSE 和 Spearman 秩相关系数衡量。</w:t>
+      </w:r>
+    </w:p>
+    <w:p>
+      <w:pPr>
+        <w:pStyle w:val="BodyText"/>
+        <w:widowControl/>
+        <w:jc w:val="both"/>
+      </w:pPr>
+      <w:r>
+        <w:t>问题的关键并非追求单次划分上的最高分数，而是在严格隔离验证信息的条件下完成化学—感官映射。其一，附件4是评委内标准化后汇总的连续值，无法从现有附件唯一恢复原始 0—6 平均分；其二，样本涵盖 22 种细分风格且样本量不均，风格信息可能掩盖真正的化学关系；其三，缺陷味和细分香气信号较弱，单一宏平均指标会掩盖局部失败。为此，本文采用“数据口径固化—多类基线对照—非线性多输出建模—重复折外评价”的技术路线。</w:t>
+      </w:r>
+    </w:p>
+    <w:p>
+      <w:pPr>
+        <w:pStyle w:val="Heading2"/>
+        <w:keepNext/>
+      </w:pPr>
+      <w:r>
+        <w:t>问题一模型</w:t>
+      </w:r>
+    </w:p>
+    <w:p>
+      <w:pPr>
+        <w:pStyle w:val="Heading3"/>
+        <w:keepNext/>
+      </w:pPr>
+      <w:r>
+        <w:t>数据口径与预处理</w:t>
+      </w:r>
+    </w:p>
+    <w:p>
+      <w:pPr>
+        <w:pStyle w:val="BodyText"/>
+        <w:widowControl/>
+        <w:jc w:val="both"/>
+      </w:pPr>
+      <w:r>
+        <w:t>在现有数据可支持的范围内，建模依据以下四项假设。</w:t>
+      </w:r>
+    </w:p>
+    <w:p>
+      <w:pPr>
+        <w:pStyle w:val="BodyText"/>
+        <w:widowControl/>
+        <w:jc w:val="both"/>
+      </w:pPr>
+      <w:r>
+        <w:t>假设1：同一化学字段在各样本中采用一致的单位和测量流程。若后续发现跨批次量纲漂移，需先利用质控样本做批次校准。</w:t>
+      </w:r>
+    </w:p>
+    <w:p>
+      <w:pPr>
+        <w:pStyle w:val="BodyText"/>
+        <w:widowControl/>
+        <w:jc w:val="both"/>
+      </w:pPr>
+      <w:r>
+        <w:t>假设2：在缺少酒厂和生产批次标识时，将每款啤酒视为独立观测。若获得同厂或同批信息，应改用分组交叉验证重新评估泛化能力。</w:t>
+      </w:r>
+    </w:p>
+    <w:p>
+      <w:pPr>
+        <w:pStyle w:val="BodyText"/>
+        <w:widowControl/>
+        <w:jc w:val="both"/>
+      </w:pPr>
+      <w:r>
+        <w:t>假设3：给定其他已观测化学特征后，少量缺失不使整个样本失去可用性，且缺失位置可能携带测量流程信息。因此折内中位数填补后保留缺失指示；若缺失由未观测的系统测量故障主导，当前处理仍可能产生偏差。</w:t>
+      </w:r>
+    </w:p>
+    <w:p>
+      <w:pPr>
+        <w:pStyle w:val="BodyText"/>
+        <w:widowControl/>
+        <w:jc w:val="both"/>
+      </w:pPr>
+      <w:r>
+        <w:t>假设4：化学—感官关系在当前商业啤酒样本范围内近似稳定。对新测量平台或完全未见风格，必须重新校准并引入外部验证。样本、目标、缺失、尺度和连接键的核心数据契约见表1。</w:t>
+      </w:r>
+    </w:p>
+    <w:p>
+      <w:pPr>
+        <w:pStyle w:val="BodyText"/>
+        <w:keepNext/>
+        <w:spacing w:before="60" w:after="40"/>
+        <w:ind w:firstLine="0"/>
+        <w:jc w:val="center"/>
+      </w:pPr>
+      <w:r>
+        <w:rPr>
+          <w:rFonts w:ascii="Times New Roman" w:hAnsi="Times New Roman" w:eastAsia="宋体"/>
+          <w:sz w:val="21"/>
+        </w:rPr>
+        <w:t>表1 第一问数据契约与建模口径</w:t>
+      </w:r>
+    </w:p>
+    <w:tbl>
+      <w:tblPr>
+        <w:tblW w:type="auto" w:w="0"/>
+        <w:jc w:val="center"/>
+        <w:tblLayout w:type="fixed"/>
+        <w:tblLook w:firstColumn="1" w:firstRow="1" w:lastColumn="0" w:lastRow="0" w:noHBand="0" w:noVBand="1" w:val="04A0"/>
+      </w:tblPr>
+      <w:tblGrid>
+        <w:gridCol w:w="2211"/>
+        <w:gridCol w:w="2211"/>
+        <w:gridCol w:w="2211"/>
+        <w:gridCol w:w="2211"/>
+      </w:tblGrid>
+      <w:tr>
+        <w:trPr>
+          <w:trHeight w:hRule="atLeast"/>
+          <w:cantSplit/>
+          <w:tblHeader/>
+        </w:trPr>
+        <w:tc>
+          <w:tcPr>
+            <w:tcW w:type="dxa" w:w="1531"/>
+            <w:tcBorders>
+              <w:top w:val="single" w:sz="10" w:color="000000"/>
+              <w:left w:val="nil"/>
+              <w:bottom w:val="single" w:sz="6" w:color="000000"/>
+              <w:right w:val="nil"/>
+              <w:insideH w:val="nil"/>
+              <w:insideV w:val="nil"/>
+            </w:tcBorders>
+            <w:tcMar>
+              <w:top w:w="45" w:type="dxa"/>
+              <w:start w:w="70" w:type="dxa"/>
+              <w:bottom w:w="45" w:type="dxa"/>
+              <w:end w:w="70" w:type="dxa"/>
+            </w:tcMar>
+            <w:vAlign w:val="center"/>
+          </w:tcPr>
+          <w:p>
+            <w:pPr>
+              <w:pStyle w:val="BodyText"/>
+              <w:spacing w:before="30" w:after="30"/>
+              <w:ind w:firstLine="0"/>
+              <w:jc w:val="center"/>
+            </w:pPr>
+            <w:r>
+              <w:rPr>
+                <w:rFonts w:ascii="Times New Roman" w:hAnsi="Times New Roman" w:eastAsia="宋体"/>
+                <w:b/>
+                <w:sz w:val="17"/>
+              </w:rPr>
+              <w:t>项目</w:t>
+            </w:r>
+          </w:p>
+        </w:tc>
+        <w:tc>
+          <w:tcPr>
+            <w:tcW w:type="dxa" w:w="1984"/>
+            <w:tcBorders>
+              <w:top w:val="single" w:sz="10" w:color="000000"/>
+              <w:left w:val="nil"/>
+              <w:bottom w:val="single" w:sz="6" w:color="000000"/>
+              <w:right w:val="nil"/>
+              <w:insideH w:val="nil"/>
+              <w:insideV w:val="nil"/>
+            </w:tcBorders>
+            <w:tcMar>
+              <w:top w:w="45" w:type="dxa"/>
+              <w:start w:w="70" w:type="dxa"/>
+              <w:bottom w:w="45" w:type="dxa"/>
+              <w:end w:w="70" w:type="dxa"/>
+            </w:tcMar>
+            <w:vAlign w:val="center"/>
+          </w:tcPr>
+          <w:p>
+            <w:pPr>
+              <w:pStyle w:val="BodyText"/>
+              <w:spacing w:before="30" w:after="30"/>
+              <w:ind w:firstLine="0"/>
+              <w:jc w:val="center"/>
+            </w:pPr>
+            <w:r>
+              <w:rPr>
+                <w:rFonts w:ascii="Times New Roman" w:hAnsi="Times New Roman" w:eastAsia="宋体"/>
+                <w:b/>
+                <w:sz w:val="17"/>
+              </w:rPr>
+              <w:t>审计结果</w:t>
+            </w:r>
+          </w:p>
+        </w:tc>
+        <w:tc>
+          <w:tcPr>
+            <w:tcW w:type="dxa" w:w="2098"/>
+            <w:tcBorders>
+              <w:top w:val="single" w:sz="10" w:color="000000"/>
+              <w:left w:val="nil"/>
+              <w:bottom w:val="single" w:sz="6" w:color="000000"/>
+              <w:right w:val="nil"/>
+              <w:insideH w:val="nil"/>
+              <w:insideV w:val="nil"/>
+            </w:tcBorders>
+            <w:tcMar>
+              <w:top w:w="45" w:type="dxa"/>
+              <w:start w:w="70" w:type="dxa"/>
+              <w:bottom w:w="45" w:type="dxa"/>
+              <w:end w:w="70" w:type="dxa"/>
+            </w:tcMar>
+            <w:vAlign w:val="center"/>
+          </w:tcPr>
+          <w:p>
+            <w:pPr>
+              <w:pStyle w:val="BodyText"/>
+              <w:spacing w:before="30" w:after="30"/>
+              <w:ind w:firstLine="0"/>
+              <w:jc w:val="center"/>
+            </w:pPr>
+            <w:r>
+              <w:rPr>
+                <w:rFonts w:ascii="Times New Roman" w:hAnsi="Times New Roman" w:eastAsia="宋体"/>
+                <w:b/>
+                <w:sz w:val="17"/>
+              </w:rPr>
+              <w:t>建模处理</w:t>
+            </w:r>
+          </w:p>
+        </w:tc>
+        <w:tc>
+          <w:tcPr>
+            <w:tcW w:type="dxa" w:w="3231"/>
+            <w:tcBorders>
+              <w:top w:val="single" w:sz="10" w:color="000000"/>
+              <w:left w:val="nil"/>
+              <w:bottom w:val="single" w:sz="6" w:color="000000"/>
+              <w:right w:val="nil"/>
+              <w:insideH w:val="nil"/>
+              <w:insideV w:val="nil"/>
+            </w:tcBorders>
+            <w:tcMar>
+              <w:top w:w="45" w:type="dxa"/>
+              <w:start w:w="70" w:type="dxa"/>
+              <w:bottom w:w="45" w:type="dxa"/>
+              <w:end w:w="70" w:type="dxa"/>
+            </w:tcMar>
+            <w:vAlign w:val="center"/>
+          </w:tcPr>
+          <w:p>
+            <w:pPr>
+              <w:pStyle w:val="BodyText"/>
+              <w:spacing w:before="30" w:after="30"/>
+              <w:ind w:firstLine="0"/>
+              <w:jc w:val="center"/>
+            </w:pPr>
+            <w:r>
+              <w:rPr>
+                <w:rFonts w:ascii="Times New Roman" w:hAnsi="Times New Roman" w:eastAsia="宋体"/>
+                <w:b/>
+                <w:sz w:val="17"/>
+              </w:rPr>
+              <w:t>理由</w:t>
+            </w:r>
+          </w:p>
+        </w:tc>
+      </w:tr>
+      <w:tr>
+        <w:trPr>
+          <w:trHeight w:hRule="atLeast"/>
+          <w:cantSplit/>
+        </w:trPr>
+        <w:tc>
+          <w:tcPr>
+            <w:tcW w:type="dxa" w:w="1531"/>
+            <w:tcBorders>
+              <w:left w:val="nil"/>
+              <w:right w:val="nil"/>
+              <w:insideH w:val="nil"/>
+              <w:insideV w:val="nil"/>
+            </w:tcBorders>
+            <w:tcMar>
+              <w:top w:w="45" w:type="dxa"/>
+              <w:start w:w="70" w:type="dxa"/>
+              <w:bottom w:w="45" w:type="dxa"/>
+              <w:end w:w="70" w:type="dxa"/>
+            </w:tcMar>
+            <w:vAlign w:val="center"/>
+          </w:tcPr>
+          <w:p>
+            <w:pPr>
+              <w:pStyle w:val="BodyText"/>
+              <w:spacing w:before="30" w:after="30"/>
+              <w:ind w:firstLine="0"/>
+              <w:jc w:val="center"/>
+            </w:pPr>
+            <w:r>
+              <w:rPr>
+                <w:rFonts w:ascii="Times New Roman" w:hAnsi="Times New Roman" w:eastAsia="宋体"/>
+                <w:b w:val="0"/>
+                <w:sz w:val="17"/>
+              </w:rPr>
+              <w:t>样本与特征</w:t>
+            </w:r>
+          </w:p>
+        </w:tc>
+        <w:tc>
+          <w:tcPr>
+            <w:tcW w:type="dxa" w:w="1984"/>
+            <w:tcBorders>
+              <w:left w:val="nil"/>
+              <w:right w:val="nil"/>
+              <w:insideH w:val="nil"/>
+              <w:insideV w:val="nil"/>
+            </w:tcBorders>
+            <w:tcMar>
+              <w:top w:w="45" w:type="dxa"/>
+              <w:start w:w="70" w:type="dxa"/>
+              <w:bottom w:w="45" w:type="dxa"/>
+              <w:end w:w="70" w:type="dxa"/>
+            </w:tcMar>
+            <w:vAlign w:val="center"/>
+          </w:tcPr>
+          <w:p>
+            <w:pPr>
+              <w:pStyle w:val="BodyText"/>
+              <w:spacing w:before="30" w:after="30"/>
+              <w:ind w:firstLine="0"/>
+              <w:jc w:val="center"/>
+            </w:pPr>
+            <w:r>
+              <w:rPr>
+                <w:rFonts w:ascii="Times New Roman" w:hAnsi="Times New Roman" w:eastAsia="宋体"/>
+                <w:b w:val="0"/>
+                <w:sz w:val="17"/>
+              </w:rPr>
+              <w:t>250款，231特征</w:t>
+            </w:r>
+          </w:p>
+        </w:tc>
+        <w:tc>
+          <w:tcPr>
+            <w:tcW w:type="dxa" w:w="2098"/>
+            <w:tcBorders>
+              <w:left w:val="nil"/>
+              <w:right w:val="nil"/>
+              <w:insideH w:val="nil"/>
+              <w:insideV w:val="nil"/>
+            </w:tcBorders>
+            <w:tcMar>
+              <w:top w:w="45" w:type="dxa"/>
+              <w:start w:w="70" w:type="dxa"/>
+              <w:bottom w:w="45" w:type="dxa"/>
+              <w:end w:w="70" w:type="dxa"/>
+            </w:tcMar>
+            <w:vAlign w:val="center"/>
+          </w:tcPr>
+          <w:p>
+            <w:pPr>
+              <w:pStyle w:val="BodyText"/>
+              <w:spacing w:before="30" w:after="30"/>
+              <w:ind w:firstLine="0"/>
+              <w:jc w:val="center"/>
+            </w:pPr>
+            <w:r>
+              <w:rPr>
+                <w:rFonts w:ascii="Times New Roman" w:hAnsi="Times New Roman" w:eastAsia="宋体"/>
+                <w:b w:val="0"/>
+                <w:sz w:val="17"/>
+              </w:rPr>
+              <w:t>全部保留</w:t>
+            </w:r>
+          </w:p>
+        </w:tc>
+        <w:tc>
+          <w:tcPr>
+            <w:tcW w:type="dxa" w:w="3231"/>
+            <w:tcBorders>
+              <w:left w:val="nil"/>
+              <w:right w:val="nil"/>
+              <w:insideH w:val="nil"/>
+              <w:insideV w:val="nil"/>
+            </w:tcBorders>
+            <w:tcMar>
+              <w:top w:w="45" w:type="dxa"/>
+              <w:start w:w="70" w:type="dxa"/>
+              <w:bottom w:w="45" w:type="dxa"/>
+              <w:end w:w="70" w:type="dxa"/>
+            </w:tcMar>
+            <w:vAlign w:val="center"/>
+          </w:tcPr>
+          <w:p>
+            <w:pPr>
+              <w:pStyle w:val="BodyText"/>
+              <w:spacing w:before="30" w:after="30"/>
+              <w:ind w:firstLine="0"/>
+              <w:jc w:val="center"/>
+            </w:pPr>
+            <w:r>
+              <w:rPr>
+                <w:rFonts w:ascii="Times New Roman" w:hAnsi="Times New Roman" w:eastAsia="宋体"/>
+                <w:b w:val="0"/>
+                <w:sz w:val="17"/>
+              </w:rPr>
+              <w:t>按实际附件而非题面约数</w:t>
+            </w:r>
+          </w:p>
+        </w:tc>
+      </w:tr>
+      <w:tr>
+        <w:trPr>
+          <w:trHeight w:hRule="atLeast"/>
+          <w:cantSplit/>
+        </w:trPr>
+        <w:tc>
+          <w:tcPr>
+            <w:tcW w:type="dxa" w:w="1531"/>
+            <w:tcBorders>
+              <w:left w:val="nil"/>
+              <w:right w:val="nil"/>
+              <w:insideH w:val="nil"/>
+              <w:insideV w:val="nil"/>
+            </w:tcBorders>
+            <w:tcMar>
+              <w:top w:w="45" w:type="dxa"/>
+              <w:start w:w="70" w:type="dxa"/>
+              <w:bottom w:w="45" w:type="dxa"/>
+              <w:end w:w="70" w:type="dxa"/>
+            </w:tcMar>
+            <w:vAlign w:val="center"/>
+          </w:tcPr>
+          <w:p>
+            <w:pPr>
+              <w:pStyle w:val="BodyText"/>
+              <w:spacing w:before="30" w:after="30"/>
+              <w:ind w:firstLine="0"/>
+              <w:jc w:val="center"/>
+            </w:pPr>
+            <w:r>
+              <w:rPr>
+                <w:rFonts w:ascii="Times New Roman" w:hAnsi="Times New Roman" w:eastAsia="宋体"/>
+                <w:b w:val="0"/>
+                <w:sz w:val="17"/>
+              </w:rPr>
+              <w:t>感官目标</w:t>
+            </w:r>
+          </w:p>
+        </w:tc>
+        <w:tc>
+          <w:tcPr>
+            <w:tcW w:type="dxa" w:w="1984"/>
+            <w:tcBorders>
+              <w:left w:val="nil"/>
+              <w:right w:val="nil"/>
+              <w:insideH w:val="nil"/>
+              <w:insideV w:val="nil"/>
+            </w:tcBorders>
+            <w:tcMar>
+              <w:top w:w="45" w:type="dxa"/>
+              <w:start w:w="70" w:type="dxa"/>
+              <w:bottom w:w="45" w:type="dxa"/>
+              <w:end w:w="70" w:type="dxa"/>
+            </w:tcMar>
+            <w:vAlign w:val="center"/>
+          </w:tcPr>
+          <w:p>
+            <w:pPr>
+              <w:pStyle w:val="BodyText"/>
+              <w:spacing w:before="30" w:after="30"/>
+              <w:ind w:firstLine="0"/>
+              <w:jc w:val="center"/>
+            </w:pPr>
+            <w:r>
+              <w:rPr>
+                <w:rFonts w:ascii="Times New Roman" w:hAnsi="Times New Roman" w:eastAsia="宋体"/>
+                <w:b w:val="0"/>
+                <w:sz w:val="17"/>
+              </w:rPr>
+              <w:t>50个连续标准化值</w:t>
+            </w:r>
+          </w:p>
+        </w:tc>
+        <w:tc>
+          <w:tcPr>
+            <w:tcW w:type="dxa" w:w="2098"/>
+            <w:tcBorders>
+              <w:left w:val="nil"/>
+              <w:right w:val="nil"/>
+              <w:insideH w:val="nil"/>
+              <w:insideV w:val="nil"/>
+            </w:tcBorders>
+            <w:tcMar>
+              <w:top w:w="45" w:type="dxa"/>
+              <w:start w:w="70" w:type="dxa"/>
+              <w:bottom w:w="45" w:type="dxa"/>
+              <w:end w:w="70" w:type="dxa"/>
+            </w:tcMar>
+            <w:vAlign w:val="center"/>
+          </w:tcPr>
+          <w:p>
+            <w:pPr>
+              <w:pStyle w:val="BodyText"/>
+              <w:spacing w:before="30" w:after="30"/>
+              <w:ind w:firstLine="0"/>
+              <w:jc w:val="center"/>
+            </w:pPr>
+            <w:r>
+              <w:rPr>
+                <w:rFonts w:ascii="Times New Roman" w:hAnsi="Times New Roman" w:eastAsia="宋体"/>
+                <w:b w:val="0"/>
+                <w:sz w:val="17"/>
+              </w:rPr>
+              <w:t>直接建模</w:t>
+            </w:r>
+          </w:p>
+        </w:tc>
+        <w:tc>
+          <w:tcPr>
+            <w:tcW w:type="dxa" w:w="3231"/>
+            <w:tcBorders>
+              <w:left w:val="nil"/>
+              <w:right w:val="nil"/>
+              <w:insideH w:val="nil"/>
+              <w:insideV w:val="nil"/>
+            </w:tcBorders>
+            <w:tcMar>
+              <w:top w:w="45" w:type="dxa"/>
+              <w:start w:w="70" w:type="dxa"/>
+              <w:bottom w:w="45" w:type="dxa"/>
+              <w:end w:w="70" w:type="dxa"/>
+            </w:tcMar>
+            <w:vAlign w:val="center"/>
+          </w:tcPr>
+          <w:p>
+            <w:pPr>
+              <w:pStyle w:val="BodyText"/>
+              <w:spacing w:before="30" w:after="30"/>
+              <w:ind w:firstLine="0"/>
+              <w:jc w:val="center"/>
+            </w:pPr>
+            <w:r>
+              <w:rPr>
+                <w:rFonts w:ascii="Times New Roman" w:hAnsi="Times New Roman" w:eastAsia="宋体"/>
+                <w:b w:val="0"/>
+                <w:sz w:val="17"/>
+              </w:rPr>
+              <w:t>附件4不是原始0—6评分</w:t>
+            </w:r>
+          </w:p>
+        </w:tc>
+      </w:tr>
+      <w:tr>
+        <w:trPr>
+          <w:trHeight w:hRule="atLeast"/>
+          <w:cantSplit/>
+        </w:trPr>
+        <w:tc>
+          <w:tcPr>
+            <w:tcW w:type="dxa" w:w="1531"/>
+            <w:tcBorders>
+              <w:left w:val="nil"/>
+              <w:right w:val="nil"/>
+              <w:insideH w:val="nil"/>
+              <w:insideV w:val="nil"/>
+            </w:tcBorders>
+            <w:tcMar>
+              <w:top w:w="45" w:type="dxa"/>
+              <w:start w:w="70" w:type="dxa"/>
+              <w:bottom w:w="45" w:type="dxa"/>
+              <w:end w:w="70" w:type="dxa"/>
+            </w:tcMar>
+            <w:vAlign w:val="center"/>
+          </w:tcPr>
+          <w:p>
+            <w:pPr>
+              <w:pStyle w:val="BodyText"/>
+              <w:spacing w:before="30" w:after="30"/>
+              <w:ind w:firstLine="0"/>
+              <w:jc w:val="center"/>
+            </w:pPr>
+            <w:r>
+              <w:rPr>
+                <w:rFonts w:ascii="Times New Roman" w:hAnsi="Times New Roman" w:eastAsia="宋体"/>
+                <w:b w:val="0"/>
+                <w:sz w:val="17"/>
+              </w:rPr>
+              <w:t>细分风格</w:t>
+            </w:r>
+          </w:p>
+        </w:tc>
+        <w:tc>
+          <w:tcPr>
+            <w:tcW w:type="dxa" w:w="1984"/>
+            <w:tcBorders>
+              <w:left w:val="nil"/>
+              <w:right w:val="nil"/>
+              <w:insideH w:val="nil"/>
+              <w:insideV w:val="nil"/>
+            </w:tcBorders>
+            <w:tcMar>
+              <w:top w:w="45" w:type="dxa"/>
+              <w:start w:w="70" w:type="dxa"/>
+              <w:bottom w:w="45" w:type="dxa"/>
+              <w:end w:w="70" w:type="dxa"/>
+            </w:tcMar>
+            <w:vAlign w:val="center"/>
+          </w:tcPr>
+          <w:p>
+            <w:pPr>
+              <w:pStyle w:val="BodyText"/>
+              <w:spacing w:before="30" w:after="30"/>
+              <w:ind w:firstLine="0"/>
+              <w:jc w:val="center"/>
+            </w:pPr>
+            <w:r>
+              <w:rPr>
+                <w:rFonts w:ascii="Times New Roman" w:hAnsi="Times New Roman" w:eastAsia="宋体"/>
+                <w:b w:val="0"/>
+                <w:sz w:val="17"/>
+              </w:rPr>
+              <w:t>22类</w:t>
+            </w:r>
+          </w:p>
+        </w:tc>
+        <w:tc>
+          <w:tcPr>
+            <w:tcW w:type="dxa" w:w="2098"/>
+            <w:tcBorders>
+              <w:left w:val="nil"/>
+              <w:right w:val="nil"/>
+              <w:insideH w:val="nil"/>
+              <w:insideV w:val="nil"/>
+            </w:tcBorders>
+            <w:tcMar>
+              <w:top w:w="45" w:type="dxa"/>
+              <w:start w:w="70" w:type="dxa"/>
+              <w:bottom w:w="45" w:type="dxa"/>
+              <w:end w:w="70" w:type="dxa"/>
+            </w:tcMar>
+            <w:vAlign w:val="center"/>
+          </w:tcPr>
+          <w:p>
+            <w:pPr>
+              <w:pStyle w:val="BodyText"/>
+              <w:spacing w:before="30" w:after="30"/>
+              <w:ind w:firstLine="0"/>
+              <w:jc w:val="center"/>
+            </w:pPr>
+            <w:r>
+              <w:rPr>
+                <w:rFonts w:ascii="Times New Roman" w:hAnsi="Times New Roman" w:eastAsia="宋体"/>
+                <w:b w:val="0"/>
+                <w:sz w:val="17"/>
+              </w:rPr>
+              <w:t>只用于分层与基线</w:t>
+            </w:r>
+          </w:p>
+        </w:tc>
+        <w:tc>
+          <w:tcPr>
+            <w:tcW w:type="dxa" w:w="3231"/>
+            <w:tcBorders>
+              <w:left w:val="nil"/>
+              <w:right w:val="nil"/>
+              <w:insideH w:val="nil"/>
+              <w:insideV w:val="nil"/>
+            </w:tcBorders>
+            <w:tcMar>
+              <w:top w:w="45" w:type="dxa"/>
+              <w:start w:w="70" w:type="dxa"/>
+              <w:bottom w:w="45" w:type="dxa"/>
+              <w:end w:w="70" w:type="dxa"/>
+            </w:tcMar>
+            <w:vAlign w:val="center"/>
+          </w:tcPr>
+          <w:p>
+            <w:pPr>
+              <w:pStyle w:val="BodyText"/>
+              <w:spacing w:before="30" w:after="30"/>
+              <w:ind w:firstLine="0"/>
+              <w:jc w:val="center"/>
+            </w:pPr>
+            <w:r>
+              <w:rPr>
+                <w:rFonts w:ascii="Times New Roman" w:hAnsi="Times New Roman" w:eastAsia="宋体"/>
+                <w:b w:val="0"/>
+                <w:sz w:val="17"/>
+              </w:rPr>
+              <w:t>主模型保持 chemistry-only</w:t>
+            </w:r>
+          </w:p>
+        </w:tc>
+      </w:tr>
+      <w:tr>
+        <w:trPr>
+          <w:trHeight w:hRule="atLeast"/>
+          <w:cantSplit/>
+        </w:trPr>
+        <w:tc>
+          <w:tcPr>
+            <w:tcW w:type="dxa" w:w="1531"/>
+            <w:tcBorders>
+              <w:left w:val="nil"/>
+              <w:right w:val="nil"/>
+              <w:insideH w:val="nil"/>
+              <w:insideV w:val="nil"/>
+            </w:tcBorders>
+            <w:tcMar>
+              <w:top w:w="45" w:type="dxa"/>
+              <w:start w:w="70" w:type="dxa"/>
+              <w:bottom w:w="45" w:type="dxa"/>
+              <w:end w:w="70" w:type="dxa"/>
+            </w:tcMar>
+            <w:vAlign w:val="center"/>
+          </w:tcPr>
+          <w:p>
+            <w:pPr>
+              <w:pStyle w:val="BodyText"/>
+              <w:spacing w:before="30" w:after="30"/>
+              <w:ind w:firstLine="0"/>
+              <w:jc w:val="center"/>
+            </w:pPr>
+            <w:r>
+              <w:rPr>
+                <w:rFonts w:ascii="Times New Roman" w:hAnsi="Times New Roman" w:eastAsia="宋体"/>
+                <w:b w:val="0"/>
+                <w:sz w:val="17"/>
+              </w:rPr>
+              <w:t>缺失</w:t>
+            </w:r>
+          </w:p>
+        </w:tc>
+        <w:tc>
+          <w:tcPr>
+            <w:tcW w:type="dxa" w:w="1984"/>
+            <w:tcBorders>
+              <w:left w:val="nil"/>
+              <w:right w:val="nil"/>
+              <w:insideH w:val="nil"/>
+              <w:insideV w:val="nil"/>
+            </w:tcBorders>
+            <w:tcMar>
+              <w:top w:w="45" w:type="dxa"/>
+              <w:start w:w="70" w:type="dxa"/>
+              <w:bottom w:w="45" w:type="dxa"/>
+              <w:end w:w="70" w:type="dxa"/>
+            </w:tcMar>
+            <w:vAlign w:val="center"/>
+          </w:tcPr>
+          <w:p>
+            <w:pPr>
+              <w:pStyle w:val="BodyText"/>
+              <w:spacing w:before="30" w:after="30"/>
+              <w:ind w:firstLine="0"/>
+              <w:jc w:val="center"/>
+            </w:pPr>
+            <w:r>
+              <w:rPr>
+                <w:rFonts w:ascii="Times New Roman" w:hAnsi="Times New Roman" w:eastAsia="宋体"/>
+                <w:b w:val="0"/>
+                <w:sz w:val="17"/>
+              </w:rPr>
+              <w:t>73个单元，63行，9列</w:t>
+            </w:r>
+          </w:p>
+        </w:tc>
+        <w:tc>
+          <w:tcPr>
+            <w:tcW w:type="dxa" w:w="2098"/>
+            <w:tcBorders>
+              <w:left w:val="nil"/>
+              <w:right w:val="nil"/>
+              <w:insideH w:val="nil"/>
+              <w:insideV w:val="nil"/>
+            </w:tcBorders>
+            <w:tcMar>
+              <w:top w:w="45" w:type="dxa"/>
+              <w:start w:w="70" w:type="dxa"/>
+              <w:bottom w:w="45" w:type="dxa"/>
+              <w:end w:w="70" w:type="dxa"/>
+            </w:tcMar>
+            <w:vAlign w:val="center"/>
+          </w:tcPr>
+          <w:p>
+            <w:pPr>
+              <w:pStyle w:val="BodyText"/>
+              <w:spacing w:before="30" w:after="30"/>
+              <w:ind w:firstLine="0"/>
+              <w:jc w:val="center"/>
+            </w:pPr>
+            <w:r>
+              <w:rPr>
+                <w:rFonts w:ascii="Times New Roman" w:hAnsi="Times New Roman" w:eastAsia="宋体"/>
+                <w:b w:val="0"/>
+                <w:sz w:val="17"/>
+              </w:rPr>
+              <w:t>折内填补+指示</w:t>
+            </w:r>
+          </w:p>
+        </w:tc>
+        <w:tc>
+          <w:tcPr>
+            <w:tcW w:type="dxa" w:w="3231"/>
+            <w:tcBorders>
+              <w:left w:val="nil"/>
+              <w:right w:val="nil"/>
+              <w:insideH w:val="nil"/>
+              <w:insideV w:val="nil"/>
+            </w:tcBorders>
+            <w:tcMar>
+              <w:top w:w="45" w:type="dxa"/>
+              <w:start w:w="70" w:type="dxa"/>
+              <w:bottom w:w="45" w:type="dxa"/>
+              <w:end w:w="70" w:type="dxa"/>
+            </w:tcMar>
+            <w:vAlign w:val="center"/>
+          </w:tcPr>
+          <w:p>
+            <w:pPr>
+              <w:pStyle w:val="BodyText"/>
+              <w:spacing w:before="30" w:after="30"/>
+              <w:ind w:firstLine="0"/>
+              <w:jc w:val="center"/>
+            </w:pPr>
+            <w:r>
+              <w:rPr>
+                <w:rFonts w:ascii="Times New Roman" w:hAnsi="Times New Roman" w:eastAsia="宋体"/>
+                <w:b w:val="0"/>
+                <w:sz w:val="17"/>
+              </w:rPr>
+              <w:t>不删除含缺失样本</w:t>
+            </w:r>
+          </w:p>
+        </w:tc>
+      </w:tr>
+      <w:tr>
+        <w:trPr>
+          <w:trHeight w:hRule="atLeast"/>
+          <w:cantSplit/>
+        </w:trPr>
+        <w:tc>
+          <w:tcPr>
+            <w:tcW w:type="dxa" w:w="1531"/>
+            <w:tcBorders>
+              <w:left w:val="nil"/>
+              <w:right w:val="nil"/>
+              <w:insideH w:val="nil"/>
+              <w:insideV w:val="nil"/>
+            </w:tcBorders>
+            <w:tcMar>
+              <w:top w:w="45" w:type="dxa"/>
+              <w:start w:w="70" w:type="dxa"/>
+              <w:bottom w:w="45" w:type="dxa"/>
+              <w:end w:w="70" w:type="dxa"/>
+            </w:tcMar>
+            <w:vAlign w:val="center"/>
+          </w:tcPr>
+          <w:p>
+            <w:pPr>
+              <w:pStyle w:val="BodyText"/>
+              <w:spacing w:before="30" w:after="30"/>
+              <w:ind w:firstLine="0"/>
+              <w:jc w:val="center"/>
+            </w:pPr>
+            <w:r>
+              <w:rPr>
+                <w:rFonts w:ascii="Times New Roman" w:hAnsi="Times New Roman" w:eastAsia="宋体"/>
+                <w:b w:val="0"/>
+                <w:sz w:val="17"/>
+              </w:rPr>
+              <w:t>log10字段</w:t>
+            </w:r>
+          </w:p>
+        </w:tc>
+        <w:tc>
+          <w:tcPr>
+            <w:tcW w:type="dxa" w:w="1984"/>
+            <w:tcBorders>
+              <w:left w:val="nil"/>
+              <w:right w:val="nil"/>
+              <w:insideH w:val="nil"/>
+              <w:insideV w:val="nil"/>
+            </w:tcBorders>
+            <w:tcMar>
+              <w:top w:w="45" w:type="dxa"/>
+              <w:start w:w="70" w:type="dxa"/>
+              <w:bottom w:w="45" w:type="dxa"/>
+              <w:end w:w="70" w:type="dxa"/>
+            </w:tcMar>
+            <w:vAlign w:val="center"/>
+          </w:tcPr>
+          <w:p>
+            <w:pPr>
+              <w:pStyle w:val="BodyText"/>
+              <w:spacing w:before="30" w:after="30"/>
+              <w:ind w:firstLine="0"/>
+              <w:jc w:val="center"/>
+            </w:pPr>
+            <w:r>
+              <w:rPr>
+                <w:rFonts w:ascii="Times New Roman" w:hAnsi="Times New Roman" w:eastAsia="宋体"/>
+                <w:b w:val="0"/>
+                <w:sz w:val="17"/>
+              </w:rPr>
+              <w:t>37个可核验字段</w:t>
+            </w:r>
+          </w:p>
+        </w:tc>
+        <w:tc>
+          <w:tcPr>
+            <w:tcW w:type="dxa" w:w="2098"/>
+            <w:tcBorders>
+              <w:left w:val="nil"/>
+              <w:right w:val="nil"/>
+              <w:insideH w:val="nil"/>
+              <w:insideV w:val="nil"/>
+            </w:tcBorders>
+            <w:tcMar>
+              <w:top w:w="45" w:type="dxa"/>
+              <w:start w:w="70" w:type="dxa"/>
+              <w:bottom w:w="45" w:type="dxa"/>
+              <w:end w:w="70" w:type="dxa"/>
+            </w:tcMar>
+            <w:vAlign w:val="center"/>
+          </w:tcPr>
+          <w:p>
+            <w:pPr>
+              <w:pStyle w:val="BodyText"/>
+              <w:spacing w:before="30" w:after="30"/>
+              <w:ind w:firstLine="0"/>
+              <w:jc w:val="center"/>
+            </w:pPr>
+            <w:r>
+              <w:rPr>
+                <w:rFonts w:ascii="Times New Roman" w:hAnsi="Times New Roman" w:eastAsia="宋体"/>
+                <w:b w:val="0"/>
+                <w:sz w:val="17"/>
+              </w:rPr>
+              <w:t>保持附件尺度</w:t>
+            </w:r>
+          </w:p>
+        </w:tc>
+        <w:tc>
+          <w:tcPr>
+            <w:tcW w:type="dxa" w:w="3231"/>
+            <w:tcBorders>
+              <w:left w:val="nil"/>
+              <w:right w:val="nil"/>
+              <w:insideH w:val="nil"/>
+              <w:insideV w:val="nil"/>
+            </w:tcBorders>
+            <w:tcMar>
+              <w:top w:w="45" w:type="dxa"/>
+              <w:start w:w="70" w:type="dxa"/>
+              <w:bottom w:w="45" w:type="dxa"/>
+              <w:end w:w="70" w:type="dxa"/>
+            </w:tcMar>
+            <w:vAlign w:val="center"/>
+          </w:tcPr>
+          <w:p>
+            <w:pPr>
+              <w:pStyle w:val="BodyText"/>
+              <w:spacing w:before="30" w:after="30"/>
+              <w:ind w:firstLine="0"/>
+              <w:jc w:val="center"/>
+            </w:pPr>
+            <w:r>
+              <w:rPr>
+                <w:rFonts w:ascii="Times New Roman" w:hAnsi="Times New Roman" w:eastAsia="宋体"/>
+                <w:b w:val="0"/>
+                <w:sz w:val="17"/>
+              </w:rPr>
+              <w:t>负值表示原浓度小于1</w:t>
+            </w:r>
+          </w:p>
+        </w:tc>
+      </w:tr>
+      <w:tr>
+        <w:trPr>
+          <w:trHeight w:hRule="atLeast"/>
+          <w:cantSplit/>
+        </w:trPr>
+        <w:tc>
+          <w:tcPr>
+            <w:tcW w:type="dxa" w:w="1531"/>
+            <w:tcBorders>
+              <w:left w:val="nil"/>
+              <w:bottom w:val="single" w:sz="10" w:color="000000"/>
+              <w:right w:val="nil"/>
+              <w:insideH w:val="nil"/>
+              <w:insideV w:val="nil"/>
+            </w:tcBorders>
+            <w:tcMar>
+              <w:top w:w="45" w:type="dxa"/>
+              <w:start w:w="70" w:type="dxa"/>
+              <w:bottom w:w="45" w:type="dxa"/>
+              <w:end w:w="70" w:type="dxa"/>
+            </w:tcMar>
+            <w:vAlign w:val="center"/>
+          </w:tcPr>
+          <w:p>
+            <w:pPr>
+              <w:pStyle w:val="BodyText"/>
+              <w:spacing w:before="30" w:after="30"/>
+              <w:ind w:firstLine="0"/>
+              <w:jc w:val="center"/>
+            </w:pPr>
+            <w:r>
+              <w:rPr>
+                <w:rFonts w:ascii="Times New Roman" w:hAnsi="Times New Roman" w:eastAsia="宋体"/>
+                <w:b w:val="0"/>
+                <w:sz w:val="17"/>
+              </w:rPr>
+              <w:t>主键</w:t>
+            </w:r>
+          </w:p>
+        </w:tc>
+        <w:tc>
+          <w:tcPr>
+            <w:tcW w:type="dxa" w:w="1984"/>
+            <w:tcBorders>
+              <w:left w:val="nil"/>
+              <w:bottom w:val="single" w:sz="10" w:color="000000"/>
+              <w:right w:val="nil"/>
+              <w:insideH w:val="nil"/>
+              <w:insideV w:val="nil"/>
+            </w:tcBorders>
+            <w:tcMar>
+              <w:top w:w="45" w:type="dxa"/>
+              <w:start w:w="70" w:type="dxa"/>
+              <w:bottom w:w="45" w:type="dxa"/>
+              <w:end w:w="70" w:type="dxa"/>
+            </w:tcMar>
+            <w:vAlign w:val="center"/>
+          </w:tcPr>
+          <w:p>
+            <w:pPr>
+              <w:pStyle w:val="BodyText"/>
+              <w:spacing w:before="30" w:after="30"/>
+              <w:ind w:firstLine="0"/>
+              <w:jc w:val="center"/>
+            </w:pPr>
+            <w:r>
+              <w:rPr>
+                <w:rFonts w:ascii="Times New Roman" w:hAnsi="Times New Roman" w:eastAsia="宋体"/>
+                <w:b w:val="0"/>
+                <w:sz w:val="17"/>
+              </w:rPr>
+              <w:t>beer完整且唯一</w:t>
+            </w:r>
+          </w:p>
+        </w:tc>
+        <w:tc>
+          <w:tcPr>
+            <w:tcW w:type="dxa" w:w="2098"/>
+            <w:tcBorders>
+              <w:left w:val="nil"/>
+              <w:bottom w:val="single" w:sz="10" w:color="000000"/>
+              <w:right w:val="nil"/>
+              <w:insideH w:val="nil"/>
+              <w:insideV w:val="nil"/>
+            </w:tcBorders>
+            <w:tcMar>
+              <w:top w:w="45" w:type="dxa"/>
+              <w:start w:w="70" w:type="dxa"/>
+              <w:bottom w:w="45" w:type="dxa"/>
+              <w:end w:w="70" w:type="dxa"/>
+            </w:tcMar>
+            <w:vAlign w:val="center"/>
+          </w:tcPr>
+          <w:p>
+            <w:pPr>
+              <w:pStyle w:val="BodyText"/>
+              <w:spacing w:before="30" w:after="30"/>
+              <w:ind w:firstLine="0"/>
+              <w:jc w:val="center"/>
+            </w:pPr>
+            <w:r>
+              <w:rPr>
+                <w:rFonts w:ascii="Times New Roman" w:hAnsi="Times New Roman" w:eastAsia="宋体"/>
+                <w:b w:val="0"/>
+                <w:sz w:val="17"/>
+              </w:rPr>
+              <w:t>按beer连接</w:t>
+            </w:r>
+          </w:p>
+        </w:tc>
+        <w:tc>
+          <w:tcPr>
+            <w:tcW w:type="dxa" w:w="3231"/>
+            <w:tcBorders>
+              <w:left w:val="nil"/>
+              <w:bottom w:val="single" w:sz="10" w:color="000000"/>
+              <w:right w:val="nil"/>
+              <w:insideH w:val="nil"/>
+              <w:insideV w:val="nil"/>
+            </w:tcBorders>
+            <w:tcMar>
+              <w:top w:w="45" w:type="dxa"/>
+              <w:start w:w="70" w:type="dxa"/>
+              <w:bottom w:w="45" w:type="dxa"/>
+              <w:end w:w="70" w:type="dxa"/>
+            </w:tcMar>
+            <w:vAlign w:val="center"/>
+          </w:tcPr>
+          <w:p>
+            <w:pPr>
+              <w:pStyle w:val="BodyText"/>
+              <w:spacing w:before="30" w:after="30"/>
+              <w:ind w:firstLine="0"/>
+              <w:jc w:val="center"/>
+            </w:pPr>
+            <w:r>
+              <w:rPr>
+                <w:rFonts w:ascii="Times New Roman" w:hAnsi="Times New Roman" w:eastAsia="宋体"/>
+                <w:b w:val="0"/>
+                <w:sz w:val="17"/>
+              </w:rPr>
+              <w:t>beer_id在附件4有浮点精度损失</w:t>
+            </w:r>
+          </w:p>
+        </w:tc>
+      </w:tr>
+    </w:tbl>
+    <w:p>
+      <w:pPr>
+        <w:pStyle w:val="BodyText"/>
+        <w:widowControl/>
+        <w:jc w:val="both"/>
+      </w:pPr>
+      <w:r>
+        <w:t>预处理的原则是不删除可能代表真实风格差异的极端样本，且任何需估计的统计量只来自当前训练折。附件2的 231 个英文化合物名与附件1字段代码建立了一对一映射，并由附件8的字段代码全量复核，从而保证后续化学解释的字段身份一致。表2列出从读取到输出的处理步骤。</w:t>
+      </w:r>
+    </w:p>
+    <w:p>
+      <w:pPr>
+        <w:pStyle w:val="BodyText"/>
+        <w:keepNext/>
+        <w:spacing w:before="60" w:after="40"/>
+        <w:ind w:firstLine="0"/>
+        <w:jc w:val="center"/>
+      </w:pPr>
+      <w:r>
+        <w:rPr>
+          <w:rFonts w:ascii="Times New Roman" w:hAnsi="Times New Roman" w:eastAsia="宋体"/>
+          <w:sz w:val="21"/>
+        </w:rPr>
+        <w:t>表2 数据预处理步骤及维度变化</w:t>
+      </w:r>
+    </w:p>
+    <w:tbl>
+      <w:tblPr>
+        <w:tblW w:type="auto" w:w="0"/>
+        <w:jc w:val="center"/>
+        <w:tblLayout w:type="fixed"/>
+        <w:tblLook w:firstColumn="1" w:firstRow="1" w:lastColumn="0" w:lastRow="0" w:noHBand="0" w:noVBand="1" w:val="04A0"/>
+      </w:tblPr>
+      <w:tblGrid>
+        <w:gridCol w:w="1769"/>
+        <w:gridCol w:w="1769"/>
+        <w:gridCol w:w="1769"/>
+        <w:gridCol w:w="1769"/>
+        <w:gridCol w:w="1769"/>
+      </w:tblGrid>
+      <w:tr>
+        <w:trPr>
+          <w:trHeight w:hRule="atLeast"/>
+          <w:cantSplit/>
+          <w:tblHeader/>
+        </w:trPr>
+        <w:tc>
+          <w:tcPr>
+            <w:tcW w:type="dxa" w:w="567"/>
+            <w:tcBorders>
+              <w:top w:val="single" w:sz="10" w:color="000000"/>
+              <w:left w:val="nil"/>
+              <w:bottom w:val="single" w:sz="6" w:color="000000"/>
+              <w:right w:val="nil"/>
+              <w:insideH w:val="nil"/>
+              <w:insideV w:val="nil"/>
+            </w:tcBorders>
+            <w:tcMar>
+              <w:top w:w="45" w:type="dxa"/>
+              <w:start w:w="70" w:type="dxa"/>
+              <w:bottom w:w="45" w:type="dxa"/>
+              <w:end w:w="70" w:type="dxa"/>
+            </w:tcMar>
+            <w:vAlign w:val="center"/>
+          </w:tcPr>
+          <w:p>
+            <w:pPr>
+              <w:pStyle w:val="BodyText"/>
+              <w:spacing w:before="30" w:after="30"/>
+              <w:ind w:firstLine="0"/>
+              <w:jc w:val="center"/>
+            </w:pPr>
+            <w:r>
+              <w:rPr>
+                <w:rFonts w:ascii="Times New Roman" w:hAnsi="Times New Roman" w:eastAsia="宋体"/>
+                <w:b/>
+                <w:sz w:val="16"/>
+              </w:rPr>
+              <w:t>步骤</w:t>
+            </w:r>
+          </w:p>
+        </w:tc>
+        <w:tc>
+          <w:tcPr>
+            <w:tcW w:type="dxa" w:w="2381"/>
+            <w:tcBorders>
+              <w:top w:val="single" w:sz="10" w:color="000000"/>
+              <w:left w:val="nil"/>
+              <w:bottom w:val="single" w:sz="6" w:color="000000"/>
+              <w:right w:val="nil"/>
+              <w:insideH w:val="nil"/>
+              <w:insideV w:val="nil"/>
+            </w:tcBorders>
+            <w:tcMar>
+              <w:top w:w="45" w:type="dxa"/>
+              <w:start w:w="70" w:type="dxa"/>
+              <w:bottom w:w="45" w:type="dxa"/>
+              <w:end w:w="70" w:type="dxa"/>
+            </w:tcMar>
+            <w:vAlign w:val="center"/>
+          </w:tcPr>
+          <w:p>
+            <w:pPr>
+              <w:pStyle w:val="BodyText"/>
+              <w:spacing w:before="30" w:after="30"/>
+              <w:ind w:firstLine="0"/>
+              <w:jc w:val="center"/>
+            </w:pPr>
+            <w:r>
+              <w:rPr>
+                <w:rFonts w:ascii="Times New Roman" w:hAnsi="Times New Roman" w:eastAsia="宋体"/>
+                <w:b/>
+                <w:sz w:val="16"/>
+              </w:rPr>
+              <w:t>处理</w:t>
+            </w:r>
+          </w:p>
+        </w:tc>
+        <w:tc>
+          <w:tcPr>
+            <w:tcW w:type="dxa" w:w="1871"/>
+            <w:tcBorders>
+              <w:top w:val="single" w:sz="10" w:color="000000"/>
+              <w:left w:val="nil"/>
+              <w:bottom w:val="single" w:sz="6" w:color="000000"/>
+              <w:right w:val="nil"/>
+              <w:insideH w:val="nil"/>
+              <w:insideV w:val="nil"/>
+            </w:tcBorders>
+            <w:tcMar>
+              <w:top w:w="45" w:type="dxa"/>
+              <w:start w:w="70" w:type="dxa"/>
+              <w:bottom w:w="45" w:type="dxa"/>
+              <w:end w:w="70" w:type="dxa"/>
+            </w:tcMar>
+            <w:vAlign w:val="center"/>
+          </w:tcPr>
+          <w:p>
+            <w:pPr>
+              <w:pStyle w:val="BodyText"/>
+              <w:spacing w:before="30" w:after="30"/>
+              <w:ind w:firstLine="0"/>
+              <w:jc w:val="center"/>
+            </w:pPr>
+            <w:r>
+              <w:rPr>
+                <w:rFonts w:ascii="Times New Roman" w:hAnsi="Times New Roman" w:eastAsia="宋体"/>
+                <w:b/>
+                <w:sz w:val="16"/>
+              </w:rPr>
+              <w:t>处理前后</w:t>
+            </w:r>
+          </w:p>
+        </w:tc>
+        <w:tc>
+          <w:tcPr>
+            <w:tcW w:type="dxa" w:w="1814"/>
+            <w:tcBorders>
+              <w:top w:val="single" w:sz="10" w:color="000000"/>
+              <w:left w:val="nil"/>
+              <w:bottom w:val="single" w:sz="6" w:color="000000"/>
+              <w:right w:val="nil"/>
+              <w:insideH w:val="nil"/>
+              <w:insideV w:val="nil"/>
+            </w:tcBorders>
+            <w:tcMar>
+              <w:top w:w="45" w:type="dxa"/>
+              <w:start w:w="70" w:type="dxa"/>
+              <w:bottom w:w="45" w:type="dxa"/>
+              <w:end w:w="70" w:type="dxa"/>
+            </w:tcMar>
+            <w:vAlign w:val="center"/>
+          </w:tcPr>
+          <w:p>
+            <w:pPr>
+              <w:pStyle w:val="BodyText"/>
+              <w:spacing w:before="30" w:after="30"/>
+              <w:ind w:firstLine="0"/>
+              <w:jc w:val="center"/>
+            </w:pPr>
+            <w:r>
+              <w:rPr>
+                <w:rFonts w:ascii="Times New Roman" w:hAnsi="Times New Roman" w:eastAsia="宋体"/>
+                <w:b/>
+                <w:sz w:val="16"/>
+              </w:rPr>
+              <w:t>作用域</w:t>
+            </w:r>
+          </w:p>
+        </w:tc>
+        <w:tc>
+          <w:tcPr>
+            <w:tcW w:type="dxa" w:w="2211"/>
+            <w:tcBorders>
+              <w:top w:val="single" w:sz="10" w:color="000000"/>
+              <w:left w:val="nil"/>
+              <w:bottom w:val="single" w:sz="6" w:color="000000"/>
+              <w:right w:val="nil"/>
+              <w:insideH w:val="nil"/>
+              <w:insideV w:val="nil"/>
+            </w:tcBorders>
+            <w:tcMar>
+              <w:top w:w="45" w:type="dxa"/>
+              <w:start w:w="70" w:type="dxa"/>
+              <w:bottom w:w="45" w:type="dxa"/>
+              <w:end w:w="70" w:type="dxa"/>
+            </w:tcMar>
+            <w:vAlign w:val="center"/>
+          </w:tcPr>
+          <w:p>
+            <w:pPr>
+              <w:pStyle w:val="BodyText"/>
+              <w:spacing w:before="30" w:after="30"/>
+              <w:ind w:firstLine="0"/>
+              <w:jc w:val="center"/>
+            </w:pPr>
+            <w:r>
+              <w:rPr>
+                <w:rFonts w:ascii="Times New Roman" w:hAnsi="Times New Roman" w:eastAsia="宋体"/>
+                <w:b/>
+                <w:sz w:val="16"/>
+              </w:rPr>
+              <w:t>目的</w:t>
+            </w:r>
+          </w:p>
+        </w:tc>
+      </w:tr>
+      <w:tr>
+        <w:trPr>
+          <w:trHeight w:hRule="atLeast"/>
+          <w:cantSplit/>
+        </w:trPr>
+        <w:tc>
+          <w:tcPr>
+            <w:tcW w:type="dxa" w:w="567"/>
+            <w:tcBorders>
+              <w:left w:val="nil"/>
+              <w:right w:val="nil"/>
+              <w:insideH w:val="nil"/>
+              <w:insideV w:val="nil"/>
+            </w:tcBorders>
+            <w:tcMar>
+              <w:top w:w="45" w:type="dxa"/>
+              <w:start w:w="70" w:type="dxa"/>
+              <w:bottom w:w="45" w:type="dxa"/>
+              <w:end w:w="70" w:type="dxa"/>
+            </w:tcMar>
+            <w:vAlign w:val="center"/>
+          </w:tcPr>
+          <w:p>
+            <w:pPr>
+              <w:pStyle w:val="BodyText"/>
+              <w:spacing w:before="30" w:after="30"/>
+              <w:ind w:firstLine="0"/>
+              <w:jc w:val="center"/>
+            </w:pPr>
+            <w:r>
+              <w:rPr>
+                <w:rFonts w:ascii="Times New Roman" w:hAnsi="Times New Roman" w:eastAsia="宋体"/>
+                <w:b w:val="0"/>
+                <w:sz w:val="16"/>
+              </w:rPr>
+              <w:t>P0</w:t>
+            </w:r>
+          </w:p>
+        </w:tc>
+        <w:tc>
+          <w:tcPr>
+            <w:tcW w:type="dxa" w:w="2381"/>
+            <w:tcBorders>
+              <w:left w:val="nil"/>
+              <w:right w:val="nil"/>
+              <w:insideH w:val="nil"/>
+              <w:insideV w:val="nil"/>
+            </w:tcBorders>
+            <w:tcMar>
+              <w:top w:w="45" w:type="dxa"/>
+              <w:start w:w="70" w:type="dxa"/>
+              <w:bottom w:w="45" w:type="dxa"/>
+              <w:end w:w="70" w:type="dxa"/>
+            </w:tcMar>
+            <w:vAlign w:val="center"/>
+          </w:tcPr>
+          <w:p>
+            <w:pPr>
+              <w:pStyle w:val="BodyText"/>
+              <w:spacing w:before="30" w:after="30"/>
+              <w:ind w:firstLine="0"/>
+              <w:jc w:val="center"/>
+            </w:pPr>
+            <w:r>
+              <w:rPr>
+                <w:rFonts w:ascii="Times New Roman" w:hAnsi="Times New Roman" w:eastAsia="宋体"/>
+                <w:b w:val="0"/>
+                <w:sz w:val="16"/>
+              </w:rPr>
+              <w:t>读取附件1、4并核对类型</w:t>
+            </w:r>
+          </w:p>
+        </w:tc>
+        <w:tc>
+          <w:tcPr>
+            <w:tcW w:type="dxa" w:w="1871"/>
+            <w:tcBorders>
+              <w:left w:val="nil"/>
+              <w:right w:val="nil"/>
+              <w:insideH w:val="nil"/>
+              <w:insideV w:val="nil"/>
+            </w:tcBorders>
+            <w:tcMar>
+              <w:top w:w="45" w:type="dxa"/>
+              <w:start w:w="70" w:type="dxa"/>
+              <w:bottom w:w="45" w:type="dxa"/>
+              <w:end w:w="70" w:type="dxa"/>
+            </w:tcMar>
+            <w:vAlign w:val="center"/>
+          </w:tcPr>
+          <w:p>
+            <w:pPr>
+              <w:pStyle w:val="BodyText"/>
+              <w:spacing w:before="30" w:after="30"/>
+              <w:ind w:firstLine="0"/>
+              <w:jc w:val="center"/>
+            </w:pPr>
+            <w:r>
+              <w:rPr>
+                <w:rFonts w:ascii="Times New Roman" w:hAnsi="Times New Roman" w:eastAsia="宋体"/>
+                <w:b w:val="0"/>
+                <w:sz w:val="16"/>
+              </w:rPr>
+              <w:t>250×234；250×53，不变</w:t>
+            </w:r>
+          </w:p>
+        </w:tc>
+        <w:tc>
+          <w:tcPr>
+            <w:tcW w:type="dxa" w:w="1814"/>
+            <w:tcBorders>
+              <w:left w:val="nil"/>
+              <w:right w:val="nil"/>
+              <w:insideH w:val="nil"/>
+              <w:insideV w:val="nil"/>
+            </w:tcBorders>
+            <w:tcMar>
+              <w:top w:w="45" w:type="dxa"/>
+              <w:start w:w="70" w:type="dxa"/>
+              <w:bottom w:w="45" w:type="dxa"/>
+              <w:end w:w="70" w:type="dxa"/>
+            </w:tcMar>
+            <w:vAlign w:val="center"/>
+          </w:tcPr>
+          <w:p>
+            <w:pPr>
+              <w:pStyle w:val="BodyText"/>
+              <w:spacing w:before="30" w:after="30"/>
+              <w:ind w:firstLine="0"/>
+              <w:jc w:val="center"/>
+            </w:pPr>
+            <w:r>
+              <w:rPr>
+                <w:rFonts w:ascii="Times New Roman" w:hAnsi="Times New Roman" w:eastAsia="宋体"/>
+                <w:b w:val="0"/>
+                <w:sz w:val="16"/>
+              </w:rPr>
+              <w:t>全数据契约</w:t>
+            </w:r>
+          </w:p>
+        </w:tc>
+        <w:tc>
+          <w:tcPr>
+            <w:tcW w:type="dxa" w:w="2211"/>
+            <w:tcBorders>
+              <w:left w:val="nil"/>
+              <w:right w:val="nil"/>
+              <w:insideH w:val="nil"/>
+              <w:insideV w:val="nil"/>
+            </w:tcBorders>
+            <w:tcMar>
+              <w:top w:w="45" w:type="dxa"/>
+              <w:start w:w="70" w:type="dxa"/>
+              <w:bottom w:w="45" w:type="dxa"/>
+              <w:end w:w="70" w:type="dxa"/>
+            </w:tcMar>
+            <w:vAlign w:val="center"/>
+          </w:tcPr>
+          <w:p>
+            <w:pPr>
+              <w:pStyle w:val="BodyText"/>
+              <w:spacing w:before="30" w:after="30"/>
+              <w:ind w:firstLine="0"/>
+              <w:jc w:val="center"/>
+            </w:pPr>
+            <w:r>
+              <w:rPr>
+                <w:rFonts w:ascii="Times New Roman" w:hAnsi="Times New Roman" w:eastAsia="宋体"/>
+                <w:b w:val="0"/>
+                <w:sz w:val="16"/>
+              </w:rPr>
+              <w:t>确定附件规模</w:t>
+            </w:r>
+          </w:p>
+        </w:tc>
+      </w:tr>
+      <w:tr>
+        <w:trPr>
+          <w:trHeight w:hRule="atLeast"/>
+          <w:cantSplit/>
+        </w:trPr>
+        <w:tc>
+          <w:tcPr>
+            <w:tcW w:type="dxa" w:w="567"/>
+            <w:tcBorders>
+              <w:left w:val="nil"/>
+              <w:right w:val="nil"/>
+              <w:insideH w:val="nil"/>
+              <w:insideV w:val="nil"/>
+            </w:tcBorders>
+            <w:tcMar>
+              <w:top w:w="45" w:type="dxa"/>
+              <w:start w:w="70" w:type="dxa"/>
+              <w:bottom w:w="45" w:type="dxa"/>
+              <w:end w:w="70" w:type="dxa"/>
+            </w:tcMar>
+            <w:vAlign w:val="center"/>
+          </w:tcPr>
+          <w:p>
+            <w:pPr>
+              <w:pStyle w:val="BodyText"/>
+              <w:spacing w:before="30" w:after="30"/>
+              <w:ind w:firstLine="0"/>
+              <w:jc w:val="center"/>
+            </w:pPr>
+            <w:r>
+              <w:rPr>
+                <w:rFonts w:ascii="Times New Roman" w:hAnsi="Times New Roman" w:eastAsia="宋体"/>
+                <w:b w:val="0"/>
+                <w:sz w:val="16"/>
+              </w:rPr>
+              <w:t>P1</w:t>
+            </w:r>
+          </w:p>
+        </w:tc>
+        <w:tc>
+          <w:tcPr>
+            <w:tcW w:type="dxa" w:w="2381"/>
+            <w:tcBorders>
+              <w:left w:val="nil"/>
+              <w:right w:val="nil"/>
+              <w:insideH w:val="nil"/>
+              <w:insideV w:val="nil"/>
+            </w:tcBorders>
+            <w:tcMar>
+              <w:top w:w="45" w:type="dxa"/>
+              <w:start w:w="70" w:type="dxa"/>
+              <w:bottom w:w="45" w:type="dxa"/>
+              <w:end w:w="70" w:type="dxa"/>
+            </w:tcMar>
+            <w:vAlign w:val="center"/>
+          </w:tcPr>
+          <w:p>
+            <w:pPr>
+              <w:pStyle w:val="BodyText"/>
+              <w:spacing w:before="30" w:after="30"/>
+              <w:ind w:firstLine="0"/>
+              <w:jc w:val="center"/>
+            </w:pPr>
+            <w:r>
+              <w:rPr>
+                <w:rFonts w:ascii="Times New Roman" w:hAnsi="Times New Roman" w:eastAsia="宋体"/>
+                <w:b w:val="0"/>
+                <w:sz w:val="16"/>
+              </w:rPr>
+              <w:t>按beer一一对齐</w:t>
+            </w:r>
+          </w:p>
+        </w:tc>
+        <w:tc>
+          <w:tcPr>
+            <w:tcW w:type="dxa" w:w="1871"/>
+            <w:tcBorders>
+              <w:left w:val="nil"/>
+              <w:right w:val="nil"/>
+              <w:insideH w:val="nil"/>
+              <w:insideV w:val="nil"/>
+            </w:tcBorders>
+            <w:tcMar>
+              <w:top w:w="45" w:type="dxa"/>
+              <w:start w:w="70" w:type="dxa"/>
+              <w:bottom w:w="45" w:type="dxa"/>
+              <w:end w:w="70" w:type="dxa"/>
+            </w:tcMar>
+            <w:vAlign w:val="center"/>
+          </w:tcPr>
+          <w:p>
+            <w:pPr>
+              <w:pStyle w:val="BodyText"/>
+              <w:spacing w:before="30" w:after="30"/>
+              <w:ind w:firstLine="0"/>
+              <w:jc w:val="center"/>
+            </w:pPr>
+            <w:r>
+              <w:rPr>
+                <w:rFonts w:ascii="Times New Roman" w:hAnsi="Times New Roman" w:eastAsia="宋体"/>
+                <w:b w:val="0"/>
+                <w:sz w:val="16"/>
+              </w:rPr>
+              <w:t>250+250→250</w:t>
+            </w:r>
+          </w:p>
+        </w:tc>
+        <w:tc>
+          <w:tcPr>
+            <w:tcW w:type="dxa" w:w="1814"/>
+            <w:tcBorders>
+              <w:left w:val="nil"/>
+              <w:right w:val="nil"/>
+              <w:insideH w:val="nil"/>
+              <w:insideV w:val="nil"/>
+            </w:tcBorders>
+            <w:tcMar>
+              <w:top w:w="45" w:type="dxa"/>
+              <w:start w:w="70" w:type="dxa"/>
+              <w:bottom w:w="45" w:type="dxa"/>
+              <w:end w:w="70" w:type="dxa"/>
+            </w:tcMar>
+            <w:vAlign w:val="center"/>
+          </w:tcPr>
+          <w:p>
+            <w:pPr>
+              <w:pStyle w:val="BodyText"/>
+              <w:spacing w:before="30" w:after="30"/>
+              <w:ind w:firstLine="0"/>
+              <w:jc w:val="center"/>
+            </w:pPr>
+            <w:r>
+              <w:rPr>
+                <w:rFonts w:ascii="Times New Roman" w:hAnsi="Times New Roman" w:eastAsia="宋体"/>
+                <w:b w:val="0"/>
+                <w:sz w:val="16"/>
+              </w:rPr>
+              <w:t>全数据键约束</w:t>
+            </w:r>
+          </w:p>
+        </w:tc>
+        <w:tc>
+          <w:tcPr>
+            <w:tcW w:type="dxa" w:w="2211"/>
+            <w:tcBorders>
+              <w:left w:val="nil"/>
+              <w:right w:val="nil"/>
+              <w:insideH w:val="nil"/>
+              <w:insideV w:val="nil"/>
+            </w:tcBorders>
+            <w:tcMar>
+              <w:top w:w="45" w:type="dxa"/>
+              <w:start w:w="70" w:type="dxa"/>
+              <w:bottom w:w="45" w:type="dxa"/>
+              <w:end w:w="70" w:type="dxa"/>
+            </w:tcMar>
+            <w:vAlign w:val="center"/>
+          </w:tcPr>
+          <w:p>
+            <w:pPr>
+              <w:pStyle w:val="BodyText"/>
+              <w:spacing w:before="30" w:after="30"/>
+              <w:ind w:firstLine="0"/>
+              <w:jc w:val="center"/>
+            </w:pPr>
+            <w:r>
+              <w:rPr>
+                <w:rFonts w:ascii="Times New Roman" w:hAnsi="Times New Roman" w:eastAsia="宋体"/>
+                <w:b w:val="0"/>
+                <w:sz w:val="16"/>
+              </w:rPr>
+              <w:t>避免beer_id精度问题</w:t>
+            </w:r>
+          </w:p>
+        </w:tc>
+      </w:tr>
+      <w:tr>
+        <w:trPr>
+          <w:trHeight w:hRule="atLeast"/>
+          <w:cantSplit/>
+        </w:trPr>
+        <w:tc>
+          <w:tcPr>
+            <w:tcW w:type="dxa" w:w="567"/>
+            <w:tcBorders>
+              <w:left w:val="nil"/>
+              <w:right w:val="nil"/>
+              <w:insideH w:val="nil"/>
+              <w:insideV w:val="nil"/>
+            </w:tcBorders>
+            <w:tcMar>
+              <w:top w:w="45" w:type="dxa"/>
+              <w:start w:w="70" w:type="dxa"/>
+              <w:bottom w:w="45" w:type="dxa"/>
+              <w:end w:w="70" w:type="dxa"/>
+            </w:tcMar>
+            <w:vAlign w:val="center"/>
+          </w:tcPr>
+          <w:p>
+            <w:pPr>
+              <w:pStyle w:val="BodyText"/>
+              <w:spacing w:before="30" w:after="30"/>
+              <w:ind w:firstLine="0"/>
+              <w:jc w:val="center"/>
+            </w:pPr>
+            <w:r>
+              <w:rPr>
+                <w:rFonts w:ascii="Times New Roman" w:hAnsi="Times New Roman" w:eastAsia="宋体"/>
+                <w:b w:val="0"/>
+                <w:sz w:val="16"/>
+              </w:rPr>
+              <w:t>P2</w:t>
+            </w:r>
+          </w:p>
+        </w:tc>
+        <w:tc>
+          <w:tcPr>
+            <w:tcW w:type="dxa" w:w="2381"/>
+            <w:tcBorders>
+              <w:left w:val="nil"/>
+              <w:right w:val="nil"/>
+              <w:insideH w:val="nil"/>
+              <w:insideV w:val="nil"/>
+            </w:tcBorders>
+            <w:tcMar>
+              <w:top w:w="45" w:type="dxa"/>
+              <w:start w:w="70" w:type="dxa"/>
+              <w:bottom w:w="45" w:type="dxa"/>
+              <w:end w:w="70" w:type="dxa"/>
+            </w:tcMar>
+            <w:vAlign w:val="center"/>
+          </w:tcPr>
+          <w:p>
+            <w:pPr>
+              <w:pStyle w:val="BodyText"/>
+              <w:spacing w:before="30" w:after="30"/>
+              <w:ind w:firstLine="0"/>
+              <w:jc w:val="center"/>
+            </w:pPr>
+            <w:r>
+              <w:rPr>
+                <w:rFonts w:ascii="Times New Roman" w:hAnsi="Times New Roman" w:eastAsia="宋体"/>
+                <w:b w:val="0"/>
+                <w:sz w:val="16"/>
+              </w:rPr>
+              <w:t>移除标识列并拆分X、Y</w:t>
+            </w:r>
+          </w:p>
+        </w:tc>
+        <w:tc>
+          <w:tcPr>
+            <w:tcW w:type="dxa" w:w="1871"/>
+            <w:tcBorders>
+              <w:left w:val="nil"/>
+              <w:right w:val="nil"/>
+              <w:insideH w:val="nil"/>
+              <w:insideV w:val="nil"/>
+            </w:tcBorders>
+            <w:tcMar>
+              <w:top w:w="45" w:type="dxa"/>
+              <w:start w:w="70" w:type="dxa"/>
+              <w:bottom w:w="45" w:type="dxa"/>
+              <w:end w:w="70" w:type="dxa"/>
+            </w:tcMar>
+            <w:vAlign w:val="center"/>
+          </w:tcPr>
+          <w:p>
+            <w:pPr>
+              <w:pStyle w:val="BodyText"/>
+              <w:spacing w:before="30" w:after="30"/>
+              <w:ind w:firstLine="0"/>
+              <w:jc w:val="center"/>
+            </w:pPr>
+            <w:r>
+              <w:rPr>
+                <w:rFonts w:ascii="Times New Roman" w:hAnsi="Times New Roman" w:eastAsia="宋体"/>
+                <w:b w:val="0"/>
+                <w:sz w:val="16"/>
+              </w:rPr>
+              <w:t>250×231；250×50</w:t>
+            </w:r>
+          </w:p>
+        </w:tc>
+        <w:tc>
+          <w:tcPr>
+            <w:tcW w:type="dxa" w:w="1814"/>
+            <w:tcBorders>
+              <w:left w:val="nil"/>
+              <w:right w:val="nil"/>
+              <w:insideH w:val="nil"/>
+              <w:insideV w:val="nil"/>
+            </w:tcBorders>
+            <w:tcMar>
+              <w:top w:w="45" w:type="dxa"/>
+              <w:start w:w="70" w:type="dxa"/>
+              <w:bottom w:w="45" w:type="dxa"/>
+              <w:end w:w="70" w:type="dxa"/>
+            </w:tcMar>
+            <w:vAlign w:val="center"/>
+          </w:tcPr>
+          <w:p>
+            <w:pPr>
+              <w:pStyle w:val="BodyText"/>
+              <w:spacing w:before="30" w:after="30"/>
+              <w:ind w:firstLine="0"/>
+              <w:jc w:val="center"/>
+            </w:pPr>
+            <w:r>
+              <w:rPr>
+                <w:rFonts w:ascii="Times New Roman" w:hAnsi="Times New Roman" w:eastAsia="宋体"/>
+                <w:b w:val="0"/>
+                <w:sz w:val="16"/>
+              </w:rPr>
+              <w:t>字段白名单</w:t>
+            </w:r>
+          </w:p>
+        </w:tc>
+        <w:tc>
+          <w:tcPr>
+            <w:tcW w:type="dxa" w:w="2211"/>
+            <w:tcBorders>
+              <w:left w:val="nil"/>
+              <w:right w:val="nil"/>
+              <w:insideH w:val="nil"/>
+              <w:insideV w:val="nil"/>
+            </w:tcBorders>
+            <w:tcMar>
+              <w:top w:w="45" w:type="dxa"/>
+              <w:start w:w="70" w:type="dxa"/>
+              <w:bottom w:w="45" w:type="dxa"/>
+              <w:end w:w="70" w:type="dxa"/>
+            </w:tcMar>
+            <w:vAlign w:val="center"/>
+          </w:tcPr>
+          <w:p>
+            <w:pPr>
+              <w:pStyle w:val="BodyText"/>
+              <w:spacing w:before="30" w:after="30"/>
+              <w:ind w:firstLine="0"/>
+              <w:jc w:val="center"/>
+            </w:pPr>
+            <w:r>
+              <w:rPr>
+                <w:rFonts w:ascii="Times New Roman" w:hAnsi="Times New Roman" w:eastAsia="宋体"/>
+                <w:b w:val="0"/>
+                <w:sz w:val="16"/>
+              </w:rPr>
+              <w:t>防止标识信息入模</w:t>
+            </w:r>
+          </w:p>
+        </w:tc>
+      </w:tr>
+      <w:tr>
+        <w:trPr>
+          <w:trHeight w:hRule="atLeast"/>
+          <w:cantSplit/>
+        </w:trPr>
+        <w:tc>
+          <w:tcPr>
+            <w:tcW w:type="dxa" w:w="567"/>
+            <w:tcBorders>
+              <w:left w:val="nil"/>
+              <w:right w:val="nil"/>
+              <w:insideH w:val="nil"/>
+              <w:insideV w:val="nil"/>
+            </w:tcBorders>
+            <w:tcMar>
+              <w:top w:w="45" w:type="dxa"/>
+              <w:start w:w="70" w:type="dxa"/>
+              <w:bottom w:w="45" w:type="dxa"/>
+              <w:end w:w="70" w:type="dxa"/>
+            </w:tcMar>
+            <w:vAlign w:val="center"/>
+          </w:tcPr>
+          <w:p>
+            <w:pPr>
+              <w:pStyle w:val="BodyText"/>
+              <w:spacing w:before="30" w:after="30"/>
+              <w:ind w:firstLine="0"/>
+              <w:jc w:val="center"/>
+            </w:pPr>
+            <w:r>
+              <w:rPr>
+                <w:rFonts w:ascii="Times New Roman" w:hAnsi="Times New Roman" w:eastAsia="宋体"/>
+                <w:b w:val="0"/>
+                <w:sz w:val="16"/>
+              </w:rPr>
+              <w:t>P3</w:t>
+            </w:r>
+          </w:p>
+        </w:tc>
+        <w:tc>
+          <w:tcPr>
+            <w:tcW w:type="dxa" w:w="2381"/>
+            <w:tcBorders>
+              <w:left w:val="nil"/>
+              <w:right w:val="nil"/>
+              <w:insideH w:val="nil"/>
+              <w:insideV w:val="nil"/>
+            </w:tcBorders>
+            <w:tcMar>
+              <w:top w:w="45" w:type="dxa"/>
+              <w:start w:w="70" w:type="dxa"/>
+              <w:bottom w:w="45" w:type="dxa"/>
+              <w:end w:w="70" w:type="dxa"/>
+            </w:tcMar>
+            <w:vAlign w:val="center"/>
+          </w:tcPr>
+          <w:p>
+            <w:pPr>
+              <w:pStyle w:val="BodyText"/>
+              <w:spacing w:before="30" w:after="30"/>
+              <w:ind w:firstLine="0"/>
+              <w:jc w:val="center"/>
+            </w:pPr>
+            <w:r>
+              <w:rPr>
+                <w:rFonts w:ascii="Times New Roman" w:hAnsi="Times New Roman" w:eastAsia="宋体"/>
+                <w:b w:val="0"/>
+                <w:sz w:val="16"/>
+              </w:rPr>
+              <w:t>保留附件给定尺度</w:t>
+            </w:r>
+          </w:p>
+        </w:tc>
+        <w:tc>
+          <w:tcPr>
+            <w:tcW w:type="dxa" w:w="1871"/>
+            <w:tcBorders>
+              <w:left w:val="nil"/>
+              <w:right w:val="nil"/>
+              <w:insideH w:val="nil"/>
+              <w:insideV w:val="nil"/>
+            </w:tcBorders>
+            <w:tcMar>
+              <w:top w:w="45" w:type="dxa"/>
+              <w:start w:w="70" w:type="dxa"/>
+              <w:bottom w:w="45" w:type="dxa"/>
+              <w:end w:w="70" w:type="dxa"/>
+            </w:tcMar>
+            <w:vAlign w:val="center"/>
+          </w:tcPr>
+          <w:p>
+            <w:pPr>
+              <w:pStyle w:val="BodyText"/>
+              <w:spacing w:before="30" w:after="30"/>
+              <w:ind w:firstLine="0"/>
+              <w:jc w:val="center"/>
+            </w:pPr>
+            <w:r>
+              <w:rPr>
+                <w:rFonts w:ascii="Times New Roman" w:hAnsi="Times New Roman" w:eastAsia="宋体"/>
+                <w:b w:val="0"/>
+                <w:sz w:val="16"/>
+              </w:rPr>
+              <w:t>X维度不变</w:t>
+            </w:r>
+          </w:p>
+        </w:tc>
+        <w:tc>
+          <w:tcPr>
+            <w:tcW w:type="dxa" w:w="1814"/>
+            <w:tcBorders>
+              <w:left w:val="nil"/>
+              <w:right w:val="nil"/>
+              <w:insideH w:val="nil"/>
+              <w:insideV w:val="nil"/>
+            </w:tcBorders>
+            <w:tcMar>
+              <w:top w:w="45" w:type="dxa"/>
+              <w:start w:w="70" w:type="dxa"/>
+              <w:bottom w:w="45" w:type="dxa"/>
+              <w:end w:w="70" w:type="dxa"/>
+            </w:tcMar>
+            <w:vAlign w:val="center"/>
+          </w:tcPr>
+          <w:p>
+            <w:pPr>
+              <w:pStyle w:val="BodyText"/>
+              <w:spacing w:before="30" w:after="30"/>
+              <w:ind w:firstLine="0"/>
+              <w:jc w:val="center"/>
+            </w:pPr>
+            <w:r>
+              <w:rPr>
+                <w:rFonts w:ascii="Times New Roman" w:hAnsi="Times New Roman" w:eastAsia="宋体"/>
+                <w:b w:val="0"/>
+                <w:sz w:val="16"/>
+              </w:rPr>
+              <w:t>附件8量纲核验</w:t>
+            </w:r>
+          </w:p>
+        </w:tc>
+        <w:tc>
+          <w:tcPr>
+            <w:tcW w:type="dxa" w:w="2211"/>
+            <w:tcBorders>
+              <w:left w:val="nil"/>
+              <w:right w:val="nil"/>
+              <w:insideH w:val="nil"/>
+              <w:insideV w:val="nil"/>
+            </w:tcBorders>
+            <w:tcMar>
+              <w:top w:w="45" w:type="dxa"/>
+              <w:start w:w="70" w:type="dxa"/>
+              <w:bottom w:w="45" w:type="dxa"/>
+              <w:end w:w="70" w:type="dxa"/>
+            </w:tcMar>
+            <w:vAlign w:val="center"/>
+          </w:tcPr>
+          <w:p>
+            <w:pPr>
+              <w:pStyle w:val="BodyText"/>
+              <w:spacing w:before="30" w:after="30"/>
+              <w:ind w:firstLine="0"/>
+              <w:jc w:val="center"/>
+            </w:pPr>
+            <w:r>
+              <w:rPr>
+                <w:rFonts w:ascii="Times New Roman" w:hAnsi="Times New Roman" w:eastAsia="宋体"/>
+                <w:b w:val="0"/>
+                <w:sz w:val="16"/>
+              </w:rPr>
+              <w:t>不对log10字段重复取对数</w:t>
+            </w:r>
+          </w:p>
+        </w:tc>
+      </w:tr>
+      <w:tr>
+        <w:trPr>
+          <w:trHeight w:hRule="atLeast"/>
+          <w:cantSplit/>
+        </w:trPr>
+        <w:tc>
+          <w:tcPr>
+            <w:tcW w:type="dxa" w:w="567"/>
+            <w:tcBorders>
+              <w:left w:val="nil"/>
+              <w:right w:val="nil"/>
+              <w:insideH w:val="nil"/>
+              <w:insideV w:val="nil"/>
+            </w:tcBorders>
+            <w:tcMar>
+              <w:top w:w="45" w:type="dxa"/>
+              <w:start w:w="70" w:type="dxa"/>
+              <w:bottom w:w="45" w:type="dxa"/>
+              <w:end w:w="70" w:type="dxa"/>
+            </w:tcMar>
+            <w:vAlign w:val="center"/>
+          </w:tcPr>
+          <w:p>
+            <w:pPr>
+              <w:pStyle w:val="BodyText"/>
+              <w:spacing w:before="30" w:after="30"/>
+              <w:ind w:firstLine="0"/>
+              <w:jc w:val="center"/>
+            </w:pPr>
+            <w:r>
+              <w:rPr>
+                <w:rFonts w:ascii="Times New Roman" w:hAnsi="Times New Roman" w:eastAsia="宋体"/>
+                <w:b w:val="0"/>
+                <w:sz w:val="16"/>
+              </w:rPr>
+              <w:t>P4</w:t>
+            </w:r>
+          </w:p>
+        </w:tc>
+        <w:tc>
+          <w:tcPr>
+            <w:tcW w:type="dxa" w:w="2381"/>
+            <w:tcBorders>
+              <w:left w:val="nil"/>
+              <w:right w:val="nil"/>
+              <w:insideH w:val="nil"/>
+              <w:insideV w:val="nil"/>
+            </w:tcBorders>
+            <w:tcMar>
+              <w:top w:w="45" w:type="dxa"/>
+              <w:start w:w="70" w:type="dxa"/>
+              <w:bottom w:w="45" w:type="dxa"/>
+              <w:end w:w="70" w:type="dxa"/>
+            </w:tcMar>
+            <w:vAlign w:val="center"/>
+          </w:tcPr>
+          <w:p>
+            <w:pPr>
+              <w:pStyle w:val="BodyText"/>
+              <w:spacing w:before="30" w:after="30"/>
+              <w:ind w:firstLine="0"/>
+              <w:jc w:val="center"/>
+            </w:pPr>
+            <w:r>
+              <w:rPr>
+                <w:rFonts w:ascii="Times New Roman" w:hAnsi="Times New Roman" w:eastAsia="宋体"/>
+                <w:b w:val="0"/>
+                <w:sz w:val="16"/>
+              </w:rPr>
+              <w:t>中位数填补+缺失指示</w:t>
+            </w:r>
+          </w:p>
+        </w:tc>
+        <w:tc>
+          <w:tcPr>
+            <w:tcW w:type="dxa" w:w="1871"/>
+            <w:tcBorders>
+              <w:left w:val="nil"/>
+              <w:right w:val="nil"/>
+              <w:insideH w:val="nil"/>
+              <w:insideV w:val="nil"/>
+            </w:tcBorders>
+            <w:tcMar>
+              <w:top w:w="45" w:type="dxa"/>
+              <w:start w:w="70" w:type="dxa"/>
+              <w:bottom w:w="45" w:type="dxa"/>
+              <w:end w:w="70" w:type="dxa"/>
+            </w:tcMar>
+            <w:vAlign w:val="center"/>
+          </w:tcPr>
+          <w:p>
+            <w:pPr>
+              <w:pStyle w:val="BodyText"/>
+              <w:spacing w:before="30" w:after="30"/>
+              <w:ind w:firstLine="0"/>
+              <w:jc w:val="center"/>
+            </w:pPr>
+            <w:r>
+              <w:rPr>
+                <w:rFonts w:ascii="Times New Roman" w:hAnsi="Times New Roman" w:eastAsia="宋体"/>
+                <w:b w:val="0"/>
+                <w:sz w:val="16"/>
+              </w:rPr>
+              <w:t>231→231+k，0≤k≤9</w:t>
+            </w:r>
+          </w:p>
+        </w:tc>
+        <w:tc>
+          <w:tcPr>
+            <w:tcW w:type="dxa" w:w="1814"/>
+            <w:tcBorders>
+              <w:left w:val="nil"/>
+              <w:right w:val="nil"/>
+              <w:insideH w:val="nil"/>
+              <w:insideV w:val="nil"/>
+            </w:tcBorders>
+            <w:tcMar>
+              <w:top w:w="45" w:type="dxa"/>
+              <w:start w:w="70" w:type="dxa"/>
+              <w:bottom w:w="45" w:type="dxa"/>
+              <w:end w:w="70" w:type="dxa"/>
+            </w:tcMar>
+            <w:vAlign w:val="center"/>
+          </w:tcPr>
+          <w:p>
+            <w:pPr>
+              <w:pStyle w:val="BodyText"/>
+              <w:spacing w:before="30" w:after="30"/>
+              <w:ind w:firstLine="0"/>
+              <w:jc w:val="center"/>
+            </w:pPr>
+            <w:r>
+              <w:rPr>
+                <w:rFonts w:ascii="Times New Roman" w:hAnsi="Times New Roman" w:eastAsia="宋体"/>
+                <w:b w:val="0"/>
+                <w:sz w:val="16"/>
+              </w:rPr>
+              <w:t>每个训练折</w:t>
+            </w:r>
+          </w:p>
+        </w:tc>
+        <w:tc>
+          <w:tcPr>
+            <w:tcW w:type="dxa" w:w="2211"/>
+            <w:tcBorders>
+              <w:left w:val="nil"/>
+              <w:right w:val="nil"/>
+              <w:insideH w:val="nil"/>
+              <w:insideV w:val="nil"/>
+            </w:tcBorders>
+            <w:tcMar>
+              <w:top w:w="45" w:type="dxa"/>
+              <w:start w:w="70" w:type="dxa"/>
+              <w:bottom w:w="45" w:type="dxa"/>
+              <w:end w:w="70" w:type="dxa"/>
+            </w:tcMar>
+            <w:vAlign w:val="center"/>
+          </w:tcPr>
+          <w:p>
+            <w:pPr>
+              <w:pStyle w:val="BodyText"/>
+              <w:spacing w:before="30" w:after="30"/>
+              <w:ind w:firstLine="0"/>
+              <w:jc w:val="center"/>
+            </w:pPr>
+            <w:r>
+              <w:rPr>
+                <w:rFonts w:ascii="Times New Roman" w:hAnsi="Times New Roman" w:eastAsia="宋体"/>
+                <w:b w:val="0"/>
+                <w:sz w:val="16"/>
+              </w:rPr>
+              <w:t>保留样本并防止泄漏</w:t>
+            </w:r>
+          </w:p>
+        </w:tc>
+      </w:tr>
+      <w:tr>
+        <w:trPr>
+          <w:trHeight w:hRule="atLeast"/>
+          <w:cantSplit/>
+        </w:trPr>
+        <w:tc>
+          <w:tcPr>
+            <w:tcW w:type="dxa" w:w="567"/>
+            <w:tcBorders>
+              <w:left w:val="nil"/>
+              <w:right w:val="nil"/>
+              <w:insideH w:val="nil"/>
+              <w:insideV w:val="nil"/>
+            </w:tcBorders>
+            <w:tcMar>
+              <w:top w:w="45" w:type="dxa"/>
+              <w:start w:w="70" w:type="dxa"/>
+              <w:bottom w:w="45" w:type="dxa"/>
+              <w:end w:w="70" w:type="dxa"/>
+            </w:tcMar>
+            <w:vAlign w:val="center"/>
+          </w:tcPr>
+          <w:p>
+            <w:pPr>
+              <w:pStyle w:val="BodyText"/>
+              <w:spacing w:before="30" w:after="30"/>
+              <w:ind w:firstLine="0"/>
+              <w:jc w:val="center"/>
+            </w:pPr>
+            <w:r>
+              <w:rPr>
+                <w:rFonts w:ascii="Times New Roman" w:hAnsi="Times New Roman" w:eastAsia="宋体"/>
+                <w:b w:val="0"/>
+                <w:sz w:val="16"/>
+              </w:rPr>
+              <w:t>P5</w:t>
+            </w:r>
+          </w:p>
+        </w:tc>
+        <w:tc>
+          <w:tcPr>
+            <w:tcW w:type="dxa" w:w="2381"/>
+            <w:tcBorders>
+              <w:left w:val="nil"/>
+              <w:right w:val="nil"/>
+              <w:insideH w:val="nil"/>
+              <w:insideV w:val="nil"/>
+            </w:tcBorders>
+            <w:tcMar>
+              <w:top w:w="45" w:type="dxa"/>
+              <w:start w:w="70" w:type="dxa"/>
+              <w:bottom w:w="45" w:type="dxa"/>
+              <w:end w:w="70" w:type="dxa"/>
+            </w:tcMar>
+            <w:vAlign w:val="center"/>
+          </w:tcPr>
+          <w:p>
+            <w:pPr>
+              <w:pStyle w:val="BodyText"/>
+              <w:spacing w:before="30" w:after="30"/>
+              <w:ind w:firstLine="0"/>
+              <w:jc w:val="center"/>
+            </w:pPr>
+            <w:r>
+              <w:rPr>
+                <w:rFonts w:ascii="Times New Roman" w:hAnsi="Times New Roman" w:eastAsia="宋体"/>
+                <w:b w:val="0"/>
+                <w:sz w:val="16"/>
+              </w:rPr>
+              <w:t>主分析不删样、不全局截尾</w:t>
+            </w:r>
+          </w:p>
+        </w:tc>
+        <w:tc>
+          <w:tcPr>
+            <w:tcW w:type="dxa" w:w="1871"/>
+            <w:tcBorders>
+              <w:left w:val="nil"/>
+              <w:right w:val="nil"/>
+              <w:insideH w:val="nil"/>
+              <w:insideV w:val="nil"/>
+            </w:tcBorders>
+            <w:tcMar>
+              <w:top w:w="45" w:type="dxa"/>
+              <w:start w:w="70" w:type="dxa"/>
+              <w:bottom w:w="45" w:type="dxa"/>
+              <w:end w:w="70" w:type="dxa"/>
+            </w:tcMar>
+            <w:vAlign w:val="center"/>
+          </w:tcPr>
+          <w:p>
+            <w:pPr>
+              <w:pStyle w:val="BodyText"/>
+              <w:spacing w:before="30" w:after="30"/>
+              <w:ind w:firstLine="0"/>
+              <w:jc w:val="center"/>
+            </w:pPr>
+            <w:r>
+              <w:rPr>
+                <w:rFonts w:ascii="Times New Roman" w:hAnsi="Times New Roman" w:eastAsia="宋体"/>
+                <w:b w:val="0"/>
+                <w:sz w:val="16"/>
+              </w:rPr>
+              <w:t>250行不变</w:t>
+            </w:r>
+          </w:p>
+        </w:tc>
+        <w:tc>
+          <w:tcPr>
+            <w:tcW w:type="dxa" w:w="1814"/>
+            <w:tcBorders>
+              <w:left w:val="nil"/>
+              <w:right w:val="nil"/>
+              <w:insideH w:val="nil"/>
+              <w:insideV w:val="nil"/>
+            </w:tcBorders>
+            <w:tcMar>
+              <w:top w:w="45" w:type="dxa"/>
+              <w:start w:w="70" w:type="dxa"/>
+              <w:bottom w:w="45" w:type="dxa"/>
+              <w:end w:w="70" w:type="dxa"/>
+            </w:tcMar>
+            <w:vAlign w:val="center"/>
+          </w:tcPr>
+          <w:p>
+            <w:pPr>
+              <w:pStyle w:val="BodyText"/>
+              <w:spacing w:before="30" w:after="30"/>
+              <w:ind w:firstLine="0"/>
+              <w:jc w:val="center"/>
+            </w:pPr>
+            <w:r>
+              <w:rPr>
+                <w:rFonts w:ascii="Times New Roman" w:hAnsi="Times New Roman" w:eastAsia="宋体"/>
+                <w:b w:val="0"/>
+                <w:sz w:val="16"/>
+              </w:rPr>
+              <w:t>主分析</w:t>
+            </w:r>
+          </w:p>
+        </w:tc>
+        <w:tc>
+          <w:tcPr>
+            <w:tcW w:type="dxa" w:w="2211"/>
+            <w:tcBorders>
+              <w:left w:val="nil"/>
+              <w:right w:val="nil"/>
+              <w:insideH w:val="nil"/>
+              <w:insideV w:val="nil"/>
+            </w:tcBorders>
+            <w:tcMar>
+              <w:top w:w="45" w:type="dxa"/>
+              <w:start w:w="70" w:type="dxa"/>
+              <w:bottom w:w="45" w:type="dxa"/>
+              <w:end w:w="70" w:type="dxa"/>
+            </w:tcMar>
+            <w:vAlign w:val="center"/>
+          </w:tcPr>
+          <w:p>
+            <w:pPr>
+              <w:pStyle w:val="BodyText"/>
+              <w:spacing w:before="30" w:after="30"/>
+              <w:ind w:firstLine="0"/>
+              <w:jc w:val="center"/>
+            </w:pPr>
+            <w:r>
+              <w:rPr>
+                <w:rFonts w:ascii="Times New Roman" w:hAnsi="Times New Roman" w:eastAsia="宋体"/>
+                <w:b w:val="0"/>
+                <w:sz w:val="16"/>
+              </w:rPr>
+              <w:t>保留真实风格差异</w:t>
+            </w:r>
+          </w:p>
+        </w:tc>
+      </w:tr>
+      <w:tr>
+        <w:trPr>
+          <w:trHeight w:hRule="atLeast"/>
+          <w:cantSplit/>
+        </w:trPr>
+        <w:tc>
+          <w:tcPr>
+            <w:tcW w:type="dxa" w:w="567"/>
+            <w:tcBorders>
+              <w:left w:val="nil"/>
+              <w:bottom w:val="single" w:sz="10" w:color="000000"/>
+              <w:right w:val="nil"/>
+              <w:insideH w:val="nil"/>
+              <w:insideV w:val="nil"/>
+            </w:tcBorders>
+            <w:tcMar>
+              <w:top w:w="45" w:type="dxa"/>
+              <w:start w:w="70" w:type="dxa"/>
+              <w:bottom w:w="45" w:type="dxa"/>
+              <w:end w:w="70" w:type="dxa"/>
+            </w:tcMar>
+            <w:vAlign w:val="center"/>
+          </w:tcPr>
+          <w:p>
+            <w:pPr>
+              <w:pStyle w:val="BodyText"/>
+              <w:spacing w:before="30" w:after="30"/>
+              <w:ind w:firstLine="0"/>
+              <w:jc w:val="center"/>
+            </w:pPr>
+            <w:r>
+              <w:rPr>
+                <w:rFonts w:ascii="Times New Roman" w:hAnsi="Times New Roman" w:eastAsia="宋体"/>
+                <w:b w:val="0"/>
+                <w:sz w:val="16"/>
+              </w:rPr>
+              <w:t>P6</w:t>
+            </w:r>
+          </w:p>
+        </w:tc>
+        <w:tc>
+          <w:tcPr>
+            <w:tcW w:type="dxa" w:w="2381"/>
+            <w:tcBorders>
+              <w:left w:val="nil"/>
+              <w:bottom w:val="single" w:sz="10" w:color="000000"/>
+              <w:right w:val="nil"/>
+              <w:insideH w:val="nil"/>
+              <w:insideV w:val="nil"/>
+            </w:tcBorders>
+            <w:tcMar>
+              <w:top w:w="45" w:type="dxa"/>
+              <w:start w:w="70" w:type="dxa"/>
+              <w:bottom w:w="45" w:type="dxa"/>
+              <w:end w:w="70" w:type="dxa"/>
+            </w:tcMar>
+            <w:vAlign w:val="center"/>
+          </w:tcPr>
+          <w:p>
+            <w:pPr>
+              <w:pStyle w:val="BodyText"/>
+              <w:spacing w:before="30" w:after="30"/>
+              <w:ind w:firstLine="0"/>
+              <w:jc w:val="center"/>
+            </w:pPr>
+            <w:r>
+              <w:rPr>
+                <w:rFonts w:ascii="Times New Roman" w:hAnsi="Times New Roman" w:eastAsia="宋体"/>
+                <w:b w:val="0"/>
+                <w:sz w:val="16"/>
+              </w:rPr>
+              <w:t>z尺度建模，折内CDF映射0—6</w:t>
+            </w:r>
+          </w:p>
+        </w:tc>
+        <w:tc>
+          <w:tcPr>
+            <w:tcW w:type="dxa" w:w="1871"/>
+            <w:tcBorders>
+              <w:left w:val="nil"/>
+              <w:bottom w:val="single" w:sz="10" w:color="000000"/>
+              <w:right w:val="nil"/>
+              <w:insideH w:val="nil"/>
+              <w:insideV w:val="nil"/>
+            </w:tcBorders>
+            <w:tcMar>
+              <w:top w:w="45" w:type="dxa"/>
+              <w:start w:w="70" w:type="dxa"/>
+              <w:bottom w:w="45" w:type="dxa"/>
+              <w:end w:w="70" w:type="dxa"/>
+            </w:tcMar>
+            <w:vAlign w:val="center"/>
+          </w:tcPr>
+          <w:p>
+            <w:pPr>
+              <w:pStyle w:val="BodyText"/>
+              <w:spacing w:before="30" w:after="30"/>
+              <w:ind w:firstLine="0"/>
+              <w:jc w:val="center"/>
+            </w:pPr>
+            <w:r>
+              <w:rPr>
+                <w:rFonts w:ascii="Times New Roman" w:hAnsi="Times New Roman" w:eastAsia="宋体"/>
+                <w:b w:val="0"/>
+                <w:sz w:val="16"/>
+              </w:rPr>
+              <w:t>50维z+50维等级</w:t>
+            </w:r>
+          </w:p>
+        </w:tc>
+        <w:tc>
+          <w:tcPr>
+            <w:tcW w:type="dxa" w:w="1814"/>
+            <w:tcBorders>
+              <w:left w:val="nil"/>
+              <w:bottom w:val="single" w:sz="10" w:color="000000"/>
+              <w:right w:val="nil"/>
+              <w:insideH w:val="nil"/>
+              <w:insideV w:val="nil"/>
+            </w:tcBorders>
+            <w:tcMar>
+              <w:top w:w="45" w:type="dxa"/>
+              <w:start w:w="70" w:type="dxa"/>
+              <w:bottom w:w="45" w:type="dxa"/>
+              <w:end w:w="70" w:type="dxa"/>
+            </w:tcMar>
+            <w:vAlign w:val="center"/>
+          </w:tcPr>
+          <w:p>
+            <w:pPr>
+              <w:pStyle w:val="BodyText"/>
+              <w:spacing w:before="30" w:after="30"/>
+              <w:ind w:firstLine="0"/>
+              <w:jc w:val="center"/>
+            </w:pPr>
+            <w:r>
+              <w:rPr>
+                <w:rFonts w:ascii="Times New Roman" w:hAnsi="Times New Roman" w:eastAsia="宋体"/>
+                <w:b w:val="0"/>
+                <w:sz w:val="16"/>
+              </w:rPr>
+              <w:t>每个训练折</w:t>
+            </w:r>
+          </w:p>
+        </w:tc>
+        <w:tc>
+          <w:tcPr>
+            <w:tcW w:type="dxa" w:w="2211"/>
+            <w:tcBorders>
+              <w:left w:val="nil"/>
+              <w:bottom w:val="single" w:sz="10" w:color="000000"/>
+              <w:right w:val="nil"/>
+              <w:insideH w:val="nil"/>
+              <w:insideV w:val="nil"/>
+            </w:tcBorders>
+            <w:tcMar>
+              <w:top w:w="45" w:type="dxa"/>
+              <w:start w:w="70" w:type="dxa"/>
+              <w:bottom w:w="45" w:type="dxa"/>
+              <w:end w:w="70" w:type="dxa"/>
+            </w:tcMar>
+            <w:vAlign w:val="center"/>
+          </w:tcPr>
+          <w:p>
+            <w:pPr>
+              <w:pStyle w:val="BodyText"/>
+              <w:spacing w:before="30" w:after="30"/>
+              <w:ind w:firstLine="0"/>
+              <w:jc w:val="center"/>
+            </w:pPr>
+            <w:r>
+              <w:rPr>
+                <w:rFonts w:ascii="Times New Roman" w:hAnsi="Times New Roman" w:eastAsia="宋体"/>
+                <w:b w:val="0"/>
+                <w:sz w:val="16"/>
+              </w:rPr>
+              <w:t>保证量表映射不窥视验证折</w:t>
+            </w:r>
+          </w:p>
+        </w:tc>
+      </w:tr>
+    </w:tbl>
+    <w:p>
+      <w:pPr>
+        <w:pStyle w:val="Heading3"/>
+        <w:keepNext/>
+      </w:pPr>
+      <w:r>
+        <w:t>模型建立与 0—6 量表映射</w:t>
+      </w:r>
+    </w:p>
+    <w:p>
+      <w:pPr>
+        <w:pStyle w:val="BodyText"/>
+        <w:widowControl/>
+        <w:jc w:val="both"/>
+      </w:pPr>
+      <w:r>
+        <w:t>记第 i 款啤酒的化学特征向量为 x_i，标准化感官向量为 y_i，则多输出预测关系写为</w:t>
       </w:r>
     </w:p>
     <w:tbl>
@@ -200,2546 +2809,7 @@
         <w:jc w:val="both"/>
       </w:pPr>
       <w:r>
-        <w:t>问题的关键并非追求单次划分上的最高分数，而是在严格隔离验证信息的条件下完成化学—感官映射。其一，附件4是评委内标准化后汇总的连续值，无法从现有附件唯一恢复原始 0—6 平均分；其二，样本涵盖 22 种细分风格且样本量不均，风格信息可能掩盖真正的化学关系；其三，缺陷味和细分香气信号较弱，单一宏平均指标会掩盖局部失败。为此，本文采用“数据口径固化—多类基线对照—非线性多输出建模—重复折外评价”的技术路线。</w:t>
-      </w:r>
-    </w:p>
-    <w:p>
-      <w:pPr>
-        <w:pStyle w:val="Heading2"/>
-        <w:keepNext/>
-      </w:pPr>
-      <w:r>
-        <w:t>问题一模型</w:t>
-      </w:r>
-    </w:p>
-    <w:p>
-      <w:pPr>
-        <w:pStyle w:val="Heading3"/>
-        <w:keepNext/>
-      </w:pPr>
-      <w:r>
-        <w:t>数据口径与预处理</w:t>
-      </w:r>
-    </w:p>
-    <w:p>
-      <w:pPr>
-        <w:pStyle w:val="BodyText"/>
-        <w:widowControl/>
-        <w:jc w:val="both"/>
-      </w:pPr>
-      <w:r>
-        <w:t>建模基于以下假设：同一化学字段在所有样本中采用一致的单位和测量流程；在缺少酒厂与批次标识时，将每款啤酒视为一个独立观测；缺失值允许携带信息，故中位数填补后保留缺失指示；化学—感官关系在当前商业啤酒样本范围内近似稳定，结论不直接外推至新测量平台或完全未见的风格。</w:t>
-      </w:r>
-    </w:p>
-    <w:p>
-      <w:pPr>
-        <w:pStyle w:val="BodyText"/>
-        <w:keepNext/>
-        <w:spacing w:before="60" w:after="40"/>
-        <w:ind w:firstLine="0"/>
-        <w:jc w:val="center"/>
-      </w:pPr>
-      <w:r>
-        <w:rPr>
-          <w:rFonts w:ascii="Times New Roman" w:hAnsi="Times New Roman" w:eastAsia="宋体"/>
-          <w:sz w:val="21"/>
-        </w:rPr>
-        <w:t>表1 第一问数据契约与建模口径</w:t>
-      </w:r>
-    </w:p>
-    <w:tbl>
-      <w:tblPr>
-        <w:tblW w:type="auto" w:w="0"/>
-        <w:jc w:val="center"/>
-        <w:tblLayout w:type="fixed"/>
-        <w:tblLook w:firstColumn="1" w:firstRow="1" w:lastColumn="0" w:lastRow="0" w:noHBand="0" w:noVBand="1" w:val="04A0"/>
-      </w:tblPr>
-      <w:tblGrid>
-        <w:gridCol w:w="2211"/>
-        <w:gridCol w:w="2211"/>
-        <w:gridCol w:w="2211"/>
-        <w:gridCol w:w="2211"/>
-      </w:tblGrid>
-      <w:tr>
-        <w:trPr>
-          <w:trHeight w:hRule="atLeast"/>
-          <w:cantSplit/>
-          <w:tblHeader/>
-        </w:trPr>
-        <w:tc>
-          <w:tcPr>
-            <w:tcW w:type="dxa" w:w="1531"/>
-            <w:tcBorders>
-              <w:top w:val="single" w:sz="10" w:color="000000"/>
-              <w:left w:val="nil"/>
-              <w:bottom w:val="single" w:sz="6" w:color="000000"/>
-              <w:right w:val="nil"/>
-              <w:insideH w:val="nil"/>
-              <w:insideV w:val="nil"/>
-            </w:tcBorders>
-            <w:tcMar>
-              <w:top w:w="45" w:type="dxa"/>
-              <w:start w:w="70" w:type="dxa"/>
-              <w:bottom w:w="45" w:type="dxa"/>
-              <w:end w:w="70" w:type="dxa"/>
-            </w:tcMar>
-            <w:vAlign w:val="center"/>
-          </w:tcPr>
-          <w:p>
-            <w:pPr>
-              <w:pStyle w:val="BodyText"/>
-              <w:spacing w:before="30" w:after="30"/>
-              <w:ind w:firstLine="0"/>
-              <w:jc w:val="center"/>
-            </w:pPr>
-            <w:r>
-              <w:rPr>
-                <w:rFonts w:ascii="Times New Roman" w:hAnsi="Times New Roman" w:eastAsia="宋体"/>
-                <w:b/>
-                <w:sz w:val="17"/>
-              </w:rPr>
-              <w:t>项目</w:t>
-            </w:r>
-          </w:p>
-        </w:tc>
-        <w:tc>
-          <w:tcPr>
-            <w:tcW w:type="dxa" w:w="1984"/>
-            <w:tcBorders>
-              <w:top w:val="single" w:sz="10" w:color="000000"/>
-              <w:left w:val="nil"/>
-              <w:bottom w:val="single" w:sz="6" w:color="000000"/>
-              <w:right w:val="nil"/>
-              <w:insideH w:val="nil"/>
-              <w:insideV w:val="nil"/>
-            </w:tcBorders>
-            <w:tcMar>
-              <w:top w:w="45" w:type="dxa"/>
-              <w:start w:w="70" w:type="dxa"/>
-              <w:bottom w:w="45" w:type="dxa"/>
-              <w:end w:w="70" w:type="dxa"/>
-            </w:tcMar>
-            <w:vAlign w:val="center"/>
-          </w:tcPr>
-          <w:p>
-            <w:pPr>
-              <w:pStyle w:val="BodyText"/>
-              <w:spacing w:before="30" w:after="30"/>
-              <w:ind w:firstLine="0"/>
-              <w:jc w:val="center"/>
-            </w:pPr>
-            <w:r>
-              <w:rPr>
-                <w:rFonts w:ascii="Times New Roman" w:hAnsi="Times New Roman" w:eastAsia="宋体"/>
-                <w:b/>
-                <w:sz w:val="17"/>
-              </w:rPr>
-              <w:t>审计结果</w:t>
-            </w:r>
-          </w:p>
-        </w:tc>
-        <w:tc>
-          <w:tcPr>
-            <w:tcW w:type="dxa" w:w="2098"/>
-            <w:tcBorders>
-              <w:top w:val="single" w:sz="10" w:color="000000"/>
-              <w:left w:val="nil"/>
-              <w:bottom w:val="single" w:sz="6" w:color="000000"/>
-              <w:right w:val="nil"/>
-              <w:insideH w:val="nil"/>
-              <w:insideV w:val="nil"/>
-            </w:tcBorders>
-            <w:tcMar>
-              <w:top w:w="45" w:type="dxa"/>
-              <w:start w:w="70" w:type="dxa"/>
-              <w:bottom w:w="45" w:type="dxa"/>
-              <w:end w:w="70" w:type="dxa"/>
-            </w:tcMar>
-            <w:vAlign w:val="center"/>
-          </w:tcPr>
-          <w:p>
-            <w:pPr>
-              <w:pStyle w:val="BodyText"/>
-              <w:spacing w:before="30" w:after="30"/>
-              <w:ind w:firstLine="0"/>
-              <w:jc w:val="center"/>
-            </w:pPr>
-            <w:r>
-              <w:rPr>
-                <w:rFonts w:ascii="Times New Roman" w:hAnsi="Times New Roman" w:eastAsia="宋体"/>
-                <w:b/>
-                <w:sz w:val="17"/>
-              </w:rPr>
-              <w:t>建模处理</w:t>
-            </w:r>
-          </w:p>
-        </w:tc>
-        <w:tc>
-          <w:tcPr>
-            <w:tcW w:type="dxa" w:w="3231"/>
-            <w:tcBorders>
-              <w:top w:val="single" w:sz="10" w:color="000000"/>
-              <w:left w:val="nil"/>
-              <w:bottom w:val="single" w:sz="6" w:color="000000"/>
-              <w:right w:val="nil"/>
-              <w:insideH w:val="nil"/>
-              <w:insideV w:val="nil"/>
-            </w:tcBorders>
-            <w:tcMar>
-              <w:top w:w="45" w:type="dxa"/>
-              <w:start w:w="70" w:type="dxa"/>
-              <w:bottom w:w="45" w:type="dxa"/>
-              <w:end w:w="70" w:type="dxa"/>
-            </w:tcMar>
-            <w:vAlign w:val="center"/>
-          </w:tcPr>
-          <w:p>
-            <w:pPr>
-              <w:pStyle w:val="BodyText"/>
-              <w:spacing w:before="30" w:after="30"/>
-              <w:ind w:firstLine="0"/>
-              <w:jc w:val="center"/>
-            </w:pPr>
-            <w:r>
-              <w:rPr>
-                <w:rFonts w:ascii="Times New Roman" w:hAnsi="Times New Roman" w:eastAsia="宋体"/>
-                <w:b/>
-                <w:sz w:val="17"/>
-              </w:rPr>
-              <w:t>理由</w:t>
-            </w:r>
-          </w:p>
-        </w:tc>
-      </w:tr>
-      <w:tr>
-        <w:trPr>
-          <w:trHeight w:hRule="atLeast"/>
-          <w:cantSplit/>
-        </w:trPr>
-        <w:tc>
-          <w:tcPr>
-            <w:tcW w:type="dxa" w:w="1531"/>
-            <w:tcBorders>
-              <w:left w:val="nil"/>
-              <w:right w:val="nil"/>
-              <w:insideH w:val="nil"/>
-              <w:insideV w:val="nil"/>
-            </w:tcBorders>
-            <w:tcMar>
-              <w:top w:w="45" w:type="dxa"/>
-              <w:start w:w="70" w:type="dxa"/>
-              <w:bottom w:w="45" w:type="dxa"/>
-              <w:end w:w="70" w:type="dxa"/>
-            </w:tcMar>
-            <w:vAlign w:val="center"/>
-          </w:tcPr>
-          <w:p>
-            <w:pPr>
-              <w:pStyle w:val="BodyText"/>
-              <w:spacing w:before="30" w:after="30"/>
-              <w:ind w:firstLine="0"/>
-              <w:jc w:val="center"/>
-            </w:pPr>
-            <w:r>
-              <w:rPr>
-                <w:rFonts w:ascii="Times New Roman" w:hAnsi="Times New Roman" w:eastAsia="宋体"/>
-                <w:b w:val="0"/>
-                <w:sz w:val="17"/>
-              </w:rPr>
-              <w:t>样本与特征</w:t>
-            </w:r>
-          </w:p>
-        </w:tc>
-        <w:tc>
-          <w:tcPr>
-            <w:tcW w:type="dxa" w:w="1984"/>
-            <w:tcBorders>
-              <w:left w:val="nil"/>
-              <w:right w:val="nil"/>
-              <w:insideH w:val="nil"/>
-              <w:insideV w:val="nil"/>
-            </w:tcBorders>
-            <w:tcMar>
-              <w:top w:w="45" w:type="dxa"/>
-              <w:start w:w="70" w:type="dxa"/>
-              <w:bottom w:w="45" w:type="dxa"/>
-              <w:end w:w="70" w:type="dxa"/>
-            </w:tcMar>
-            <w:vAlign w:val="center"/>
-          </w:tcPr>
-          <w:p>
-            <w:pPr>
-              <w:pStyle w:val="BodyText"/>
-              <w:spacing w:before="30" w:after="30"/>
-              <w:ind w:firstLine="0"/>
-              <w:jc w:val="center"/>
-            </w:pPr>
-            <w:r>
-              <w:rPr>
-                <w:rFonts w:ascii="Times New Roman" w:hAnsi="Times New Roman" w:eastAsia="宋体"/>
-                <w:b w:val="0"/>
-                <w:sz w:val="17"/>
-              </w:rPr>
-              <w:t>250款，231特征</w:t>
-            </w:r>
-          </w:p>
-        </w:tc>
-        <w:tc>
-          <w:tcPr>
-            <w:tcW w:type="dxa" w:w="2098"/>
-            <w:tcBorders>
-              <w:left w:val="nil"/>
-              <w:right w:val="nil"/>
-              <w:insideH w:val="nil"/>
-              <w:insideV w:val="nil"/>
-            </w:tcBorders>
-            <w:tcMar>
-              <w:top w:w="45" w:type="dxa"/>
-              <w:start w:w="70" w:type="dxa"/>
-              <w:bottom w:w="45" w:type="dxa"/>
-              <w:end w:w="70" w:type="dxa"/>
-            </w:tcMar>
-            <w:vAlign w:val="center"/>
-          </w:tcPr>
-          <w:p>
-            <w:pPr>
-              <w:pStyle w:val="BodyText"/>
-              <w:spacing w:before="30" w:after="30"/>
-              <w:ind w:firstLine="0"/>
-              <w:jc w:val="center"/>
-            </w:pPr>
-            <w:r>
-              <w:rPr>
-                <w:rFonts w:ascii="Times New Roman" w:hAnsi="Times New Roman" w:eastAsia="宋体"/>
-                <w:b w:val="0"/>
-                <w:sz w:val="17"/>
-              </w:rPr>
-              <w:t>全部保留</w:t>
-            </w:r>
-          </w:p>
-        </w:tc>
-        <w:tc>
-          <w:tcPr>
-            <w:tcW w:type="dxa" w:w="3231"/>
-            <w:tcBorders>
-              <w:left w:val="nil"/>
-              <w:right w:val="nil"/>
-              <w:insideH w:val="nil"/>
-              <w:insideV w:val="nil"/>
-            </w:tcBorders>
-            <w:tcMar>
-              <w:top w:w="45" w:type="dxa"/>
-              <w:start w:w="70" w:type="dxa"/>
-              <w:bottom w:w="45" w:type="dxa"/>
-              <w:end w:w="70" w:type="dxa"/>
-            </w:tcMar>
-            <w:vAlign w:val="center"/>
-          </w:tcPr>
-          <w:p>
-            <w:pPr>
-              <w:pStyle w:val="BodyText"/>
-              <w:spacing w:before="30" w:after="30"/>
-              <w:ind w:firstLine="0"/>
-              <w:jc w:val="center"/>
-            </w:pPr>
-            <w:r>
-              <w:rPr>
-                <w:rFonts w:ascii="Times New Roman" w:hAnsi="Times New Roman" w:eastAsia="宋体"/>
-                <w:b w:val="0"/>
-                <w:sz w:val="17"/>
-              </w:rPr>
-              <w:t>按实际附件而非题面约数</w:t>
-            </w:r>
-          </w:p>
-        </w:tc>
-      </w:tr>
-      <w:tr>
-        <w:trPr>
-          <w:trHeight w:hRule="atLeast"/>
-          <w:cantSplit/>
-        </w:trPr>
-        <w:tc>
-          <w:tcPr>
-            <w:tcW w:type="dxa" w:w="1531"/>
-            <w:tcBorders>
-              <w:left w:val="nil"/>
-              <w:right w:val="nil"/>
-              <w:insideH w:val="nil"/>
-              <w:insideV w:val="nil"/>
-            </w:tcBorders>
-            <w:tcMar>
-              <w:top w:w="45" w:type="dxa"/>
-              <w:start w:w="70" w:type="dxa"/>
-              <w:bottom w:w="45" w:type="dxa"/>
-              <w:end w:w="70" w:type="dxa"/>
-            </w:tcMar>
-            <w:vAlign w:val="center"/>
-          </w:tcPr>
-          <w:p>
-            <w:pPr>
-              <w:pStyle w:val="BodyText"/>
-              <w:spacing w:before="30" w:after="30"/>
-              <w:ind w:firstLine="0"/>
-              <w:jc w:val="center"/>
-            </w:pPr>
-            <w:r>
-              <w:rPr>
-                <w:rFonts w:ascii="Times New Roman" w:hAnsi="Times New Roman" w:eastAsia="宋体"/>
-                <w:b w:val="0"/>
-                <w:sz w:val="17"/>
-              </w:rPr>
-              <w:t>感官目标</w:t>
-            </w:r>
-          </w:p>
-        </w:tc>
-        <w:tc>
-          <w:tcPr>
-            <w:tcW w:type="dxa" w:w="1984"/>
-            <w:tcBorders>
-              <w:left w:val="nil"/>
-              <w:right w:val="nil"/>
-              <w:insideH w:val="nil"/>
-              <w:insideV w:val="nil"/>
-            </w:tcBorders>
-            <w:tcMar>
-              <w:top w:w="45" w:type="dxa"/>
-              <w:start w:w="70" w:type="dxa"/>
-              <w:bottom w:w="45" w:type="dxa"/>
-              <w:end w:w="70" w:type="dxa"/>
-            </w:tcMar>
-            <w:vAlign w:val="center"/>
-          </w:tcPr>
-          <w:p>
-            <w:pPr>
-              <w:pStyle w:val="BodyText"/>
-              <w:spacing w:before="30" w:after="30"/>
-              <w:ind w:firstLine="0"/>
-              <w:jc w:val="center"/>
-            </w:pPr>
-            <w:r>
-              <w:rPr>
-                <w:rFonts w:ascii="Times New Roman" w:hAnsi="Times New Roman" w:eastAsia="宋体"/>
-                <w:b w:val="0"/>
-                <w:sz w:val="17"/>
-              </w:rPr>
-              <w:t>50个连续标准化值</w:t>
-            </w:r>
-          </w:p>
-        </w:tc>
-        <w:tc>
-          <w:tcPr>
-            <w:tcW w:type="dxa" w:w="2098"/>
-            <w:tcBorders>
-              <w:left w:val="nil"/>
-              <w:right w:val="nil"/>
-              <w:insideH w:val="nil"/>
-              <w:insideV w:val="nil"/>
-            </w:tcBorders>
-            <w:tcMar>
-              <w:top w:w="45" w:type="dxa"/>
-              <w:start w:w="70" w:type="dxa"/>
-              <w:bottom w:w="45" w:type="dxa"/>
-              <w:end w:w="70" w:type="dxa"/>
-            </w:tcMar>
-            <w:vAlign w:val="center"/>
-          </w:tcPr>
-          <w:p>
-            <w:pPr>
-              <w:pStyle w:val="BodyText"/>
-              <w:spacing w:before="30" w:after="30"/>
-              <w:ind w:firstLine="0"/>
-              <w:jc w:val="center"/>
-            </w:pPr>
-            <w:r>
-              <w:rPr>
-                <w:rFonts w:ascii="Times New Roman" w:hAnsi="Times New Roman" w:eastAsia="宋体"/>
-                <w:b w:val="0"/>
-                <w:sz w:val="17"/>
-              </w:rPr>
-              <w:t>直接建模</w:t>
-            </w:r>
-          </w:p>
-        </w:tc>
-        <w:tc>
-          <w:tcPr>
-            <w:tcW w:type="dxa" w:w="3231"/>
-            <w:tcBorders>
-              <w:left w:val="nil"/>
-              <w:right w:val="nil"/>
-              <w:insideH w:val="nil"/>
-              <w:insideV w:val="nil"/>
-            </w:tcBorders>
-            <w:tcMar>
-              <w:top w:w="45" w:type="dxa"/>
-              <w:start w:w="70" w:type="dxa"/>
-              <w:bottom w:w="45" w:type="dxa"/>
-              <w:end w:w="70" w:type="dxa"/>
-            </w:tcMar>
-            <w:vAlign w:val="center"/>
-          </w:tcPr>
-          <w:p>
-            <w:pPr>
-              <w:pStyle w:val="BodyText"/>
-              <w:spacing w:before="30" w:after="30"/>
-              <w:ind w:firstLine="0"/>
-              <w:jc w:val="center"/>
-            </w:pPr>
-            <w:r>
-              <w:rPr>
-                <w:rFonts w:ascii="Times New Roman" w:hAnsi="Times New Roman" w:eastAsia="宋体"/>
-                <w:b w:val="0"/>
-                <w:sz w:val="17"/>
-              </w:rPr>
-              <w:t>附件4不是原始0—6评分</w:t>
-            </w:r>
-          </w:p>
-        </w:tc>
-      </w:tr>
-      <w:tr>
-        <w:trPr>
-          <w:trHeight w:hRule="atLeast"/>
-          <w:cantSplit/>
-        </w:trPr>
-        <w:tc>
-          <w:tcPr>
-            <w:tcW w:type="dxa" w:w="1531"/>
-            <w:tcBorders>
-              <w:left w:val="nil"/>
-              <w:right w:val="nil"/>
-              <w:insideH w:val="nil"/>
-              <w:insideV w:val="nil"/>
-            </w:tcBorders>
-            <w:tcMar>
-              <w:top w:w="45" w:type="dxa"/>
-              <w:start w:w="70" w:type="dxa"/>
-              <w:bottom w:w="45" w:type="dxa"/>
-              <w:end w:w="70" w:type="dxa"/>
-            </w:tcMar>
-            <w:vAlign w:val="center"/>
-          </w:tcPr>
-          <w:p>
-            <w:pPr>
-              <w:pStyle w:val="BodyText"/>
-              <w:spacing w:before="30" w:after="30"/>
-              <w:ind w:firstLine="0"/>
-              <w:jc w:val="center"/>
-            </w:pPr>
-            <w:r>
-              <w:rPr>
-                <w:rFonts w:ascii="Times New Roman" w:hAnsi="Times New Roman" w:eastAsia="宋体"/>
-                <w:b w:val="0"/>
-                <w:sz w:val="17"/>
-              </w:rPr>
-              <w:t>细分风格</w:t>
-            </w:r>
-          </w:p>
-        </w:tc>
-        <w:tc>
-          <w:tcPr>
-            <w:tcW w:type="dxa" w:w="1984"/>
-            <w:tcBorders>
-              <w:left w:val="nil"/>
-              <w:right w:val="nil"/>
-              <w:insideH w:val="nil"/>
-              <w:insideV w:val="nil"/>
-            </w:tcBorders>
-            <w:tcMar>
-              <w:top w:w="45" w:type="dxa"/>
-              <w:start w:w="70" w:type="dxa"/>
-              <w:bottom w:w="45" w:type="dxa"/>
-              <w:end w:w="70" w:type="dxa"/>
-            </w:tcMar>
-            <w:vAlign w:val="center"/>
-          </w:tcPr>
-          <w:p>
-            <w:pPr>
-              <w:pStyle w:val="BodyText"/>
-              <w:spacing w:before="30" w:after="30"/>
-              <w:ind w:firstLine="0"/>
-              <w:jc w:val="center"/>
-            </w:pPr>
-            <w:r>
-              <w:rPr>
-                <w:rFonts w:ascii="Times New Roman" w:hAnsi="Times New Roman" w:eastAsia="宋体"/>
-                <w:b w:val="0"/>
-                <w:sz w:val="17"/>
-              </w:rPr>
-              <w:t>22类</w:t>
-            </w:r>
-          </w:p>
-        </w:tc>
-        <w:tc>
-          <w:tcPr>
-            <w:tcW w:type="dxa" w:w="2098"/>
-            <w:tcBorders>
-              <w:left w:val="nil"/>
-              <w:right w:val="nil"/>
-              <w:insideH w:val="nil"/>
-              <w:insideV w:val="nil"/>
-            </w:tcBorders>
-            <w:tcMar>
-              <w:top w:w="45" w:type="dxa"/>
-              <w:start w:w="70" w:type="dxa"/>
-              <w:bottom w:w="45" w:type="dxa"/>
-              <w:end w:w="70" w:type="dxa"/>
-            </w:tcMar>
-            <w:vAlign w:val="center"/>
-          </w:tcPr>
-          <w:p>
-            <w:pPr>
-              <w:pStyle w:val="BodyText"/>
-              <w:spacing w:before="30" w:after="30"/>
-              <w:ind w:firstLine="0"/>
-              <w:jc w:val="center"/>
-            </w:pPr>
-            <w:r>
-              <w:rPr>
-                <w:rFonts w:ascii="Times New Roman" w:hAnsi="Times New Roman" w:eastAsia="宋体"/>
-                <w:b w:val="0"/>
-                <w:sz w:val="17"/>
-              </w:rPr>
-              <w:t>只用于分层与基线</w:t>
-            </w:r>
-          </w:p>
-        </w:tc>
-        <w:tc>
-          <w:tcPr>
-            <w:tcW w:type="dxa" w:w="3231"/>
-            <w:tcBorders>
-              <w:left w:val="nil"/>
-              <w:right w:val="nil"/>
-              <w:insideH w:val="nil"/>
-              <w:insideV w:val="nil"/>
-            </w:tcBorders>
-            <w:tcMar>
-              <w:top w:w="45" w:type="dxa"/>
-              <w:start w:w="70" w:type="dxa"/>
-              <w:bottom w:w="45" w:type="dxa"/>
-              <w:end w:w="70" w:type="dxa"/>
-            </w:tcMar>
-            <w:vAlign w:val="center"/>
-          </w:tcPr>
-          <w:p>
-            <w:pPr>
-              <w:pStyle w:val="BodyText"/>
-              <w:spacing w:before="30" w:after="30"/>
-              <w:ind w:firstLine="0"/>
-              <w:jc w:val="center"/>
-            </w:pPr>
-            <w:r>
-              <w:rPr>
-                <w:rFonts w:ascii="Times New Roman" w:hAnsi="Times New Roman" w:eastAsia="宋体"/>
-                <w:b w:val="0"/>
-                <w:sz w:val="17"/>
-              </w:rPr>
-              <w:t>主模型保持 chemistry-only</w:t>
-            </w:r>
-          </w:p>
-        </w:tc>
-      </w:tr>
-      <w:tr>
-        <w:trPr>
-          <w:trHeight w:hRule="atLeast"/>
-          <w:cantSplit/>
-        </w:trPr>
-        <w:tc>
-          <w:tcPr>
-            <w:tcW w:type="dxa" w:w="1531"/>
-            <w:tcBorders>
-              <w:left w:val="nil"/>
-              <w:right w:val="nil"/>
-              <w:insideH w:val="nil"/>
-              <w:insideV w:val="nil"/>
-            </w:tcBorders>
-            <w:tcMar>
-              <w:top w:w="45" w:type="dxa"/>
-              <w:start w:w="70" w:type="dxa"/>
-              <w:bottom w:w="45" w:type="dxa"/>
-              <w:end w:w="70" w:type="dxa"/>
-            </w:tcMar>
-            <w:vAlign w:val="center"/>
-          </w:tcPr>
-          <w:p>
-            <w:pPr>
-              <w:pStyle w:val="BodyText"/>
-              <w:spacing w:before="30" w:after="30"/>
-              <w:ind w:firstLine="0"/>
-              <w:jc w:val="center"/>
-            </w:pPr>
-            <w:r>
-              <w:rPr>
-                <w:rFonts w:ascii="Times New Roman" w:hAnsi="Times New Roman" w:eastAsia="宋体"/>
-                <w:b w:val="0"/>
-                <w:sz w:val="17"/>
-              </w:rPr>
-              <w:t>缺失</w:t>
-            </w:r>
-          </w:p>
-        </w:tc>
-        <w:tc>
-          <w:tcPr>
-            <w:tcW w:type="dxa" w:w="1984"/>
-            <w:tcBorders>
-              <w:left w:val="nil"/>
-              <w:right w:val="nil"/>
-              <w:insideH w:val="nil"/>
-              <w:insideV w:val="nil"/>
-            </w:tcBorders>
-            <w:tcMar>
-              <w:top w:w="45" w:type="dxa"/>
-              <w:start w:w="70" w:type="dxa"/>
-              <w:bottom w:w="45" w:type="dxa"/>
-              <w:end w:w="70" w:type="dxa"/>
-            </w:tcMar>
-            <w:vAlign w:val="center"/>
-          </w:tcPr>
-          <w:p>
-            <w:pPr>
-              <w:pStyle w:val="BodyText"/>
-              <w:spacing w:before="30" w:after="30"/>
-              <w:ind w:firstLine="0"/>
-              <w:jc w:val="center"/>
-            </w:pPr>
-            <w:r>
-              <w:rPr>
-                <w:rFonts w:ascii="Times New Roman" w:hAnsi="Times New Roman" w:eastAsia="宋体"/>
-                <w:b w:val="0"/>
-                <w:sz w:val="17"/>
-              </w:rPr>
-              <w:t>73个单元，63行，9列</w:t>
-            </w:r>
-          </w:p>
-        </w:tc>
-        <w:tc>
-          <w:tcPr>
-            <w:tcW w:type="dxa" w:w="2098"/>
-            <w:tcBorders>
-              <w:left w:val="nil"/>
-              <w:right w:val="nil"/>
-              <w:insideH w:val="nil"/>
-              <w:insideV w:val="nil"/>
-            </w:tcBorders>
-            <w:tcMar>
-              <w:top w:w="45" w:type="dxa"/>
-              <w:start w:w="70" w:type="dxa"/>
-              <w:bottom w:w="45" w:type="dxa"/>
-              <w:end w:w="70" w:type="dxa"/>
-            </w:tcMar>
-            <w:vAlign w:val="center"/>
-          </w:tcPr>
-          <w:p>
-            <w:pPr>
-              <w:pStyle w:val="BodyText"/>
-              <w:spacing w:before="30" w:after="30"/>
-              <w:ind w:firstLine="0"/>
-              <w:jc w:val="center"/>
-            </w:pPr>
-            <w:r>
-              <w:rPr>
-                <w:rFonts w:ascii="Times New Roman" w:hAnsi="Times New Roman" w:eastAsia="宋体"/>
-                <w:b w:val="0"/>
-                <w:sz w:val="17"/>
-              </w:rPr>
-              <w:t>折内填补+指示</w:t>
-            </w:r>
-          </w:p>
-        </w:tc>
-        <w:tc>
-          <w:tcPr>
-            <w:tcW w:type="dxa" w:w="3231"/>
-            <w:tcBorders>
-              <w:left w:val="nil"/>
-              <w:right w:val="nil"/>
-              <w:insideH w:val="nil"/>
-              <w:insideV w:val="nil"/>
-            </w:tcBorders>
-            <w:tcMar>
-              <w:top w:w="45" w:type="dxa"/>
-              <w:start w:w="70" w:type="dxa"/>
-              <w:bottom w:w="45" w:type="dxa"/>
-              <w:end w:w="70" w:type="dxa"/>
-            </w:tcMar>
-            <w:vAlign w:val="center"/>
-          </w:tcPr>
-          <w:p>
-            <w:pPr>
-              <w:pStyle w:val="BodyText"/>
-              <w:spacing w:before="30" w:after="30"/>
-              <w:ind w:firstLine="0"/>
-              <w:jc w:val="center"/>
-            </w:pPr>
-            <w:r>
-              <w:rPr>
-                <w:rFonts w:ascii="Times New Roman" w:hAnsi="Times New Roman" w:eastAsia="宋体"/>
-                <w:b w:val="0"/>
-                <w:sz w:val="17"/>
-              </w:rPr>
-              <w:t>不删除含缺失样本</w:t>
-            </w:r>
-          </w:p>
-        </w:tc>
-      </w:tr>
-      <w:tr>
-        <w:trPr>
-          <w:trHeight w:hRule="atLeast"/>
-          <w:cantSplit/>
-        </w:trPr>
-        <w:tc>
-          <w:tcPr>
-            <w:tcW w:type="dxa" w:w="1531"/>
-            <w:tcBorders>
-              <w:left w:val="nil"/>
-              <w:right w:val="nil"/>
-              <w:insideH w:val="nil"/>
-              <w:insideV w:val="nil"/>
-            </w:tcBorders>
-            <w:tcMar>
-              <w:top w:w="45" w:type="dxa"/>
-              <w:start w:w="70" w:type="dxa"/>
-              <w:bottom w:w="45" w:type="dxa"/>
-              <w:end w:w="70" w:type="dxa"/>
-            </w:tcMar>
-            <w:vAlign w:val="center"/>
-          </w:tcPr>
-          <w:p>
-            <w:pPr>
-              <w:pStyle w:val="BodyText"/>
-              <w:spacing w:before="30" w:after="30"/>
-              <w:ind w:firstLine="0"/>
-              <w:jc w:val="center"/>
-            </w:pPr>
-            <w:r>
-              <w:rPr>
-                <w:rFonts w:ascii="Times New Roman" w:hAnsi="Times New Roman" w:eastAsia="宋体"/>
-                <w:b w:val="0"/>
-                <w:sz w:val="17"/>
-              </w:rPr>
-              <w:t>log10字段</w:t>
-            </w:r>
-          </w:p>
-        </w:tc>
-        <w:tc>
-          <w:tcPr>
-            <w:tcW w:type="dxa" w:w="1984"/>
-            <w:tcBorders>
-              <w:left w:val="nil"/>
-              <w:right w:val="nil"/>
-              <w:insideH w:val="nil"/>
-              <w:insideV w:val="nil"/>
-            </w:tcBorders>
-            <w:tcMar>
-              <w:top w:w="45" w:type="dxa"/>
-              <w:start w:w="70" w:type="dxa"/>
-              <w:bottom w:w="45" w:type="dxa"/>
-              <w:end w:w="70" w:type="dxa"/>
-            </w:tcMar>
-            <w:vAlign w:val="center"/>
-          </w:tcPr>
-          <w:p>
-            <w:pPr>
-              <w:pStyle w:val="BodyText"/>
-              <w:spacing w:before="30" w:after="30"/>
-              <w:ind w:firstLine="0"/>
-              <w:jc w:val="center"/>
-            </w:pPr>
-            <w:r>
-              <w:rPr>
-                <w:rFonts w:ascii="Times New Roman" w:hAnsi="Times New Roman" w:eastAsia="宋体"/>
-                <w:b w:val="0"/>
-                <w:sz w:val="17"/>
-              </w:rPr>
-              <w:t>37个可核验字段</w:t>
-            </w:r>
-          </w:p>
-        </w:tc>
-        <w:tc>
-          <w:tcPr>
-            <w:tcW w:type="dxa" w:w="2098"/>
-            <w:tcBorders>
-              <w:left w:val="nil"/>
-              <w:right w:val="nil"/>
-              <w:insideH w:val="nil"/>
-              <w:insideV w:val="nil"/>
-            </w:tcBorders>
-            <w:tcMar>
-              <w:top w:w="45" w:type="dxa"/>
-              <w:start w:w="70" w:type="dxa"/>
-              <w:bottom w:w="45" w:type="dxa"/>
-              <w:end w:w="70" w:type="dxa"/>
-            </w:tcMar>
-            <w:vAlign w:val="center"/>
-          </w:tcPr>
-          <w:p>
-            <w:pPr>
-              <w:pStyle w:val="BodyText"/>
-              <w:spacing w:before="30" w:after="30"/>
-              <w:ind w:firstLine="0"/>
-              <w:jc w:val="center"/>
-            </w:pPr>
-            <w:r>
-              <w:rPr>
-                <w:rFonts w:ascii="Times New Roman" w:hAnsi="Times New Roman" w:eastAsia="宋体"/>
-                <w:b w:val="0"/>
-                <w:sz w:val="17"/>
-              </w:rPr>
-              <w:t>保持附件尺度</w:t>
-            </w:r>
-          </w:p>
-        </w:tc>
-        <w:tc>
-          <w:tcPr>
-            <w:tcW w:type="dxa" w:w="3231"/>
-            <w:tcBorders>
-              <w:left w:val="nil"/>
-              <w:right w:val="nil"/>
-              <w:insideH w:val="nil"/>
-              <w:insideV w:val="nil"/>
-            </w:tcBorders>
-            <w:tcMar>
-              <w:top w:w="45" w:type="dxa"/>
-              <w:start w:w="70" w:type="dxa"/>
-              <w:bottom w:w="45" w:type="dxa"/>
-              <w:end w:w="70" w:type="dxa"/>
-            </w:tcMar>
-            <w:vAlign w:val="center"/>
-          </w:tcPr>
-          <w:p>
-            <w:pPr>
-              <w:pStyle w:val="BodyText"/>
-              <w:spacing w:before="30" w:after="30"/>
-              <w:ind w:firstLine="0"/>
-              <w:jc w:val="center"/>
-            </w:pPr>
-            <w:r>
-              <w:rPr>
-                <w:rFonts w:ascii="Times New Roman" w:hAnsi="Times New Roman" w:eastAsia="宋体"/>
-                <w:b w:val="0"/>
-                <w:sz w:val="17"/>
-              </w:rPr>
-              <w:t>负值表示原浓度小于1</w:t>
-            </w:r>
-          </w:p>
-        </w:tc>
-      </w:tr>
-      <w:tr>
-        <w:trPr>
-          <w:trHeight w:hRule="atLeast"/>
-          <w:cantSplit/>
-        </w:trPr>
-        <w:tc>
-          <w:tcPr>
-            <w:tcW w:type="dxa" w:w="1531"/>
-            <w:tcBorders>
-              <w:left w:val="nil"/>
-              <w:bottom w:val="single" w:sz="10" w:color="000000"/>
-              <w:right w:val="nil"/>
-              <w:insideH w:val="nil"/>
-              <w:insideV w:val="nil"/>
-            </w:tcBorders>
-            <w:tcMar>
-              <w:top w:w="45" w:type="dxa"/>
-              <w:start w:w="70" w:type="dxa"/>
-              <w:bottom w:w="45" w:type="dxa"/>
-              <w:end w:w="70" w:type="dxa"/>
-            </w:tcMar>
-            <w:vAlign w:val="center"/>
-          </w:tcPr>
-          <w:p>
-            <w:pPr>
-              <w:pStyle w:val="BodyText"/>
-              <w:spacing w:before="30" w:after="30"/>
-              <w:ind w:firstLine="0"/>
-              <w:jc w:val="center"/>
-            </w:pPr>
-            <w:r>
-              <w:rPr>
-                <w:rFonts w:ascii="Times New Roman" w:hAnsi="Times New Roman" w:eastAsia="宋体"/>
-                <w:b w:val="0"/>
-                <w:sz w:val="17"/>
-              </w:rPr>
-              <w:t>主键</w:t>
-            </w:r>
-          </w:p>
-        </w:tc>
-        <w:tc>
-          <w:tcPr>
-            <w:tcW w:type="dxa" w:w="1984"/>
-            <w:tcBorders>
-              <w:left w:val="nil"/>
-              <w:bottom w:val="single" w:sz="10" w:color="000000"/>
-              <w:right w:val="nil"/>
-              <w:insideH w:val="nil"/>
-              <w:insideV w:val="nil"/>
-            </w:tcBorders>
-            <w:tcMar>
-              <w:top w:w="45" w:type="dxa"/>
-              <w:start w:w="70" w:type="dxa"/>
-              <w:bottom w:w="45" w:type="dxa"/>
-              <w:end w:w="70" w:type="dxa"/>
-            </w:tcMar>
-            <w:vAlign w:val="center"/>
-          </w:tcPr>
-          <w:p>
-            <w:pPr>
-              <w:pStyle w:val="BodyText"/>
-              <w:spacing w:before="30" w:after="30"/>
-              <w:ind w:firstLine="0"/>
-              <w:jc w:val="center"/>
-            </w:pPr>
-            <w:r>
-              <w:rPr>
-                <w:rFonts w:ascii="Times New Roman" w:hAnsi="Times New Roman" w:eastAsia="宋体"/>
-                <w:b w:val="0"/>
-                <w:sz w:val="17"/>
-              </w:rPr>
-              <w:t>beer完整且唯一</w:t>
-            </w:r>
-          </w:p>
-        </w:tc>
-        <w:tc>
-          <w:tcPr>
-            <w:tcW w:type="dxa" w:w="2098"/>
-            <w:tcBorders>
-              <w:left w:val="nil"/>
-              <w:bottom w:val="single" w:sz="10" w:color="000000"/>
-              <w:right w:val="nil"/>
-              <w:insideH w:val="nil"/>
-              <w:insideV w:val="nil"/>
-            </w:tcBorders>
-            <w:tcMar>
-              <w:top w:w="45" w:type="dxa"/>
-              <w:start w:w="70" w:type="dxa"/>
-              <w:bottom w:w="45" w:type="dxa"/>
-              <w:end w:w="70" w:type="dxa"/>
-            </w:tcMar>
-            <w:vAlign w:val="center"/>
-          </w:tcPr>
-          <w:p>
-            <w:pPr>
-              <w:pStyle w:val="BodyText"/>
-              <w:spacing w:before="30" w:after="30"/>
-              <w:ind w:firstLine="0"/>
-              <w:jc w:val="center"/>
-            </w:pPr>
-            <w:r>
-              <w:rPr>
-                <w:rFonts w:ascii="Times New Roman" w:hAnsi="Times New Roman" w:eastAsia="宋体"/>
-                <w:b w:val="0"/>
-                <w:sz w:val="17"/>
-              </w:rPr>
-              <w:t>按beer连接</w:t>
-            </w:r>
-          </w:p>
-        </w:tc>
-        <w:tc>
-          <w:tcPr>
-            <w:tcW w:type="dxa" w:w="3231"/>
-            <w:tcBorders>
-              <w:left w:val="nil"/>
-              <w:bottom w:val="single" w:sz="10" w:color="000000"/>
-              <w:right w:val="nil"/>
-              <w:insideH w:val="nil"/>
-              <w:insideV w:val="nil"/>
-            </w:tcBorders>
-            <w:tcMar>
-              <w:top w:w="45" w:type="dxa"/>
-              <w:start w:w="70" w:type="dxa"/>
-              <w:bottom w:w="45" w:type="dxa"/>
-              <w:end w:w="70" w:type="dxa"/>
-            </w:tcMar>
-            <w:vAlign w:val="center"/>
-          </w:tcPr>
-          <w:p>
-            <w:pPr>
-              <w:pStyle w:val="BodyText"/>
-              <w:spacing w:before="30" w:after="30"/>
-              <w:ind w:firstLine="0"/>
-              <w:jc w:val="center"/>
-            </w:pPr>
-            <w:r>
-              <w:rPr>
-                <w:rFonts w:ascii="Times New Roman" w:hAnsi="Times New Roman" w:eastAsia="宋体"/>
-                <w:b w:val="0"/>
-                <w:sz w:val="17"/>
-              </w:rPr>
-              <w:t>beer_id在附件4有浮点精度损失</w:t>
-            </w:r>
-          </w:p>
-        </w:tc>
-      </w:tr>
-    </w:tbl>
-    <w:p>
-      <w:pPr>
-        <w:pStyle w:val="BodyText"/>
-        <w:widowControl/>
-        <w:jc w:val="both"/>
-      </w:pPr>
-      <w:r>
-        <w:t>预处理的原则是不删除可能代表真实风格差异的极端样本，且任何需估计的统计量只来自当前训练折。附件2的 231 个英文化合物名与附件1字段代码建立了一对一映射，并由附件8的字段代码全量复核，从而保证后续化学解释的字段身份一致。表2列出从读取到输出的处理步骤。</w:t>
-      </w:r>
-    </w:p>
-    <w:p>
-      <w:pPr>
-        <w:pStyle w:val="BodyText"/>
-        <w:keepNext/>
-        <w:spacing w:before="60" w:after="40"/>
-        <w:ind w:firstLine="0"/>
-        <w:jc w:val="center"/>
-      </w:pPr>
-      <w:r>
-        <w:rPr>
-          <w:rFonts w:ascii="Times New Roman" w:hAnsi="Times New Roman" w:eastAsia="宋体"/>
-          <w:sz w:val="21"/>
-        </w:rPr>
-        <w:t>表2 数据预处理步骤及维度变化</w:t>
-      </w:r>
-    </w:p>
-    <w:tbl>
-      <w:tblPr>
-        <w:tblW w:type="auto" w:w="0"/>
-        <w:jc w:val="center"/>
-        <w:tblLayout w:type="fixed"/>
-        <w:tblLook w:firstColumn="1" w:firstRow="1" w:lastColumn="0" w:lastRow="0" w:noHBand="0" w:noVBand="1" w:val="04A0"/>
-      </w:tblPr>
-      <w:tblGrid>
-        <w:gridCol w:w="1769"/>
-        <w:gridCol w:w="1769"/>
-        <w:gridCol w:w="1769"/>
-        <w:gridCol w:w="1769"/>
-        <w:gridCol w:w="1769"/>
-      </w:tblGrid>
-      <w:tr>
-        <w:trPr>
-          <w:trHeight w:hRule="atLeast"/>
-          <w:cantSplit/>
-          <w:tblHeader/>
-        </w:trPr>
-        <w:tc>
-          <w:tcPr>
-            <w:tcW w:type="dxa" w:w="567"/>
-            <w:tcBorders>
-              <w:top w:val="single" w:sz="10" w:color="000000"/>
-              <w:left w:val="nil"/>
-              <w:bottom w:val="single" w:sz="6" w:color="000000"/>
-              <w:right w:val="nil"/>
-              <w:insideH w:val="nil"/>
-              <w:insideV w:val="nil"/>
-            </w:tcBorders>
-            <w:tcMar>
-              <w:top w:w="45" w:type="dxa"/>
-              <w:start w:w="70" w:type="dxa"/>
-              <w:bottom w:w="45" w:type="dxa"/>
-              <w:end w:w="70" w:type="dxa"/>
-            </w:tcMar>
-            <w:vAlign w:val="center"/>
-          </w:tcPr>
-          <w:p>
-            <w:pPr>
-              <w:pStyle w:val="BodyText"/>
-              <w:spacing w:before="30" w:after="30"/>
-              <w:ind w:firstLine="0"/>
-              <w:jc w:val="center"/>
-            </w:pPr>
-            <w:r>
-              <w:rPr>
-                <w:rFonts w:ascii="Times New Roman" w:hAnsi="Times New Roman" w:eastAsia="宋体"/>
-                <w:b/>
-                <w:sz w:val="16"/>
-              </w:rPr>
-              <w:t>步骤</w:t>
-            </w:r>
-          </w:p>
-        </w:tc>
-        <w:tc>
-          <w:tcPr>
-            <w:tcW w:type="dxa" w:w="2381"/>
-            <w:tcBorders>
-              <w:top w:val="single" w:sz="10" w:color="000000"/>
-              <w:left w:val="nil"/>
-              <w:bottom w:val="single" w:sz="6" w:color="000000"/>
-              <w:right w:val="nil"/>
-              <w:insideH w:val="nil"/>
-              <w:insideV w:val="nil"/>
-            </w:tcBorders>
-            <w:tcMar>
-              <w:top w:w="45" w:type="dxa"/>
-              <w:start w:w="70" w:type="dxa"/>
-              <w:bottom w:w="45" w:type="dxa"/>
-              <w:end w:w="70" w:type="dxa"/>
-            </w:tcMar>
-            <w:vAlign w:val="center"/>
-          </w:tcPr>
-          <w:p>
-            <w:pPr>
-              <w:pStyle w:val="BodyText"/>
-              <w:spacing w:before="30" w:after="30"/>
-              <w:ind w:firstLine="0"/>
-              <w:jc w:val="center"/>
-            </w:pPr>
-            <w:r>
-              <w:rPr>
-                <w:rFonts w:ascii="Times New Roman" w:hAnsi="Times New Roman" w:eastAsia="宋体"/>
-                <w:b/>
-                <w:sz w:val="16"/>
-              </w:rPr>
-              <w:t>处理</w:t>
-            </w:r>
-          </w:p>
-        </w:tc>
-        <w:tc>
-          <w:tcPr>
-            <w:tcW w:type="dxa" w:w="1871"/>
-            <w:tcBorders>
-              <w:top w:val="single" w:sz="10" w:color="000000"/>
-              <w:left w:val="nil"/>
-              <w:bottom w:val="single" w:sz="6" w:color="000000"/>
-              <w:right w:val="nil"/>
-              <w:insideH w:val="nil"/>
-              <w:insideV w:val="nil"/>
-            </w:tcBorders>
-            <w:tcMar>
-              <w:top w:w="45" w:type="dxa"/>
-              <w:start w:w="70" w:type="dxa"/>
-              <w:bottom w:w="45" w:type="dxa"/>
-              <w:end w:w="70" w:type="dxa"/>
-            </w:tcMar>
-            <w:vAlign w:val="center"/>
-          </w:tcPr>
-          <w:p>
-            <w:pPr>
-              <w:pStyle w:val="BodyText"/>
-              <w:spacing w:before="30" w:after="30"/>
-              <w:ind w:firstLine="0"/>
-              <w:jc w:val="center"/>
-            </w:pPr>
-            <w:r>
-              <w:rPr>
-                <w:rFonts w:ascii="Times New Roman" w:hAnsi="Times New Roman" w:eastAsia="宋体"/>
-                <w:b/>
-                <w:sz w:val="16"/>
-              </w:rPr>
-              <w:t>处理前后</w:t>
-            </w:r>
-          </w:p>
-        </w:tc>
-        <w:tc>
-          <w:tcPr>
-            <w:tcW w:type="dxa" w:w="1814"/>
-            <w:tcBorders>
-              <w:top w:val="single" w:sz="10" w:color="000000"/>
-              <w:left w:val="nil"/>
-              <w:bottom w:val="single" w:sz="6" w:color="000000"/>
-              <w:right w:val="nil"/>
-              <w:insideH w:val="nil"/>
-              <w:insideV w:val="nil"/>
-            </w:tcBorders>
-            <w:tcMar>
-              <w:top w:w="45" w:type="dxa"/>
-              <w:start w:w="70" w:type="dxa"/>
-              <w:bottom w:w="45" w:type="dxa"/>
-              <w:end w:w="70" w:type="dxa"/>
-            </w:tcMar>
-            <w:vAlign w:val="center"/>
-          </w:tcPr>
-          <w:p>
-            <w:pPr>
-              <w:pStyle w:val="BodyText"/>
-              <w:spacing w:before="30" w:after="30"/>
-              <w:ind w:firstLine="0"/>
-              <w:jc w:val="center"/>
-            </w:pPr>
-            <w:r>
-              <w:rPr>
-                <w:rFonts w:ascii="Times New Roman" w:hAnsi="Times New Roman" w:eastAsia="宋体"/>
-                <w:b/>
-                <w:sz w:val="16"/>
-              </w:rPr>
-              <w:t>作用域</w:t>
-            </w:r>
-          </w:p>
-        </w:tc>
-        <w:tc>
-          <w:tcPr>
-            <w:tcW w:type="dxa" w:w="2211"/>
-            <w:tcBorders>
-              <w:top w:val="single" w:sz="10" w:color="000000"/>
-              <w:left w:val="nil"/>
-              <w:bottom w:val="single" w:sz="6" w:color="000000"/>
-              <w:right w:val="nil"/>
-              <w:insideH w:val="nil"/>
-              <w:insideV w:val="nil"/>
-            </w:tcBorders>
-            <w:tcMar>
-              <w:top w:w="45" w:type="dxa"/>
-              <w:start w:w="70" w:type="dxa"/>
-              <w:bottom w:w="45" w:type="dxa"/>
-              <w:end w:w="70" w:type="dxa"/>
-            </w:tcMar>
-            <w:vAlign w:val="center"/>
-          </w:tcPr>
-          <w:p>
-            <w:pPr>
-              <w:pStyle w:val="BodyText"/>
-              <w:spacing w:before="30" w:after="30"/>
-              <w:ind w:firstLine="0"/>
-              <w:jc w:val="center"/>
-            </w:pPr>
-            <w:r>
-              <w:rPr>
-                <w:rFonts w:ascii="Times New Roman" w:hAnsi="Times New Roman" w:eastAsia="宋体"/>
-                <w:b/>
-                <w:sz w:val="16"/>
-              </w:rPr>
-              <w:t>目的</w:t>
-            </w:r>
-          </w:p>
-        </w:tc>
-      </w:tr>
-      <w:tr>
-        <w:trPr>
-          <w:trHeight w:hRule="atLeast"/>
-          <w:cantSplit/>
-        </w:trPr>
-        <w:tc>
-          <w:tcPr>
-            <w:tcW w:type="dxa" w:w="567"/>
-            <w:tcBorders>
-              <w:left w:val="nil"/>
-              <w:right w:val="nil"/>
-              <w:insideH w:val="nil"/>
-              <w:insideV w:val="nil"/>
-            </w:tcBorders>
-            <w:tcMar>
-              <w:top w:w="45" w:type="dxa"/>
-              <w:start w:w="70" w:type="dxa"/>
-              <w:bottom w:w="45" w:type="dxa"/>
-              <w:end w:w="70" w:type="dxa"/>
-            </w:tcMar>
-            <w:vAlign w:val="center"/>
-          </w:tcPr>
-          <w:p>
-            <w:pPr>
-              <w:pStyle w:val="BodyText"/>
-              <w:spacing w:before="30" w:after="30"/>
-              <w:ind w:firstLine="0"/>
-              <w:jc w:val="center"/>
-            </w:pPr>
-            <w:r>
-              <w:rPr>
-                <w:rFonts w:ascii="Times New Roman" w:hAnsi="Times New Roman" w:eastAsia="宋体"/>
-                <w:b w:val="0"/>
-                <w:sz w:val="16"/>
-              </w:rPr>
-              <w:t>P0</w:t>
-            </w:r>
-          </w:p>
-        </w:tc>
-        <w:tc>
-          <w:tcPr>
-            <w:tcW w:type="dxa" w:w="2381"/>
-            <w:tcBorders>
-              <w:left w:val="nil"/>
-              <w:right w:val="nil"/>
-              <w:insideH w:val="nil"/>
-              <w:insideV w:val="nil"/>
-            </w:tcBorders>
-            <w:tcMar>
-              <w:top w:w="45" w:type="dxa"/>
-              <w:start w:w="70" w:type="dxa"/>
-              <w:bottom w:w="45" w:type="dxa"/>
-              <w:end w:w="70" w:type="dxa"/>
-            </w:tcMar>
-            <w:vAlign w:val="center"/>
-          </w:tcPr>
-          <w:p>
-            <w:pPr>
-              <w:pStyle w:val="BodyText"/>
-              <w:spacing w:before="30" w:after="30"/>
-              <w:ind w:firstLine="0"/>
-              <w:jc w:val="center"/>
-            </w:pPr>
-            <w:r>
-              <w:rPr>
-                <w:rFonts w:ascii="Times New Roman" w:hAnsi="Times New Roman" w:eastAsia="宋体"/>
-                <w:b w:val="0"/>
-                <w:sz w:val="16"/>
-              </w:rPr>
-              <w:t>读取附件1、4并核对类型</w:t>
-            </w:r>
-          </w:p>
-        </w:tc>
-        <w:tc>
-          <w:tcPr>
-            <w:tcW w:type="dxa" w:w="1871"/>
-            <w:tcBorders>
-              <w:left w:val="nil"/>
-              <w:right w:val="nil"/>
-              <w:insideH w:val="nil"/>
-              <w:insideV w:val="nil"/>
-            </w:tcBorders>
-            <w:tcMar>
-              <w:top w:w="45" w:type="dxa"/>
-              <w:start w:w="70" w:type="dxa"/>
-              <w:bottom w:w="45" w:type="dxa"/>
-              <w:end w:w="70" w:type="dxa"/>
-            </w:tcMar>
-            <w:vAlign w:val="center"/>
-          </w:tcPr>
-          <w:p>
-            <w:pPr>
-              <w:pStyle w:val="BodyText"/>
-              <w:spacing w:before="30" w:after="30"/>
-              <w:ind w:firstLine="0"/>
-              <w:jc w:val="center"/>
-            </w:pPr>
-            <w:r>
-              <w:rPr>
-                <w:rFonts w:ascii="Times New Roman" w:hAnsi="Times New Roman" w:eastAsia="宋体"/>
-                <w:b w:val="0"/>
-                <w:sz w:val="16"/>
-              </w:rPr>
-              <w:t>250×234；250×53，不变</w:t>
-            </w:r>
-          </w:p>
-        </w:tc>
-        <w:tc>
-          <w:tcPr>
-            <w:tcW w:type="dxa" w:w="1814"/>
-            <w:tcBorders>
-              <w:left w:val="nil"/>
-              <w:right w:val="nil"/>
-              <w:insideH w:val="nil"/>
-              <w:insideV w:val="nil"/>
-            </w:tcBorders>
-            <w:tcMar>
-              <w:top w:w="45" w:type="dxa"/>
-              <w:start w:w="70" w:type="dxa"/>
-              <w:bottom w:w="45" w:type="dxa"/>
-              <w:end w:w="70" w:type="dxa"/>
-            </w:tcMar>
-            <w:vAlign w:val="center"/>
-          </w:tcPr>
-          <w:p>
-            <w:pPr>
-              <w:pStyle w:val="BodyText"/>
-              <w:spacing w:before="30" w:after="30"/>
-              <w:ind w:firstLine="0"/>
-              <w:jc w:val="center"/>
-            </w:pPr>
-            <w:r>
-              <w:rPr>
-                <w:rFonts w:ascii="Times New Roman" w:hAnsi="Times New Roman" w:eastAsia="宋体"/>
-                <w:b w:val="0"/>
-                <w:sz w:val="16"/>
-              </w:rPr>
-              <w:t>全数据契约</w:t>
-            </w:r>
-          </w:p>
-        </w:tc>
-        <w:tc>
-          <w:tcPr>
-            <w:tcW w:type="dxa" w:w="2211"/>
-            <w:tcBorders>
-              <w:left w:val="nil"/>
-              <w:right w:val="nil"/>
-              <w:insideH w:val="nil"/>
-              <w:insideV w:val="nil"/>
-            </w:tcBorders>
-            <w:tcMar>
-              <w:top w:w="45" w:type="dxa"/>
-              <w:start w:w="70" w:type="dxa"/>
-              <w:bottom w:w="45" w:type="dxa"/>
-              <w:end w:w="70" w:type="dxa"/>
-            </w:tcMar>
-            <w:vAlign w:val="center"/>
-          </w:tcPr>
-          <w:p>
-            <w:pPr>
-              <w:pStyle w:val="BodyText"/>
-              <w:spacing w:before="30" w:after="30"/>
-              <w:ind w:firstLine="0"/>
-              <w:jc w:val="center"/>
-            </w:pPr>
-            <w:r>
-              <w:rPr>
-                <w:rFonts w:ascii="Times New Roman" w:hAnsi="Times New Roman" w:eastAsia="宋体"/>
-                <w:b w:val="0"/>
-                <w:sz w:val="16"/>
-              </w:rPr>
-              <w:t>确定附件规模</w:t>
-            </w:r>
-          </w:p>
-        </w:tc>
-      </w:tr>
-      <w:tr>
-        <w:trPr>
-          <w:trHeight w:hRule="atLeast"/>
-          <w:cantSplit/>
-        </w:trPr>
-        <w:tc>
-          <w:tcPr>
-            <w:tcW w:type="dxa" w:w="567"/>
-            <w:tcBorders>
-              <w:left w:val="nil"/>
-              <w:right w:val="nil"/>
-              <w:insideH w:val="nil"/>
-              <w:insideV w:val="nil"/>
-            </w:tcBorders>
-            <w:tcMar>
-              <w:top w:w="45" w:type="dxa"/>
-              <w:start w:w="70" w:type="dxa"/>
-              <w:bottom w:w="45" w:type="dxa"/>
-              <w:end w:w="70" w:type="dxa"/>
-            </w:tcMar>
-            <w:vAlign w:val="center"/>
-          </w:tcPr>
-          <w:p>
-            <w:pPr>
-              <w:pStyle w:val="BodyText"/>
-              <w:spacing w:before="30" w:after="30"/>
-              <w:ind w:firstLine="0"/>
-              <w:jc w:val="center"/>
-            </w:pPr>
-            <w:r>
-              <w:rPr>
-                <w:rFonts w:ascii="Times New Roman" w:hAnsi="Times New Roman" w:eastAsia="宋体"/>
-                <w:b w:val="0"/>
-                <w:sz w:val="16"/>
-              </w:rPr>
-              <w:t>P1</w:t>
-            </w:r>
-          </w:p>
-        </w:tc>
-        <w:tc>
-          <w:tcPr>
-            <w:tcW w:type="dxa" w:w="2381"/>
-            <w:tcBorders>
-              <w:left w:val="nil"/>
-              <w:right w:val="nil"/>
-              <w:insideH w:val="nil"/>
-              <w:insideV w:val="nil"/>
-            </w:tcBorders>
-            <w:tcMar>
-              <w:top w:w="45" w:type="dxa"/>
-              <w:start w:w="70" w:type="dxa"/>
-              <w:bottom w:w="45" w:type="dxa"/>
-              <w:end w:w="70" w:type="dxa"/>
-            </w:tcMar>
-            <w:vAlign w:val="center"/>
-          </w:tcPr>
-          <w:p>
-            <w:pPr>
-              <w:pStyle w:val="BodyText"/>
-              <w:spacing w:before="30" w:after="30"/>
-              <w:ind w:firstLine="0"/>
-              <w:jc w:val="center"/>
-            </w:pPr>
-            <w:r>
-              <w:rPr>
-                <w:rFonts w:ascii="Times New Roman" w:hAnsi="Times New Roman" w:eastAsia="宋体"/>
-                <w:b w:val="0"/>
-                <w:sz w:val="16"/>
-              </w:rPr>
-              <w:t>按beer一一对齐</w:t>
-            </w:r>
-          </w:p>
-        </w:tc>
-        <w:tc>
-          <w:tcPr>
-            <w:tcW w:type="dxa" w:w="1871"/>
-            <w:tcBorders>
-              <w:left w:val="nil"/>
-              <w:right w:val="nil"/>
-              <w:insideH w:val="nil"/>
-              <w:insideV w:val="nil"/>
-            </w:tcBorders>
-            <w:tcMar>
-              <w:top w:w="45" w:type="dxa"/>
-              <w:start w:w="70" w:type="dxa"/>
-              <w:bottom w:w="45" w:type="dxa"/>
-              <w:end w:w="70" w:type="dxa"/>
-            </w:tcMar>
-            <w:vAlign w:val="center"/>
-          </w:tcPr>
-          <w:p>
-            <w:pPr>
-              <w:pStyle w:val="BodyText"/>
-              <w:spacing w:before="30" w:after="30"/>
-              <w:ind w:firstLine="0"/>
-              <w:jc w:val="center"/>
-            </w:pPr>
-            <w:r>
-              <w:rPr>
-                <w:rFonts w:ascii="Times New Roman" w:hAnsi="Times New Roman" w:eastAsia="宋体"/>
-                <w:b w:val="0"/>
-                <w:sz w:val="16"/>
-              </w:rPr>
-              <w:t>250+250→250</w:t>
-            </w:r>
-          </w:p>
-        </w:tc>
-        <w:tc>
-          <w:tcPr>
-            <w:tcW w:type="dxa" w:w="1814"/>
-            <w:tcBorders>
-              <w:left w:val="nil"/>
-              <w:right w:val="nil"/>
-              <w:insideH w:val="nil"/>
-              <w:insideV w:val="nil"/>
-            </w:tcBorders>
-            <w:tcMar>
-              <w:top w:w="45" w:type="dxa"/>
-              <w:start w:w="70" w:type="dxa"/>
-              <w:bottom w:w="45" w:type="dxa"/>
-              <w:end w:w="70" w:type="dxa"/>
-            </w:tcMar>
-            <w:vAlign w:val="center"/>
-          </w:tcPr>
-          <w:p>
-            <w:pPr>
-              <w:pStyle w:val="BodyText"/>
-              <w:spacing w:before="30" w:after="30"/>
-              <w:ind w:firstLine="0"/>
-              <w:jc w:val="center"/>
-            </w:pPr>
-            <w:r>
-              <w:rPr>
-                <w:rFonts w:ascii="Times New Roman" w:hAnsi="Times New Roman" w:eastAsia="宋体"/>
-                <w:b w:val="0"/>
-                <w:sz w:val="16"/>
-              </w:rPr>
-              <w:t>全数据键约束</w:t>
-            </w:r>
-          </w:p>
-        </w:tc>
-        <w:tc>
-          <w:tcPr>
-            <w:tcW w:type="dxa" w:w="2211"/>
-            <w:tcBorders>
-              <w:left w:val="nil"/>
-              <w:right w:val="nil"/>
-              <w:insideH w:val="nil"/>
-              <w:insideV w:val="nil"/>
-            </w:tcBorders>
-            <w:tcMar>
-              <w:top w:w="45" w:type="dxa"/>
-              <w:start w:w="70" w:type="dxa"/>
-              <w:bottom w:w="45" w:type="dxa"/>
-              <w:end w:w="70" w:type="dxa"/>
-            </w:tcMar>
-            <w:vAlign w:val="center"/>
-          </w:tcPr>
-          <w:p>
-            <w:pPr>
-              <w:pStyle w:val="BodyText"/>
-              <w:spacing w:before="30" w:after="30"/>
-              <w:ind w:firstLine="0"/>
-              <w:jc w:val="center"/>
-            </w:pPr>
-            <w:r>
-              <w:rPr>
-                <w:rFonts w:ascii="Times New Roman" w:hAnsi="Times New Roman" w:eastAsia="宋体"/>
-                <w:b w:val="0"/>
-                <w:sz w:val="16"/>
-              </w:rPr>
-              <w:t>避免beer_id精度问题</w:t>
-            </w:r>
-          </w:p>
-        </w:tc>
-      </w:tr>
-      <w:tr>
-        <w:trPr>
-          <w:trHeight w:hRule="atLeast"/>
-          <w:cantSplit/>
-        </w:trPr>
-        <w:tc>
-          <w:tcPr>
-            <w:tcW w:type="dxa" w:w="567"/>
-            <w:tcBorders>
-              <w:left w:val="nil"/>
-              <w:right w:val="nil"/>
-              <w:insideH w:val="nil"/>
-              <w:insideV w:val="nil"/>
-            </w:tcBorders>
-            <w:tcMar>
-              <w:top w:w="45" w:type="dxa"/>
-              <w:start w:w="70" w:type="dxa"/>
-              <w:bottom w:w="45" w:type="dxa"/>
-              <w:end w:w="70" w:type="dxa"/>
-            </w:tcMar>
-            <w:vAlign w:val="center"/>
-          </w:tcPr>
-          <w:p>
-            <w:pPr>
-              <w:pStyle w:val="BodyText"/>
-              <w:spacing w:before="30" w:after="30"/>
-              <w:ind w:firstLine="0"/>
-              <w:jc w:val="center"/>
-            </w:pPr>
-            <w:r>
-              <w:rPr>
-                <w:rFonts w:ascii="Times New Roman" w:hAnsi="Times New Roman" w:eastAsia="宋体"/>
-                <w:b w:val="0"/>
-                <w:sz w:val="16"/>
-              </w:rPr>
-              <w:t>P2</w:t>
-            </w:r>
-          </w:p>
-        </w:tc>
-        <w:tc>
-          <w:tcPr>
-            <w:tcW w:type="dxa" w:w="2381"/>
-            <w:tcBorders>
-              <w:left w:val="nil"/>
-              <w:right w:val="nil"/>
-              <w:insideH w:val="nil"/>
-              <w:insideV w:val="nil"/>
-            </w:tcBorders>
-            <w:tcMar>
-              <w:top w:w="45" w:type="dxa"/>
-              <w:start w:w="70" w:type="dxa"/>
-              <w:bottom w:w="45" w:type="dxa"/>
-              <w:end w:w="70" w:type="dxa"/>
-            </w:tcMar>
-            <w:vAlign w:val="center"/>
-          </w:tcPr>
-          <w:p>
-            <w:pPr>
-              <w:pStyle w:val="BodyText"/>
-              <w:spacing w:before="30" w:after="30"/>
-              <w:ind w:firstLine="0"/>
-              <w:jc w:val="center"/>
-            </w:pPr>
-            <w:r>
-              <w:rPr>
-                <w:rFonts w:ascii="Times New Roman" w:hAnsi="Times New Roman" w:eastAsia="宋体"/>
-                <w:b w:val="0"/>
-                <w:sz w:val="16"/>
-              </w:rPr>
-              <w:t>移除标识列并拆分X、Y</w:t>
-            </w:r>
-          </w:p>
-        </w:tc>
-        <w:tc>
-          <w:tcPr>
-            <w:tcW w:type="dxa" w:w="1871"/>
-            <w:tcBorders>
-              <w:left w:val="nil"/>
-              <w:right w:val="nil"/>
-              <w:insideH w:val="nil"/>
-              <w:insideV w:val="nil"/>
-            </w:tcBorders>
-            <w:tcMar>
-              <w:top w:w="45" w:type="dxa"/>
-              <w:start w:w="70" w:type="dxa"/>
-              <w:bottom w:w="45" w:type="dxa"/>
-              <w:end w:w="70" w:type="dxa"/>
-            </w:tcMar>
-            <w:vAlign w:val="center"/>
-          </w:tcPr>
-          <w:p>
-            <w:pPr>
-              <w:pStyle w:val="BodyText"/>
-              <w:spacing w:before="30" w:after="30"/>
-              <w:ind w:firstLine="0"/>
-              <w:jc w:val="center"/>
-            </w:pPr>
-            <w:r>
-              <w:rPr>
-                <w:rFonts w:ascii="Times New Roman" w:hAnsi="Times New Roman" w:eastAsia="宋体"/>
-                <w:b w:val="0"/>
-                <w:sz w:val="16"/>
-              </w:rPr>
-              <w:t>250×231；250×50</w:t>
-            </w:r>
-          </w:p>
-        </w:tc>
-        <w:tc>
-          <w:tcPr>
-            <w:tcW w:type="dxa" w:w="1814"/>
-            <w:tcBorders>
-              <w:left w:val="nil"/>
-              <w:right w:val="nil"/>
-              <w:insideH w:val="nil"/>
-              <w:insideV w:val="nil"/>
-            </w:tcBorders>
-            <w:tcMar>
-              <w:top w:w="45" w:type="dxa"/>
-              <w:start w:w="70" w:type="dxa"/>
-              <w:bottom w:w="45" w:type="dxa"/>
-              <w:end w:w="70" w:type="dxa"/>
-            </w:tcMar>
-            <w:vAlign w:val="center"/>
-          </w:tcPr>
-          <w:p>
-            <w:pPr>
-              <w:pStyle w:val="BodyText"/>
-              <w:spacing w:before="30" w:after="30"/>
-              <w:ind w:firstLine="0"/>
-              <w:jc w:val="center"/>
-            </w:pPr>
-            <w:r>
-              <w:rPr>
-                <w:rFonts w:ascii="Times New Roman" w:hAnsi="Times New Roman" w:eastAsia="宋体"/>
-                <w:b w:val="0"/>
-                <w:sz w:val="16"/>
-              </w:rPr>
-              <w:t>字段白名单</w:t>
-            </w:r>
-          </w:p>
-        </w:tc>
-        <w:tc>
-          <w:tcPr>
-            <w:tcW w:type="dxa" w:w="2211"/>
-            <w:tcBorders>
-              <w:left w:val="nil"/>
-              <w:right w:val="nil"/>
-              <w:insideH w:val="nil"/>
-              <w:insideV w:val="nil"/>
-            </w:tcBorders>
-            <w:tcMar>
-              <w:top w:w="45" w:type="dxa"/>
-              <w:start w:w="70" w:type="dxa"/>
-              <w:bottom w:w="45" w:type="dxa"/>
-              <w:end w:w="70" w:type="dxa"/>
-            </w:tcMar>
-            <w:vAlign w:val="center"/>
-          </w:tcPr>
-          <w:p>
-            <w:pPr>
-              <w:pStyle w:val="BodyText"/>
-              <w:spacing w:before="30" w:after="30"/>
-              <w:ind w:firstLine="0"/>
-              <w:jc w:val="center"/>
-            </w:pPr>
-            <w:r>
-              <w:rPr>
-                <w:rFonts w:ascii="Times New Roman" w:hAnsi="Times New Roman" w:eastAsia="宋体"/>
-                <w:b w:val="0"/>
-                <w:sz w:val="16"/>
-              </w:rPr>
-              <w:t>防止标识信息入模</w:t>
-            </w:r>
-          </w:p>
-        </w:tc>
-      </w:tr>
-      <w:tr>
-        <w:trPr>
-          <w:trHeight w:hRule="atLeast"/>
-          <w:cantSplit/>
-        </w:trPr>
-        <w:tc>
-          <w:tcPr>
-            <w:tcW w:type="dxa" w:w="567"/>
-            <w:tcBorders>
-              <w:left w:val="nil"/>
-              <w:right w:val="nil"/>
-              <w:insideH w:val="nil"/>
-              <w:insideV w:val="nil"/>
-            </w:tcBorders>
-            <w:tcMar>
-              <w:top w:w="45" w:type="dxa"/>
-              <w:start w:w="70" w:type="dxa"/>
-              <w:bottom w:w="45" w:type="dxa"/>
-              <w:end w:w="70" w:type="dxa"/>
-            </w:tcMar>
-            <w:vAlign w:val="center"/>
-          </w:tcPr>
-          <w:p>
-            <w:pPr>
-              <w:pStyle w:val="BodyText"/>
-              <w:spacing w:before="30" w:after="30"/>
-              <w:ind w:firstLine="0"/>
-              <w:jc w:val="center"/>
-            </w:pPr>
-            <w:r>
-              <w:rPr>
-                <w:rFonts w:ascii="Times New Roman" w:hAnsi="Times New Roman" w:eastAsia="宋体"/>
-                <w:b w:val="0"/>
-                <w:sz w:val="16"/>
-              </w:rPr>
-              <w:t>P3</w:t>
-            </w:r>
-          </w:p>
-        </w:tc>
-        <w:tc>
-          <w:tcPr>
-            <w:tcW w:type="dxa" w:w="2381"/>
-            <w:tcBorders>
-              <w:left w:val="nil"/>
-              <w:right w:val="nil"/>
-              <w:insideH w:val="nil"/>
-              <w:insideV w:val="nil"/>
-            </w:tcBorders>
-            <w:tcMar>
-              <w:top w:w="45" w:type="dxa"/>
-              <w:start w:w="70" w:type="dxa"/>
-              <w:bottom w:w="45" w:type="dxa"/>
-              <w:end w:w="70" w:type="dxa"/>
-            </w:tcMar>
-            <w:vAlign w:val="center"/>
-          </w:tcPr>
-          <w:p>
-            <w:pPr>
-              <w:pStyle w:val="BodyText"/>
-              <w:spacing w:before="30" w:after="30"/>
-              <w:ind w:firstLine="0"/>
-              <w:jc w:val="center"/>
-            </w:pPr>
-            <w:r>
-              <w:rPr>
-                <w:rFonts w:ascii="Times New Roman" w:hAnsi="Times New Roman" w:eastAsia="宋体"/>
-                <w:b w:val="0"/>
-                <w:sz w:val="16"/>
-              </w:rPr>
-              <w:t>保留附件给定尺度</w:t>
-            </w:r>
-          </w:p>
-        </w:tc>
-        <w:tc>
-          <w:tcPr>
-            <w:tcW w:type="dxa" w:w="1871"/>
-            <w:tcBorders>
-              <w:left w:val="nil"/>
-              <w:right w:val="nil"/>
-              <w:insideH w:val="nil"/>
-              <w:insideV w:val="nil"/>
-            </w:tcBorders>
-            <w:tcMar>
-              <w:top w:w="45" w:type="dxa"/>
-              <w:start w:w="70" w:type="dxa"/>
-              <w:bottom w:w="45" w:type="dxa"/>
-              <w:end w:w="70" w:type="dxa"/>
-            </w:tcMar>
-            <w:vAlign w:val="center"/>
-          </w:tcPr>
-          <w:p>
-            <w:pPr>
-              <w:pStyle w:val="BodyText"/>
-              <w:spacing w:before="30" w:after="30"/>
-              <w:ind w:firstLine="0"/>
-              <w:jc w:val="center"/>
-            </w:pPr>
-            <w:r>
-              <w:rPr>
-                <w:rFonts w:ascii="Times New Roman" w:hAnsi="Times New Roman" w:eastAsia="宋体"/>
-                <w:b w:val="0"/>
-                <w:sz w:val="16"/>
-              </w:rPr>
-              <w:t>X维度不变</w:t>
-            </w:r>
-          </w:p>
-        </w:tc>
-        <w:tc>
-          <w:tcPr>
-            <w:tcW w:type="dxa" w:w="1814"/>
-            <w:tcBorders>
-              <w:left w:val="nil"/>
-              <w:right w:val="nil"/>
-              <w:insideH w:val="nil"/>
-              <w:insideV w:val="nil"/>
-            </w:tcBorders>
-            <w:tcMar>
-              <w:top w:w="45" w:type="dxa"/>
-              <w:start w:w="70" w:type="dxa"/>
-              <w:bottom w:w="45" w:type="dxa"/>
-              <w:end w:w="70" w:type="dxa"/>
-            </w:tcMar>
-            <w:vAlign w:val="center"/>
-          </w:tcPr>
-          <w:p>
-            <w:pPr>
-              <w:pStyle w:val="BodyText"/>
-              <w:spacing w:before="30" w:after="30"/>
-              <w:ind w:firstLine="0"/>
-              <w:jc w:val="center"/>
-            </w:pPr>
-            <w:r>
-              <w:rPr>
-                <w:rFonts w:ascii="Times New Roman" w:hAnsi="Times New Roman" w:eastAsia="宋体"/>
-                <w:b w:val="0"/>
-                <w:sz w:val="16"/>
-              </w:rPr>
-              <w:t>附件8量纲核验</w:t>
-            </w:r>
-          </w:p>
-        </w:tc>
-        <w:tc>
-          <w:tcPr>
-            <w:tcW w:type="dxa" w:w="2211"/>
-            <w:tcBorders>
-              <w:left w:val="nil"/>
-              <w:right w:val="nil"/>
-              <w:insideH w:val="nil"/>
-              <w:insideV w:val="nil"/>
-            </w:tcBorders>
-            <w:tcMar>
-              <w:top w:w="45" w:type="dxa"/>
-              <w:start w:w="70" w:type="dxa"/>
-              <w:bottom w:w="45" w:type="dxa"/>
-              <w:end w:w="70" w:type="dxa"/>
-            </w:tcMar>
-            <w:vAlign w:val="center"/>
-          </w:tcPr>
-          <w:p>
-            <w:pPr>
-              <w:pStyle w:val="BodyText"/>
-              <w:spacing w:before="30" w:after="30"/>
-              <w:ind w:firstLine="0"/>
-              <w:jc w:val="center"/>
-            </w:pPr>
-            <w:r>
-              <w:rPr>
-                <w:rFonts w:ascii="Times New Roman" w:hAnsi="Times New Roman" w:eastAsia="宋体"/>
-                <w:b w:val="0"/>
-                <w:sz w:val="16"/>
-              </w:rPr>
-              <w:t>不对log10字段重复取对数</w:t>
-            </w:r>
-          </w:p>
-        </w:tc>
-      </w:tr>
-      <w:tr>
-        <w:trPr>
-          <w:trHeight w:hRule="atLeast"/>
-          <w:cantSplit/>
-        </w:trPr>
-        <w:tc>
-          <w:tcPr>
-            <w:tcW w:type="dxa" w:w="567"/>
-            <w:tcBorders>
-              <w:left w:val="nil"/>
-              <w:right w:val="nil"/>
-              <w:insideH w:val="nil"/>
-              <w:insideV w:val="nil"/>
-            </w:tcBorders>
-            <w:tcMar>
-              <w:top w:w="45" w:type="dxa"/>
-              <w:start w:w="70" w:type="dxa"/>
-              <w:bottom w:w="45" w:type="dxa"/>
-              <w:end w:w="70" w:type="dxa"/>
-            </w:tcMar>
-            <w:vAlign w:val="center"/>
-          </w:tcPr>
-          <w:p>
-            <w:pPr>
-              <w:pStyle w:val="BodyText"/>
-              <w:spacing w:before="30" w:after="30"/>
-              <w:ind w:firstLine="0"/>
-              <w:jc w:val="center"/>
-            </w:pPr>
-            <w:r>
-              <w:rPr>
-                <w:rFonts w:ascii="Times New Roman" w:hAnsi="Times New Roman" w:eastAsia="宋体"/>
-                <w:b w:val="0"/>
-                <w:sz w:val="16"/>
-              </w:rPr>
-              <w:t>P4</w:t>
-            </w:r>
-          </w:p>
-        </w:tc>
-        <w:tc>
-          <w:tcPr>
-            <w:tcW w:type="dxa" w:w="2381"/>
-            <w:tcBorders>
-              <w:left w:val="nil"/>
-              <w:right w:val="nil"/>
-              <w:insideH w:val="nil"/>
-              <w:insideV w:val="nil"/>
-            </w:tcBorders>
-            <w:tcMar>
-              <w:top w:w="45" w:type="dxa"/>
-              <w:start w:w="70" w:type="dxa"/>
-              <w:bottom w:w="45" w:type="dxa"/>
-              <w:end w:w="70" w:type="dxa"/>
-            </w:tcMar>
-            <w:vAlign w:val="center"/>
-          </w:tcPr>
-          <w:p>
-            <w:pPr>
-              <w:pStyle w:val="BodyText"/>
-              <w:spacing w:before="30" w:after="30"/>
-              <w:ind w:firstLine="0"/>
-              <w:jc w:val="center"/>
-            </w:pPr>
-            <w:r>
-              <w:rPr>
-                <w:rFonts w:ascii="Times New Roman" w:hAnsi="Times New Roman" w:eastAsia="宋体"/>
-                <w:b w:val="0"/>
-                <w:sz w:val="16"/>
-              </w:rPr>
-              <w:t>中位数填补+缺失指示</w:t>
-            </w:r>
-          </w:p>
-        </w:tc>
-        <w:tc>
-          <w:tcPr>
-            <w:tcW w:type="dxa" w:w="1871"/>
-            <w:tcBorders>
-              <w:left w:val="nil"/>
-              <w:right w:val="nil"/>
-              <w:insideH w:val="nil"/>
-              <w:insideV w:val="nil"/>
-            </w:tcBorders>
-            <w:tcMar>
-              <w:top w:w="45" w:type="dxa"/>
-              <w:start w:w="70" w:type="dxa"/>
-              <w:bottom w:w="45" w:type="dxa"/>
-              <w:end w:w="70" w:type="dxa"/>
-            </w:tcMar>
-            <w:vAlign w:val="center"/>
-          </w:tcPr>
-          <w:p>
-            <w:pPr>
-              <w:pStyle w:val="BodyText"/>
-              <w:spacing w:before="30" w:after="30"/>
-              <w:ind w:firstLine="0"/>
-              <w:jc w:val="center"/>
-            </w:pPr>
-            <w:r>
-              <w:rPr>
-                <w:rFonts w:ascii="Times New Roman" w:hAnsi="Times New Roman" w:eastAsia="宋体"/>
-                <w:b w:val="0"/>
-                <w:sz w:val="16"/>
-              </w:rPr>
-              <w:t>231→231+k，0≤k≤9</w:t>
-            </w:r>
-          </w:p>
-        </w:tc>
-        <w:tc>
-          <w:tcPr>
-            <w:tcW w:type="dxa" w:w="1814"/>
-            <w:tcBorders>
-              <w:left w:val="nil"/>
-              <w:right w:val="nil"/>
-              <w:insideH w:val="nil"/>
-              <w:insideV w:val="nil"/>
-            </w:tcBorders>
-            <w:tcMar>
-              <w:top w:w="45" w:type="dxa"/>
-              <w:start w:w="70" w:type="dxa"/>
-              <w:bottom w:w="45" w:type="dxa"/>
-              <w:end w:w="70" w:type="dxa"/>
-            </w:tcMar>
-            <w:vAlign w:val="center"/>
-          </w:tcPr>
-          <w:p>
-            <w:pPr>
-              <w:pStyle w:val="BodyText"/>
-              <w:spacing w:before="30" w:after="30"/>
-              <w:ind w:firstLine="0"/>
-              <w:jc w:val="center"/>
-            </w:pPr>
-            <w:r>
-              <w:rPr>
-                <w:rFonts w:ascii="Times New Roman" w:hAnsi="Times New Roman" w:eastAsia="宋体"/>
-                <w:b w:val="0"/>
-                <w:sz w:val="16"/>
-              </w:rPr>
-              <w:t>每个训练折</w:t>
-            </w:r>
-          </w:p>
-        </w:tc>
-        <w:tc>
-          <w:tcPr>
-            <w:tcW w:type="dxa" w:w="2211"/>
-            <w:tcBorders>
-              <w:left w:val="nil"/>
-              <w:right w:val="nil"/>
-              <w:insideH w:val="nil"/>
-              <w:insideV w:val="nil"/>
-            </w:tcBorders>
-            <w:tcMar>
-              <w:top w:w="45" w:type="dxa"/>
-              <w:start w:w="70" w:type="dxa"/>
-              <w:bottom w:w="45" w:type="dxa"/>
-              <w:end w:w="70" w:type="dxa"/>
-            </w:tcMar>
-            <w:vAlign w:val="center"/>
-          </w:tcPr>
-          <w:p>
-            <w:pPr>
-              <w:pStyle w:val="BodyText"/>
-              <w:spacing w:before="30" w:after="30"/>
-              <w:ind w:firstLine="0"/>
-              <w:jc w:val="center"/>
-            </w:pPr>
-            <w:r>
-              <w:rPr>
-                <w:rFonts w:ascii="Times New Roman" w:hAnsi="Times New Roman" w:eastAsia="宋体"/>
-                <w:b w:val="0"/>
-                <w:sz w:val="16"/>
-              </w:rPr>
-              <w:t>保留样本并防止泄漏</w:t>
-            </w:r>
-          </w:p>
-        </w:tc>
-      </w:tr>
-      <w:tr>
-        <w:trPr>
-          <w:trHeight w:hRule="atLeast"/>
-          <w:cantSplit/>
-        </w:trPr>
-        <w:tc>
-          <w:tcPr>
-            <w:tcW w:type="dxa" w:w="567"/>
-            <w:tcBorders>
-              <w:left w:val="nil"/>
-              <w:right w:val="nil"/>
-              <w:insideH w:val="nil"/>
-              <w:insideV w:val="nil"/>
-            </w:tcBorders>
-            <w:tcMar>
-              <w:top w:w="45" w:type="dxa"/>
-              <w:start w:w="70" w:type="dxa"/>
-              <w:bottom w:w="45" w:type="dxa"/>
-              <w:end w:w="70" w:type="dxa"/>
-            </w:tcMar>
-            <w:vAlign w:val="center"/>
-          </w:tcPr>
-          <w:p>
-            <w:pPr>
-              <w:pStyle w:val="BodyText"/>
-              <w:spacing w:before="30" w:after="30"/>
-              <w:ind w:firstLine="0"/>
-              <w:jc w:val="center"/>
-            </w:pPr>
-            <w:r>
-              <w:rPr>
-                <w:rFonts w:ascii="Times New Roman" w:hAnsi="Times New Roman" w:eastAsia="宋体"/>
-                <w:b w:val="0"/>
-                <w:sz w:val="16"/>
-              </w:rPr>
-              <w:t>P5</w:t>
-            </w:r>
-          </w:p>
-        </w:tc>
-        <w:tc>
-          <w:tcPr>
-            <w:tcW w:type="dxa" w:w="2381"/>
-            <w:tcBorders>
-              <w:left w:val="nil"/>
-              <w:right w:val="nil"/>
-              <w:insideH w:val="nil"/>
-              <w:insideV w:val="nil"/>
-            </w:tcBorders>
-            <w:tcMar>
-              <w:top w:w="45" w:type="dxa"/>
-              <w:start w:w="70" w:type="dxa"/>
-              <w:bottom w:w="45" w:type="dxa"/>
-              <w:end w:w="70" w:type="dxa"/>
-            </w:tcMar>
-            <w:vAlign w:val="center"/>
-          </w:tcPr>
-          <w:p>
-            <w:pPr>
-              <w:pStyle w:val="BodyText"/>
-              <w:spacing w:before="30" w:after="30"/>
-              <w:ind w:firstLine="0"/>
-              <w:jc w:val="center"/>
-            </w:pPr>
-            <w:r>
-              <w:rPr>
-                <w:rFonts w:ascii="Times New Roman" w:hAnsi="Times New Roman" w:eastAsia="宋体"/>
-                <w:b w:val="0"/>
-                <w:sz w:val="16"/>
-              </w:rPr>
-              <w:t>主分析不删样、不全局截尾</w:t>
-            </w:r>
-          </w:p>
-        </w:tc>
-        <w:tc>
-          <w:tcPr>
-            <w:tcW w:type="dxa" w:w="1871"/>
-            <w:tcBorders>
-              <w:left w:val="nil"/>
-              <w:right w:val="nil"/>
-              <w:insideH w:val="nil"/>
-              <w:insideV w:val="nil"/>
-            </w:tcBorders>
-            <w:tcMar>
-              <w:top w:w="45" w:type="dxa"/>
-              <w:start w:w="70" w:type="dxa"/>
-              <w:bottom w:w="45" w:type="dxa"/>
-              <w:end w:w="70" w:type="dxa"/>
-            </w:tcMar>
-            <w:vAlign w:val="center"/>
-          </w:tcPr>
-          <w:p>
-            <w:pPr>
-              <w:pStyle w:val="BodyText"/>
-              <w:spacing w:before="30" w:after="30"/>
-              <w:ind w:firstLine="0"/>
-              <w:jc w:val="center"/>
-            </w:pPr>
-            <w:r>
-              <w:rPr>
-                <w:rFonts w:ascii="Times New Roman" w:hAnsi="Times New Roman" w:eastAsia="宋体"/>
-                <w:b w:val="0"/>
-                <w:sz w:val="16"/>
-              </w:rPr>
-              <w:t>250行不变</w:t>
-            </w:r>
-          </w:p>
-        </w:tc>
-        <w:tc>
-          <w:tcPr>
-            <w:tcW w:type="dxa" w:w="1814"/>
-            <w:tcBorders>
-              <w:left w:val="nil"/>
-              <w:right w:val="nil"/>
-              <w:insideH w:val="nil"/>
-              <w:insideV w:val="nil"/>
-            </w:tcBorders>
-            <w:tcMar>
-              <w:top w:w="45" w:type="dxa"/>
-              <w:start w:w="70" w:type="dxa"/>
-              <w:bottom w:w="45" w:type="dxa"/>
-              <w:end w:w="70" w:type="dxa"/>
-            </w:tcMar>
-            <w:vAlign w:val="center"/>
-          </w:tcPr>
-          <w:p>
-            <w:pPr>
-              <w:pStyle w:val="BodyText"/>
-              <w:spacing w:before="30" w:after="30"/>
-              <w:ind w:firstLine="0"/>
-              <w:jc w:val="center"/>
-            </w:pPr>
-            <w:r>
-              <w:rPr>
-                <w:rFonts w:ascii="Times New Roman" w:hAnsi="Times New Roman" w:eastAsia="宋体"/>
-                <w:b w:val="0"/>
-                <w:sz w:val="16"/>
-              </w:rPr>
-              <w:t>主分析</w:t>
-            </w:r>
-          </w:p>
-        </w:tc>
-        <w:tc>
-          <w:tcPr>
-            <w:tcW w:type="dxa" w:w="2211"/>
-            <w:tcBorders>
-              <w:left w:val="nil"/>
-              <w:right w:val="nil"/>
-              <w:insideH w:val="nil"/>
-              <w:insideV w:val="nil"/>
-            </w:tcBorders>
-            <w:tcMar>
-              <w:top w:w="45" w:type="dxa"/>
-              <w:start w:w="70" w:type="dxa"/>
-              <w:bottom w:w="45" w:type="dxa"/>
-              <w:end w:w="70" w:type="dxa"/>
-            </w:tcMar>
-            <w:vAlign w:val="center"/>
-          </w:tcPr>
-          <w:p>
-            <w:pPr>
-              <w:pStyle w:val="BodyText"/>
-              <w:spacing w:before="30" w:after="30"/>
-              <w:ind w:firstLine="0"/>
-              <w:jc w:val="center"/>
-            </w:pPr>
-            <w:r>
-              <w:rPr>
-                <w:rFonts w:ascii="Times New Roman" w:hAnsi="Times New Roman" w:eastAsia="宋体"/>
-                <w:b w:val="0"/>
-                <w:sz w:val="16"/>
-              </w:rPr>
-              <w:t>保留真实风格差异</w:t>
-            </w:r>
-          </w:p>
-        </w:tc>
-      </w:tr>
-      <w:tr>
-        <w:trPr>
-          <w:trHeight w:hRule="atLeast"/>
-          <w:cantSplit/>
-        </w:trPr>
-        <w:tc>
-          <w:tcPr>
-            <w:tcW w:type="dxa" w:w="567"/>
-            <w:tcBorders>
-              <w:left w:val="nil"/>
-              <w:bottom w:val="single" w:sz="10" w:color="000000"/>
-              <w:right w:val="nil"/>
-              <w:insideH w:val="nil"/>
-              <w:insideV w:val="nil"/>
-            </w:tcBorders>
-            <w:tcMar>
-              <w:top w:w="45" w:type="dxa"/>
-              <w:start w:w="70" w:type="dxa"/>
-              <w:bottom w:w="45" w:type="dxa"/>
-              <w:end w:w="70" w:type="dxa"/>
-            </w:tcMar>
-            <w:vAlign w:val="center"/>
-          </w:tcPr>
-          <w:p>
-            <w:pPr>
-              <w:pStyle w:val="BodyText"/>
-              <w:spacing w:before="30" w:after="30"/>
-              <w:ind w:firstLine="0"/>
-              <w:jc w:val="center"/>
-            </w:pPr>
-            <w:r>
-              <w:rPr>
-                <w:rFonts w:ascii="Times New Roman" w:hAnsi="Times New Roman" w:eastAsia="宋体"/>
-                <w:b w:val="0"/>
-                <w:sz w:val="16"/>
-              </w:rPr>
-              <w:t>P6</w:t>
-            </w:r>
-          </w:p>
-        </w:tc>
-        <w:tc>
-          <w:tcPr>
-            <w:tcW w:type="dxa" w:w="2381"/>
-            <w:tcBorders>
-              <w:left w:val="nil"/>
-              <w:bottom w:val="single" w:sz="10" w:color="000000"/>
-              <w:right w:val="nil"/>
-              <w:insideH w:val="nil"/>
-              <w:insideV w:val="nil"/>
-            </w:tcBorders>
-            <w:tcMar>
-              <w:top w:w="45" w:type="dxa"/>
-              <w:start w:w="70" w:type="dxa"/>
-              <w:bottom w:w="45" w:type="dxa"/>
-              <w:end w:w="70" w:type="dxa"/>
-            </w:tcMar>
-            <w:vAlign w:val="center"/>
-          </w:tcPr>
-          <w:p>
-            <w:pPr>
-              <w:pStyle w:val="BodyText"/>
-              <w:spacing w:before="30" w:after="30"/>
-              <w:ind w:firstLine="0"/>
-              <w:jc w:val="center"/>
-            </w:pPr>
-            <w:r>
-              <w:rPr>
-                <w:rFonts w:ascii="Times New Roman" w:hAnsi="Times New Roman" w:eastAsia="宋体"/>
-                <w:b w:val="0"/>
-                <w:sz w:val="16"/>
-              </w:rPr>
-              <w:t>z尺度建模，折内CDF映射0—6</w:t>
-            </w:r>
-          </w:p>
-        </w:tc>
-        <w:tc>
-          <w:tcPr>
-            <w:tcW w:type="dxa" w:w="1871"/>
-            <w:tcBorders>
-              <w:left w:val="nil"/>
-              <w:bottom w:val="single" w:sz="10" w:color="000000"/>
-              <w:right w:val="nil"/>
-              <w:insideH w:val="nil"/>
-              <w:insideV w:val="nil"/>
-            </w:tcBorders>
-            <w:tcMar>
-              <w:top w:w="45" w:type="dxa"/>
-              <w:start w:w="70" w:type="dxa"/>
-              <w:bottom w:w="45" w:type="dxa"/>
-              <w:end w:w="70" w:type="dxa"/>
-            </w:tcMar>
-            <w:vAlign w:val="center"/>
-          </w:tcPr>
-          <w:p>
-            <w:pPr>
-              <w:pStyle w:val="BodyText"/>
-              <w:spacing w:before="30" w:after="30"/>
-              <w:ind w:firstLine="0"/>
-              <w:jc w:val="center"/>
-            </w:pPr>
-            <w:r>
-              <w:rPr>
-                <w:rFonts w:ascii="Times New Roman" w:hAnsi="Times New Roman" w:eastAsia="宋体"/>
-                <w:b w:val="0"/>
-                <w:sz w:val="16"/>
-              </w:rPr>
-              <w:t>50维z+50维等级</w:t>
-            </w:r>
-          </w:p>
-        </w:tc>
-        <w:tc>
-          <w:tcPr>
-            <w:tcW w:type="dxa" w:w="1814"/>
-            <w:tcBorders>
-              <w:left w:val="nil"/>
-              <w:bottom w:val="single" w:sz="10" w:color="000000"/>
-              <w:right w:val="nil"/>
-              <w:insideH w:val="nil"/>
-              <w:insideV w:val="nil"/>
-            </w:tcBorders>
-            <w:tcMar>
-              <w:top w:w="45" w:type="dxa"/>
-              <w:start w:w="70" w:type="dxa"/>
-              <w:bottom w:w="45" w:type="dxa"/>
-              <w:end w:w="70" w:type="dxa"/>
-            </w:tcMar>
-            <w:vAlign w:val="center"/>
-          </w:tcPr>
-          <w:p>
-            <w:pPr>
-              <w:pStyle w:val="BodyText"/>
-              <w:spacing w:before="30" w:after="30"/>
-              <w:ind w:firstLine="0"/>
-              <w:jc w:val="center"/>
-            </w:pPr>
-            <w:r>
-              <w:rPr>
-                <w:rFonts w:ascii="Times New Roman" w:hAnsi="Times New Roman" w:eastAsia="宋体"/>
-                <w:b w:val="0"/>
-                <w:sz w:val="16"/>
-              </w:rPr>
-              <w:t>每个训练折</w:t>
-            </w:r>
-          </w:p>
-        </w:tc>
-        <w:tc>
-          <w:tcPr>
-            <w:tcW w:type="dxa" w:w="2211"/>
-            <w:tcBorders>
-              <w:left w:val="nil"/>
-              <w:bottom w:val="single" w:sz="10" w:color="000000"/>
-              <w:right w:val="nil"/>
-              <w:insideH w:val="nil"/>
-              <w:insideV w:val="nil"/>
-            </w:tcBorders>
-            <w:tcMar>
-              <w:top w:w="45" w:type="dxa"/>
-              <w:start w:w="70" w:type="dxa"/>
-              <w:bottom w:w="45" w:type="dxa"/>
-              <w:end w:w="70" w:type="dxa"/>
-            </w:tcMar>
-            <w:vAlign w:val="center"/>
-          </w:tcPr>
-          <w:p>
-            <w:pPr>
-              <w:pStyle w:val="BodyText"/>
-              <w:spacing w:before="30" w:after="30"/>
-              <w:ind w:firstLine="0"/>
-              <w:jc w:val="center"/>
-            </w:pPr>
-            <w:r>
-              <w:rPr>
-                <w:rFonts w:ascii="Times New Roman" w:hAnsi="Times New Roman" w:eastAsia="宋体"/>
-                <w:b w:val="0"/>
-                <w:sz w:val="16"/>
-              </w:rPr>
-              <w:t>保证量表映射不窥视验证折</w:t>
-            </w:r>
-          </w:p>
-        </w:tc>
-      </w:tr>
-    </w:tbl>
-    <w:p>
-      <w:pPr>
-        <w:pStyle w:val="Heading3"/>
-        <w:keepNext/>
-      </w:pPr>
-      <w:r>
-        <w:t>模型建立与 0—6 量表映射</w:t>
+        <w:t>式中，输入向量含 231 个化学与理化特征，输出向量含 50 个标准化感官分量；F 表示待估计的多输出映射，误差项表示未被化学特征解释的随机偏差。</w:t>
       </w:r>
     </w:p>
     <w:p>
@@ -2918,7 +2988,7 @@
         <w:jc w:val="both"/>
       </w:pPr>
       <w:r>
-        <w:t>其中，B 为树的数量，T_bj(x) 为第 b 棵树对目标 j 的输出。每个外层训练折内再使用 3 折交叉验证，以宏平均 MAE 选择 max_features 和 min_samples_leaf，避免直接根据外层结果调参。表3给出各模型在实验中的作用。</w:t>
+        <w:t>式中，回归树数量固定为 300，第 b 棵树分别给出目标 j 的预测。每个外层训练折内再使用 3 折交叉验证，以宏平均 MAE 选择 max_features 和 min_samples_leaf，候选值分别为 {0.33, 0.60, 1.00} 与 {1, 2, 4, 8}，共 12 种组合；树深不预先截断，随机种子固定为 20261023。该设置以叶节点最小样本数控制过拟合，并避免直接根据外层结果调参。表3给出各模型在实验中的作用。</w:t>
       </w:r>
     </w:p>
     <w:p>
@@ -3823,7 +3893,7 @@
         <w:jc w:val="both"/>
       </w:pPr>
       <w:r>
-        <w:t>由于附件未给出每位评委在每个属性上的原始均值和标准差，标准化聚合值无法唯一逆变换为原始 0—6 平均分。本文对每个外层测试样本，仅利用对应训练折中第 j 个感官目标的经验分布函数 F̂_j,tr，将标准化预测值单调映射为 0—6 的相对强度等级：</w:t>
+        <w:t>由于附件未给出每位评委在每个属性上的原始均值和标准差，标准化聚合值无法唯一逆变换为原始 0—6 平均分。本文对每个外层测试样本，仅利用对应训练折中第 j 个感官目标的经验分布函数，将标准化预测值单调映射为 0—6 的相对强度等级：</w:t>
       </w:r>
     </w:p>
     <w:tbl>
@@ -4476,6 +4546,16 @@
         </w:tc>
       </w:tr>
     </w:tbl>
+    <w:p>
+      <w:pPr>
+        <w:pStyle w:val="BodyText"/>
+        <w:widowControl/>
+        <w:jc w:val="both"/>
+      </w:pPr>
+      <w:r>
+        <w:t>式中，下标 i 与 j 分别表示样本和感官目标，带帽项表示折外预测值，带横线项表示评价样本中的目标均值，n 为相应评价样本数。R² 衡量相对均值基线的解释度，MAE 衡量标准化感官尺度上的平均绝对偏差。</w:t>
+      </w:r>
+    </w:p>
     <w:p>
       <w:pPr>
         <w:pStyle w:val="BodyText"/>
@@ -5885,6 +5965,16 @@
     </w:p>
     <w:p>
       <w:pPr>
+        <w:pStyle w:val="BodyText"/>
+        <w:widowControl/>
+        <w:jc w:val="both"/>
+      </w:pPr>
+      <w:r>
+        <w:t>图4表明，风格间误差差异与样本量不均同时存在，最小类别的单点变化即可明显改变组内 MAE；右图的经验分布映射保持各目标内部的强弱次序，适合报告相对等级，但不改变其非原始评分的统计含义。</w:t>
+      </w:r>
+    </w:p>
+    <w:p>
+      <w:pPr>
         <w:pStyle w:val="Heading3"/>
         <w:keepNext/>
       </w:pPr>
@@ -5899,7 +5989,7 @@
         <w:jc w:val="both"/>
       </w:pPr>
       <w:r>
-        <w:t>五类模型形成逐层结构对照：全局均值衡量无信息输出，风格收缩均值衡量风格先验，PLS2 检验低秩共享结构，Ridge 衡量稳健线性映射，ExtraTrees 进一步引入非线性与交互。ExtraTrees 同时超过风格基线和两类线性/低秩模型，说明化学特征中的非线性信息对预测有实质贡献。为减少不同样本划分带来的偶然性，每款啤酒先将 50 个目标的绝对误差取平均，再对模型差值进行 20,000 次样本对自助重抽样。</w:t>
+        <w:t>五类模型形成逐层结构对照：全局均值衡量无信息输出，风格收缩均值衡量风格先验，PLS2 检验低秩共享结构，Ridge 衡量稳健线性映射，ExtraTrees 进一步引入非线性与交互。ExtraTrees 同时超过风格基线和两类线性/低秩模型，支持在当前数据上优先采用具有非线性与交互表达能力的树集成。由于模型族与输入变换同时变化，该对照不能把全部增益因果归于某一种机制。这里的消融口径是逐步增加风格先验、低秩或线性映射与非线性交互的模型结构级对照；缺失指示、风格 one-hot 和折内截尾等特征级组件未纳入本组结论。为减少不同样本划分带来的偶然性，每款啤酒先将 50 个目标的绝对误差取平均，再对模型差值进行 20,000 次样本对自助重抽样。</w:t>
       </w:r>
     </w:p>
     <w:tbl>
@@ -6068,6 +6158,16 @@
     <w:p>
       <w:pPr>
         <w:pStyle w:val="BodyText"/>
+        <w:widowControl/>
+        <w:jc w:val="both"/>
+      </w:pPr>
+      <w:r>
+        <w:t>式中，样本总数取 250，括号内两项分别表示 ExtraTrees 与对照模型对同一款啤酒 50 个感官目标的平均绝对误差；配对差值为负时表示 ExtraTrees 的误差更低。</w:t>
+      </w:r>
+    </w:p>
+    <w:p>
+      <w:pPr>
+        <w:pStyle w:val="BodyText"/>
         <w:keepNext/>
         <w:spacing w:before="60" w:after="40"/>
         <w:ind w:firstLine="0"/>
@@ -6982,7 +7082,7 @@
         <w:jc w:val="both"/>
       </w:pPr>
       <w:r>
-        <w:t>在 30 个外层训练折中，内层选择结果集中于五种参数组合：max_features=1.00、min_samples_leaf=2 出现 11 次，1.00/1 出现 7 次，0.60/2 出现 6 次，0.60/1 出现 5 次，1.00/4 出现 1 次。多个相近复杂度的组合被选中，表明局部参数有一定敏感性；但宏平均 R² 与 MAE 的跨重复标准差仅为 0.0058 和 0.0011，说明最终性能对随机划分较稳定。</w:t>
+        <w:t>在 30 个外层训练折中，内层选择结果集中于五种参数组合：max_features=1.00、min_samples_leaf=2 出现 11 次，1.00/1 出现 7 次，0.60/2 出现 6 次，0.60/1 出现 5 次，1.00/4 出现 1 次。该入选频率用于描述有限样本下的参数选择稳定性，不等同于连续单参数扰动曲线。多个相近复杂度的组合均被选中，说明不存在唯一占优的局部组合；但宏平均 R² 与 MAE 的跨重复标准差仅为 0.0058 和 0.0011，说明最终性能对随机划分较稳定。</w:t>
       </w:r>
     </w:p>
     <w:p>
